--- a/00-首页/题组Word/第一轮·综合套卷/第一轮综合卷12-学生版.docx
+++ b/00-首页/题组Word/第一轮·综合套卷/第一轮综合卷12-学生版.docx
@@ -3545,7 +3545,311 @@
         <w:rPr>
           <w:rFonts w:hint="eastAsia" w:ascii="Times New Roman" w:hAnsi="Times New Roman" w:eastAsia="FangSong" w:cs="Times New Roman"/>
         </w:rPr>
-        <w:t xml:space="preserve">已知硼化物</w:t>
+        <w:t>目前</w:t>
+      </w:r>
+      <w:r>
+        <w:rPr>
+          <w:rFonts w:hint="eastAsia" w:ascii="Times New Roman" w:hAnsi="Times New Roman" w:eastAsia="Times New Roman" w:cs="Times New Roman"/>
+        </w:rPr>
+        <w:t>，</w:t>
+      </w:r>
+      <w:r>
+        <w:rPr>
+          <w:rFonts w:hint="eastAsia" w:ascii="Times New Roman" w:hAnsi="Times New Roman" w:eastAsia="FangSong" w:cs="Times New Roman"/>
+        </w:rPr>
+        <w:t>科学家正在设法探寻</w:t>
+      </w:r>
+      <w:r>
+        <w:rPr>
+          <w:rFonts w:hint="eastAsia" w:ascii="Times New Roman" w:hAnsi="Times New Roman" w:eastAsia="Times New Roman" w:cs="Times New Roman"/>
+        </w:rPr>
+        <w:t>”</w:t>
+      </w:r>
+      <w:r>
+        <w:rPr>
+          <w:rFonts w:hint="eastAsia" w:ascii="Times New Roman" w:hAnsi="Times New Roman" w:eastAsia="FangSong" w:cs="Times New Roman"/>
+        </w:rPr>
+        <w:t>反物质</w:t>
+      </w:r>
+      <w:r>
+        <w:rPr>
+          <w:rFonts w:hint="eastAsia" w:ascii="Times New Roman" w:hAnsi="Times New Roman" w:eastAsia="Times New Roman" w:cs="Times New Roman"/>
+        </w:rPr>
+        <w:t>”。</w:t>
+      </w:r>
+      <w:r>
+        <w:rPr>
+          <w:rFonts w:hint="eastAsia" w:ascii="Times New Roman" w:hAnsi="Times New Roman" w:eastAsia="FangSong" w:cs="Times New Roman"/>
+        </w:rPr>
+        <w:t>所谓</w:t>
+      </w:r>
+      <w:r>
+        <w:rPr>
+          <w:rFonts w:hint="eastAsia" w:ascii="Times New Roman" w:hAnsi="Times New Roman" w:eastAsia="Times New Roman" w:cs="Times New Roman"/>
+        </w:rPr>
+        <w:t>”</w:t>
+      </w:r>
+      <w:r>
+        <w:rPr>
+          <w:rFonts w:hint="eastAsia" w:ascii="Times New Roman" w:hAnsi="Times New Roman" w:eastAsia="FangSong" w:cs="Times New Roman"/>
+        </w:rPr>
+        <w:t>反物质</w:t>
+      </w:r>
+      <w:r>
+        <w:rPr>
+          <w:rFonts w:hint="eastAsia" w:ascii="Times New Roman" w:hAnsi="Times New Roman" w:eastAsia="Times New Roman" w:cs="Times New Roman"/>
+        </w:rPr>
+        <w:t>”</w:t>
+      </w:r>
+      <w:r>
+        <w:rPr>
+          <w:rFonts w:hint="eastAsia" w:ascii="Times New Roman" w:hAnsi="Times New Roman" w:eastAsia="FangSong" w:cs="Times New Roman"/>
+        </w:rPr>
+        <w:t>是由</w:t>
+      </w:r>
+      <w:r>
+        <w:rPr>
+          <w:rFonts w:hint="eastAsia" w:ascii="Times New Roman" w:hAnsi="Times New Roman" w:eastAsia="Times New Roman" w:cs="Times New Roman"/>
+        </w:rPr>
+        <w:t>”</w:t>
+      </w:r>
+      <w:r>
+        <w:rPr>
+          <w:rFonts w:hint="eastAsia" w:ascii="Times New Roman" w:hAnsi="Times New Roman" w:eastAsia="FangSong" w:cs="Times New Roman"/>
+        </w:rPr>
+        <w:t>反粒子</w:t>
+      </w:r>
+      <w:r>
+        <w:rPr>
+          <w:rFonts w:hint="eastAsia" w:ascii="Times New Roman" w:hAnsi="Times New Roman" w:eastAsia="Times New Roman" w:cs="Times New Roman"/>
+        </w:rPr>
+        <w:t>”</w:t>
+      </w:r>
+      <w:r>
+        <w:rPr>
+          <w:rFonts w:hint="eastAsia" w:ascii="Times New Roman" w:hAnsi="Times New Roman" w:eastAsia="FangSong" w:cs="Times New Roman"/>
+        </w:rPr>
+        <w:t>构成的</w:t>
+      </w:r>
+      <w:r>
+        <w:rPr>
+          <w:rFonts w:hint="eastAsia" w:ascii="Times New Roman" w:hAnsi="Times New Roman" w:eastAsia="Times New Roman" w:cs="Times New Roman"/>
+        </w:rPr>
+        <w:t>，</w:t>
+      </w:r>
+      <w:r>
+        <w:rPr>
+          <w:rFonts w:hint="eastAsia" w:ascii="Times New Roman" w:hAnsi="Times New Roman" w:eastAsia="Times New Roman" w:cs="Times New Roman"/>
+        </w:rPr>
+        <w:t>“</w:t>
+      </w:r>
+      <w:r>
+        <w:rPr>
+          <w:rFonts w:hint="eastAsia" w:ascii="Times New Roman" w:hAnsi="Times New Roman" w:eastAsia="FangSong" w:cs="Times New Roman"/>
+        </w:rPr>
+        <w:t>反粒子</w:t>
+      </w:r>
+      <w:r>
+        <w:rPr>
+          <w:rFonts w:hint="eastAsia" w:ascii="Times New Roman" w:hAnsi="Times New Roman" w:eastAsia="Times New Roman" w:cs="Times New Roman"/>
+        </w:rPr>
+        <w:t>”</w:t>
+      </w:r>
+      <w:r>
+        <w:rPr>
+          <w:rFonts w:hint="eastAsia" w:ascii="Times New Roman" w:hAnsi="Times New Roman" w:eastAsia="FangSong" w:cs="Times New Roman"/>
+        </w:rPr>
+        <w:t>与其对应的正粒子具有相同的质量和相同的电量</w:t>
+      </w:r>
+      <w:r>
+        <w:rPr>
+          <w:rFonts w:hint="eastAsia" w:ascii="Times New Roman" w:hAnsi="Times New Roman" w:eastAsia="Times New Roman" w:cs="Times New Roman"/>
+        </w:rPr>
+        <w:t>，</w:t>
+      </w:r>
+      <w:r>
+        <w:rPr>
+          <w:rFonts w:hint="eastAsia" w:ascii="Times New Roman" w:hAnsi="Times New Roman" w:eastAsia="FangSong" w:cs="Times New Roman"/>
+        </w:rPr>
+        <w:t>但电荷的符号相反</w:t>
+      </w:r>
+      <w:r>
+        <w:rPr>
+          <w:rFonts w:hint="eastAsia" w:ascii="Times New Roman" w:hAnsi="Times New Roman" w:eastAsia="Times New Roman" w:cs="Times New Roman"/>
+        </w:rPr>
+        <w:t>。2002</w:t>
+      </w:r>
+      <w:r>
+        <w:rPr>
+          <w:rFonts w:ascii="Times New Roman" w:hAnsi="Times New Roman" w:eastAsia="Times New Roman" w:cs="Times New Roman"/>
+        </w:rPr>
+        <w:t xml:space="preserve"> </w:t>
+      </w:r>
+      <w:r>
+        <w:rPr>
+          <w:rFonts w:hint="eastAsia" w:ascii="Times New Roman" w:hAnsi="Times New Roman" w:eastAsia="FangSong" w:cs="Times New Roman"/>
+        </w:rPr>
+        <w:t xml:space="preserve">年</w:t>
+      </w:r>
+      <w:r>
+        <w:rPr>
+          <w:rFonts w:ascii="Times New Roman" w:hAnsi="Times New Roman" w:eastAsia="Times New Roman" w:cs="Times New Roman"/>
+        </w:rPr>
+        <w:t xml:space="preserve"> 9 </w:t>
+      </w:r>
+      <w:r>
+        <w:rPr>
+          <w:rFonts w:hint="eastAsia" w:ascii="Times New Roman" w:hAnsi="Times New Roman" w:eastAsia="FangSong" w:cs="Times New Roman"/>
+        </w:rPr>
+        <w:t xml:space="preserve">月</w:t>
+      </w:r>
+      <w:r>
+        <w:rPr>
+          <w:rFonts w:ascii="Times New Roman" w:hAnsi="Times New Roman" w:eastAsia="Times New Roman" w:cs="Times New Roman"/>
+        </w:rPr>
+        <w:t xml:space="preserve"> 20 </w:t>
+      </w:r>
+      <w:r>
+        <w:rPr>
+          <w:rFonts w:hint="eastAsia" w:ascii="Times New Roman" w:hAnsi="Times New Roman" w:eastAsia="FangSong" w:cs="Times New Roman"/>
+        </w:rPr>
+        <w:t>日</w:t>
+      </w:r>
+      <w:r>
+        <w:rPr>
+          <w:rFonts w:hint="eastAsia" w:ascii="Times New Roman" w:hAnsi="Times New Roman" w:eastAsia="Times New Roman" w:cs="Times New Roman"/>
+        </w:rPr>
+        <w:t>，</w:t>
+      </w:r>
+      <w:r>
+        <w:rPr>
+          <w:rFonts w:hint="eastAsia" w:ascii="Times New Roman" w:hAnsi="Times New Roman" w:eastAsia="FangSong" w:cs="Times New Roman"/>
+        </w:rPr>
+        <w:t>欧洲核子研究中心成功制造出约</w:t>
+      </w:r>
+      <w:r>
+        <w:rPr>
+          <w:rFonts w:ascii="Times New Roman" w:hAnsi="Times New Roman" w:eastAsia="Times New Roman" w:cs="Times New Roman"/>
+        </w:rPr>
+        <w:t xml:space="preserve"> 5 </w:t>
+      </w:r>
+      <w:r>
+        <w:rPr>
+          <w:rFonts w:hint="eastAsia" w:ascii="Times New Roman" w:hAnsi="Times New Roman" w:eastAsia="FangSong" w:cs="Times New Roman"/>
+        </w:rPr>
+        <w:t>万个低能量状态的反氢原子</w:t>
+      </w:r>
+      <w:r>
+        <w:rPr>
+          <w:rFonts w:hint="eastAsia" w:ascii="Times New Roman" w:hAnsi="Times New Roman" w:eastAsia="Times New Roman" w:cs="Times New Roman"/>
+        </w:rPr>
+        <w:t>，</w:t>
+      </w:r>
+      <w:r>
+        <w:rPr>
+          <w:rFonts w:hint="eastAsia" w:ascii="Times New Roman" w:hAnsi="Times New Roman" w:eastAsia="FangSong" w:cs="Times New Roman"/>
+        </w:rPr>
+        <w:t>这是人类首次在受控条件下大批量制造反物质</w:t>
+      </w:r>
+      <w:r>
+        <w:rPr>
+          <w:rFonts w:hint="eastAsia" w:ascii="Times New Roman" w:hAnsi="Times New Roman" w:eastAsia="Times New Roman" w:cs="Times New Roman"/>
+        </w:rPr>
+        <w:t>。</w:t>
+      </w:r>
+      <w:r>
+        <w:rPr>
+          <w:rFonts w:hint="eastAsia" w:ascii="Times New Roman" w:hAnsi="Times New Roman" w:eastAsia="FangSong" w:cs="Times New Roman"/>
+        </w:rPr>
+        <w:t>试回答</w:t>
+      </w:r>
+      <w:r>
+        <w:rPr>
+          <w:rFonts w:hint="eastAsia" w:ascii="Times New Roman" w:hAnsi="Times New Roman" w:eastAsia="Times New Roman" w:cs="Times New Roman"/>
+        </w:rPr>
+        <w:t>：</w:t>
+      </w:r>
+    </w:p>
+    <w:p>
+      <w:pPr>
+        <w:numPr>
+          <w:ilvl w:val="0"/>
+          <w:numId w:val="1006"/>
+        </w:numPr>
+      </w:pPr>
+      <w:r>
+        <w:rPr>
+          <w:rFonts w:hint="eastAsia" w:ascii="Times New Roman" w:hAnsi="Times New Roman" w:eastAsia="FangSong" w:cs="Times New Roman"/>
+        </w:rPr>
+        <w:t>科学家制造出的反氢原子的质量数为</w:t>
+      </w:r>
+      <w:r>
+        <w:rPr>
+          <w:rFonts w:hint="eastAsia" w:ascii="Times New Roman" w:hAnsi="Times New Roman" w:eastAsia="Times New Roman" w:cs="Times New Roman"/>
+        </w:rPr>
+        <w:t>____，</w:t>
+      </w:r>
+      <w:r>
+        <w:rPr>
+          <w:rFonts w:hint="eastAsia" w:ascii="Times New Roman" w:hAnsi="Times New Roman" w:eastAsia="FangSong" w:cs="Times New Roman"/>
+        </w:rPr>
+        <w:t>电荷数为</w:t>
+      </w:r>
+      <w:r>
+        <w:rPr>
+          <w:rFonts w:hint="eastAsia" w:ascii="Times New Roman" w:hAnsi="Times New Roman" w:eastAsia="Times New Roman" w:cs="Times New Roman"/>
+        </w:rPr>
+        <w:t>____。</w:t>
+      </w:r>
+    </w:p>
+    <w:p>
+      <w:pPr>
+        <w:numPr>
+          <w:ilvl w:val="0"/>
+          <w:numId w:val="1006"/>
+        </w:numPr>
+      </w:pPr>
+      <w:r>
+        <w:rPr>
+          <w:rFonts w:hint="eastAsia" w:ascii="Times New Roman" w:hAnsi="Times New Roman" w:eastAsia="FangSong" w:cs="Times New Roman"/>
+        </w:rPr>
+        <w:t>一对正</w:t>
+      </w:r>
+      <w:r>
+        <w:rPr>
+          <w:rFonts w:hint="eastAsia" w:ascii="Times New Roman" w:hAnsi="Times New Roman" w:eastAsia="Times New Roman" w:cs="Times New Roman"/>
+        </w:rPr>
+        <w:t>、</w:t>
+      </w:r>
+      <w:r>
+        <w:rPr>
+          <w:rFonts w:hint="eastAsia" w:ascii="Times New Roman" w:hAnsi="Times New Roman" w:eastAsia="FangSong" w:cs="Times New Roman"/>
+        </w:rPr>
+        <w:t>负电子相遇发生湮灭</w:t>
+      </w:r>
+      <w:r>
+        <w:rPr>
+          <w:rFonts w:hint="eastAsia" w:ascii="Times New Roman" w:hAnsi="Times New Roman" w:eastAsia="Times New Roman" w:cs="Times New Roman"/>
+        </w:rPr>
+        <w:t>，</w:t>
+      </w:r>
+      <w:r>
+        <w:rPr>
+          <w:rFonts w:hint="eastAsia" w:ascii="Times New Roman" w:hAnsi="Times New Roman" w:eastAsia="FangSong" w:cs="Times New Roman"/>
+        </w:rPr>
+        <w:t>转化为一对频率相同的光子</w:t>
+      </w:r>
+      <w:r>
+        <w:rPr>
+          <w:rFonts w:hint="eastAsia" w:ascii="Times New Roman" w:hAnsi="Times New Roman" w:eastAsia="Times New Roman" w:cs="Times New Roman"/>
+        </w:rPr>
+        <w:t>，</w:t>
+      </w:r>
+      <w:r>
+        <w:rPr>
+          <w:rFonts w:hint="eastAsia" w:ascii="Times New Roman" w:hAnsi="Times New Roman" w:eastAsia="FangSong" w:cs="Times New Roman"/>
+        </w:rPr>
+        <w:t>已知电子质量为</w:t>
       </w:r>
       <w:r>
         <w:rPr>
@@ -3562,41 +3866,33 @@
             </w:rPr>
           </m:ctrlPr>
         </m:oMathPr>
-        <m:sSub>
+        <m:r>
+          <m:t>0.9</m:t>
+        </m:r>
+        <m:r>
+          <m:rPr>
+            <m:sty m:val="p"/>
+          </m:rPr>
+          <m:t>×</m:t>
+        </m:r>
+        <m:sSup>
           <m:e>
             <m:r>
-              <m:t>B</m:t>
+              <m:t>10</m:t>
             </m:r>
           </m:e>
-          <m:sub>
-            <m:r>
-              <m:t>x</m:t>
-            </m:r>
-          </m:sub>
-        </m:sSub>
-        <m:sSubSup>
-          <m:e>
-            <m:r>
-              <m:t>H</m:t>
-            </m:r>
-          </m:e>
-          <m:sub>
-            <m:r>
-              <m:t>y</m:t>
-            </m:r>
-          </m:sub>
           <m:sup>
-            <m:r>
-              <m:t>2</m:t>
-            </m:r>
             <m:r>
               <m:rPr>
                 <m:sty m:val="p"/>
               </m:rPr>
               <m:t>−</m:t>
             </m:r>
+            <m:r>
+              <m:t>30</m:t>
+            </m:r>
           </m:sup>
-        </m:sSubSup>
+        </m:sSup>
       </m:oMath>
       <w:r>
         <w:rPr>
@@ -3606,9 +3902,63 @@
       </w:r>
       <w:r>
         <w:rPr>
-          <w:rFonts w:hint="eastAsia" w:ascii="Times New Roman" w:hAnsi="Times New Roman" w:eastAsia="FangSong" w:cs="Times New Roman"/>
-        </w:rPr>
-        <w:t xml:space="preserve">与</w:t>
+          <w:rFonts w:hint="eastAsia" w:ascii="Times New Roman" w:hAnsi="Times New Roman" w:eastAsia="Times New Roman" w:cs="Times New Roman"/>
+        </w:rPr>
+        <w:t>kg，</w:t>
+      </w:r>
+      <w:r>
+        <w:rPr>
+          <w:rFonts w:hint="eastAsia" w:ascii="Times New Roman" w:hAnsi="Times New Roman" w:eastAsia="FangSong" w:cs="Times New Roman"/>
+        </w:rPr>
+        <w:t>那么这对电子湮灭时释放的能量是</w:t>
+      </w:r>
+      <w:r>
+        <w:rPr>
+          <w:rFonts w:hint="eastAsia" w:ascii="Times New Roman" w:hAnsi="Times New Roman" w:eastAsia="Times New Roman" w:cs="Times New Roman"/>
+        </w:rPr>
+        <w:t>____J，</w:t>
+      </w:r>
+      <w:r>
+        <w:rPr>
+          <w:rFonts w:hint="eastAsia" w:ascii="Times New Roman" w:hAnsi="Times New Roman" w:eastAsia="FangSong" w:cs="Times New Roman"/>
+        </w:rPr>
+        <w:t>这两个光子的频率约为</w:t>
+      </w:r>
+      <w:r>
+        <w:rPr>
+          <w:rFonts w:hint="eastAsia" w:ascii="Times New Roman" w:hAnsi="Times New Roman" w:eastAsia="Times New Roman" w:cs="Times New Roman"/>
+        </w:rPr>
+        <w:t>____Hz。（</w:t>
+      </w:r>
+      <w:r>
+        <w:rPr>
+          <w:rFonts w:hint="eastAsia" w:ascii="Times New Roman" w:hAnsi="Times New Roman" w:eastAsia="FangSong" w:cs="Times New Roman"/>
+        </w:rPr>
+        <w:t>保留</w:t>
+      </w:r>
+      <w:r>
+        <w:rPr>
+          <w:rFonts w:ascii="Times New Roman" w:hAnsi="Times New Roman" w:eastAsia="Times New Roman" w:cs="Times New Roman"/>
+        </w:rPr>
+        <w:t xml:space="preserve"> 2 </w:t>
+      </w:r>
+      <w:r>
+        <w:rPr>
+          <w:rFonts w:hint="eastAsia" w:ascii="Times New Roman" w:hAnsi="Times New Roman" w:eastAsia="FangSong" w:cs="Times New Roman"/>
+        </w:rPr>
+        <w:t>位有效数字</w:t>
+      </w:r>
+      <w:r>
+        <w:rPr>
+          <w:rFonts w:hint="eastAsia" w:ascii="Times New Roman" w:hAnsi="Times New Roman" w:eastAsia="Times New Roman" w:cs="Times New Roman"/>
+        </w:rPr>
+        <w:t>，</w:t>
+      </w:r>
+      <w:r>
+        <w:rPr>
+          <w:rFonts w:hint="eastAsia" w:ascii="Times New Roman" w:hAnsi="Times New Roman" w:eastAsia="FangSong" w:cs="Times New Roman"/>
+        </w:rPr>
+        <w:t>普朗克常数</w:t>
       </w:r>
       <w:r>
         <w:rPr>
@@ -3625,117 +3975,42 @@
             </w:rPr>
           </m:ctrlPr>
         </m:oMathPr>
-        <m:sSub>
+        <m:r>
+          <m:t>h</m:t>
+        </m:r>
+        <m:r>
+          <m:rPr>
+            <m:sty m:val="p"/>
+          </m:rPr>
+          <m:t>=</m:t>
+        </m:r>
+        <m:r>
+          <m:t>6.63</m:t>
+        </m:r>
+        <m:r>
+          <m:rPr>
+            <m:sty m:val="p"/>
+          </m:rPr>
+          <m:t>×</m:t>
+        </m:r>
+        <m:sSup>
           <m:e>
             <m:r>
-              <m:t>B</m:t>
+              <m:t>10</m:t>
             </m:r>
           </m:e>
-          <m:sub>
-            <m:r>
-              <m:t>10</m:t>
-            </m:r>
-          </m:sub>
-        </m:sSub>
-        <m:sSub>
-          <m:e>
-            <m:r>
-              <m:t>C</m:t>
-            </m:r>
-          </m:e>
-          <m:sub>
-            <m:r>
-              <m:t>2</m:t>
-            </m:r>
-          </m:sub>
-        </m:sSub>
-        <m:sSub>
-          <m:e>
-            <m:r>
-              <m:t>H</m:t>
-            </m:r>
-          </m:e>
-          <m:sub>
-            <m:r>
-              <m:t>12</m:t>
-            </m:r>
-          </m:sub>
-        </m:sSub>
-      </m:oMath>
-      <w:r>
-        <w:rPr>
-          <w:rFonts w:ascii="Times New Roman" w:hAnsi="Times New Roman" w:eastAsia="Times New Roman" w:cs="Times New Roman"/>
-        </w:rPr>
-        <w:t xml:space="preserve"> </w:t>
-      </w:r>
-      <w:r>
-        <w:rPr>
-          <w:rFonts w:hint="eastAsia" w:ascii="Times New Roman" w:hAnsi="Times New Roman" w:eastAsia="FangSong" w:cs="Times New Roman"/>
-        </w:rPr>
-        <w:t>的电子总数相同</w:t>
-      </w:r>
-      <w:r>
-        <w:rPr>
-          <w:rFonts w:hint="eastAsia" w:ascii="Times New Roman" w:hAnsi="Times New Roman" w:eastAsia="Times New Roman" w:cs="Times New Roman"/>
-        </w:rPr>
-        <w:t>，</w:t>
-      </w:r>
-      <w:r>
-        <w:rPr>
-          <w:rFonts w:hint="eastAsia" w:ascii="Times New Roman" w:hAnsi="Times New Roman" w:eastAsia="FangSong" w:cs="Times New Roman"/>
-        </w:rPr>
-        <w:t>则</w:t>
-      </w:r>
-      <w:r>
-        <w:rPr>
-          <w:rFonts w:ascii="Times New Roman" w:hAnsi="Times New Roman" w:eastAsia="Times New Roman" w:cs="Times New Roman"/>
-        </w:rPr>
-        <w:t xml:space="preserve"> </w:t>
-      </w:r>
-      <m:oMath>
-        <m:oMathPr>
-          <m:ctrlPr>
-            <w:rPr>
-              <w:sz w:val="28"/>
-              <w:szCs w:val="28"/>
-            </w:rPr>
-          </m:ctrlPr>
-        </m:oMathPr>
-        <m:sSub>
-          <m:e>
-            <m:r>
-              <m:t>B</m:t>
-            </m:r>
-          </m:e>
-          <m:sub>
-            <m:r>
-              <m:t>x</m:t>
-            </m:r>
-          </m:sub>
-        </m:sSub>
-        <m:sSubSup>
-          <m:e>
-            <m:r>
-              <m:t>H</m:t>
-            </m:r>
-          </m:e>
-          <m:sub>
-            <m:r>
-              <m:t>y</m:t>
-            </m:r>
-          </m:sub>
           <m:sup>
-            <m:r>
-              <m:t>2</m:t>
-            </m:r>
             <m:r>
               <m:rPr>
                 <m:sty m:val="p"/>
               </m:rPr>
               <m:t>−</m:t>
             </m:r>
+            <m:r>
+              <m:t>34</m:t>
+            </m:r>
           </m:sup>
-        </m:sSubSup>
+        </m:sSup>
       </m:oMath>
       <w:r>
         <w:rPr>
@@ -3745,265 +4020,34 @@
       </w:r>
       <w:r>
         <w:rPr>
-          <w:rFonts w:hint="eastAsia" w:ascii="Times New Roman" w:hAnsi="Times New Roman" w:eastAsia="FangSong" w:cs="Times New Roman"/>
-        </w:rPr>
-        <w:t>的正确表达式为</w:t>
-      </w:r>
-      <w:r>
-        <w:rPr>
-          <w:rFonts w:hint="eastAsia" w:ascii="Times New Roman" w:hAnsi="Times New Roman" w:eastAsia="Times New Roman" w:cs="Times New Roman"/>
-        </w:rPr>
-        <w:t>（</w:t>
-      </w:r>
-      <w:r>
-        <w:rPr>
-          <w:rFonts w:ascii="Times New Roman" w:hAnsi="Times New Roman" w:eastAsia="Times New Roman" w:cs="Times New Roman"/>
-        </w:rPr>
-        <w:t xml:space="preserve">　</w:t>
-      </w:r>
-      <w:r>
-        <w:rPr>
-          <w:rFonts w:hint="eastAsia" w:ascii="Times New Roman" w:hAnsi="Times New Roman" w:eastAsia="Times New Roman" w:cs="Times New Roman"/>
-        </w:rPr>
-        <w:t xml:space="preserve">）</w:t>
+          <w:rFonts w:hint="eastAsia" w:ascii="Times New Roman" w:hAnsi="Times New Roman" w:eastAsia="Times New Roman" w:cs="Times New Roman"/>
+        </w:rPr>
+        <w:t xml:space="preserve">J·s）</w:t>
       </w:r>
     </w:p>
     <w:p>
       <w:pPr>
-        <w:pStyle w:val="BodyText"/>
-      </w:pPr>
-      <w:r>
-        <w:rPr>
-          <w:rFonts w:ascii="Times New Roman" w:hAnsi="Times New Roman" w:eastAsia="Times New Roman" w:cs="Times New Roman"/>
-        </w:rPr>
-        <w:t xml:space="preserve">A.</w:t>
-      </w:r>
-      <w:r>
-        <w:rPr>
-          <w:rFonts w:ascii="Times New Roman" w:hAnsi="Times New Roman" w:eastAsia="Times New Roman" w:cs="Times New Roman"/>
-        </w:rPr>
-        <w:t xml:space="preserve"> </w:t>
-      </w:r>
-      <m:oMath>
-        <m:oMathPr>
-          <m:ctrlPr>
-            <w:rPr>
-              <w:sz w:val="28"/>
-              <w:szCs w:val="28"/>
-            </w:rPr>
-          </m:ctrlPr>
-        </m:oMathPr>
-        <m:sSub>
-          <m:e>
-            <m:r>
-              <m:t>B</m:t>
-            </m:r>
-          </m:e>
-          <m:sub>
-            <m:r>
-              <m:t>9</m:t>
-            </m:r>
-          </m:sub>
-        </m:sSub>
-        <m:sSubSup>
-          <m:e>
-            <m:r>
-              <m:t>H</m:t>
-            </m:r>
-          </m:e>
-          <m:sub>
-            <m:r>
-              <m:t>15</m:t>
-            </m:r>
-          </m:sub>
-          <m:sup>
-            <m:r>
-              <m:t>2</m:t>
-            </m:r>
-            <m:r>
-              <m:rPr>
-                <m:sty m:val="p"/>
-              </m:rPr>
-              <m:t>−</m:t>
-            </m:r>
-          </m:sup>
-        </m:sSubSup>
-      </m:oMath>
-      <w:r>
-        <w:rPr>
-          <w:rFonts w:ascii="Times New Roman" w:hAnsi="Times New Roman" w:eastAsia="Times New Roman" w:cs="Times New Roman"/>
-        </w:rPr>
-        <w:t xml:space="preserve">　　B.</w:t>
-      </w:r>
-      <w:r>
-        <w:rPr>
-          <w:rFonts w:ascii="Times New Roman" w:hAnsi="Times New Roman" w:eastAsia="Times New Roman" w:cs="Times New Roman"/>
-        </w:rPr>
-        <w:t xml:space="preserve"> </w:t>
-      </w:r>
-      <m:oMath>
-        <m:oMathPr>
-          <m:ctrlPr>
-            <w:rPr>
-              <w:sz w:val="28"/>
-              <w:szCs w:val="28"/>
-            </w:rPr>
-          </m:ctrlPr>
-        </m:oMathPr>
-        <m:sSub>
-          <m:e>
-            <m:r>
-              <m:t>B</m:t>
-            </m:r>
-          </m:e>
-          <m:sub>
-            <m:r>
-              <m:t>10</m:t>
-            </m:r>
-          </m:sub>
-        </m:sSub>
-        <m:sSubSup>
-          <m:e>
-            <m:r>
-              <m:t>H</m:t>
-            </m:r>
-          </m:e>
-          <m:sub>
-            <m:r>
-              <m:t>14</m:t>
-            </m:r>
-          </m:sub>
-          <m:sup>
-            <m:r>
-              <m:t>2</m:t>
-            </m:r>
-            <m:r>
-              <m:rPr>
-                <m:sty m:val="p"/>
-              </m:rPr>
-              <m:t>−</m:t>
-            </m:r>
-          </m:sup>
-        </m:sSubSup>
-      </m:oMath>
-      <w:r>
-        <w:rPr>
-          <w:rFonts w:ascii="Times New Roman" w:hAnsi="Times New Roman" w:eastAsia="Times New Roman" w:cs="Times New Roman"/>
-        </w:rPr>
-        <w:t xml:space="preserve">　　C.</w:t>
-      </w:r>
-      <w:r>
-        <w:rPr>
-          <w:rFonts w:ascii="Times New Roman" w:hAnsi="Times New Roman" w:eastAsia="Times New Roman" w:cs="Times New Roman"/>
-        </w:rPr>
-        <w:t xml:space="preserve"> </w:t>
-      </w:r>
-      <m:oMath>
-        <m:oMathPr>
-          <m:ctrlPr>
-            <w:rPr>
-              <w:sz w:val="28"/>
-              <w:szCs w:val="28"/>
-            </w:rPr>
-          </m:ctrlPr>
-        </m:oMathPr>
-        <m:sSub>
-          <m:e>
-            <m:r>
-              <m:t>B</m:t>
-            </m:r>
-          </m:e>
-          <m:sub>
-            <m:r>
-              <m:t>11</m:t>
-            </m:r>
-          </m:sub>
-        </m:sSub>
-        <m:sSubSup>
-          <m:e>
-            <m:r>
-              <m:t>H</m:t>
-            </m:r>
-          </m:e>
-          <m:sub>
-            <m:r>
-              <m:t>13</m:t>
-            </m:r>
-          </m:sub>
-          <m:sup>
-            <m:r>
-              <m:t>2</m:t>
-            </m:r>
-            <m:r>
-              <m:rPr>
-                <m:sty m:val="p"/>
-              </m:rPr>
-              <m:t>−</m:t>
-            </m:r>
-          </m:sup>
-        </m:sSubSup>
-      </m:oMath>
-      <w:r>
-        <w:rPr>
-          <w:rFonts w:ascii="Times New Roman" w:hAnsi="Times New Roman" w:eastAsia="Times New Roman" w:cs="Times New Roman"/>
-        </w:rPr>
-        <w:t xml:space="preserve">　　D.</w:t>
-      </w:r>
-      <w:r>
-        <w:rPr>
-          <w:rFonts w:ascii="Times New Roman" w:hAnsi="Times New Roman" w:eastAsia="Times New Roman" w:cs="Times New Roman"/>
-        </w:rPr>
-        <w:t xml:space="preserve"> </w:t>
-      </w:r>
-      <m:oMath>
-        <m:oMathPr>
-          <m:ctrlPr>
-            <w:rPr>
-              <w:sz w:val="28"/>
-              <w:szCs w:val="28"/>
-            </w:rPr>
-          </m:ctrlPr>
-        </m:oMathPr>
-        <m:sSub>
-          <m:e>
-            <m:r>
-              <m:t>B</m:t>
-            </m:r>
-          </m:e>
-          <m:sub>
-            <m:r>
-              <m:t>12</m:t>
-            </m:r>
-          </m:sub>
-        </m:sSub>
-        <m:sSubSup>
-          <m:e>
-            <m:r>
-              <m:t>H</m:t>
-            </m:r>
-          </m:e>
-          <m:sub>
-            <m:r>
-              <m:t>12</m:t>
-            </m:r>
-          </m:sub>
-          <m:sup>
-            <m:r>
-              <m:t>2</m:t>
-            </m:r>
-            <m:r>
-              <m:rPr>
-                <m:sty m:val="p"/>
-              </m:rPr>
-              <m:t>−</m:t>
-            </m:r>
-          </m:sup>
-        </m:sSubSup>
-      </m:oMath>
+        <w:numPr>
+          <w:ilvl w:val="0"/>
+          <w:numId w:val="1006"/>
+        </w:numPr>
+      </w:pPr>
+      <w:r>
+        <w:rPr>
+          <w:rFonts w:hint="eastAsia" w:ascii="Times New Roman" w:hAnsi="Times New Roman" w:eastAsia="FangSong" w:cs="Times New Roman"/>
+        </w:rPr>
+        <w:t>反物质酸碱中和反应的实质可表示为</w:t>
+      </w:r>
+      <w:r>
+        <w:rPr>
+          <w:rFonts w:hint="eastAsia" w:ascii="Times New Roman" w:hAnsi="Times New Roman" w:eastAsia="Times New Roman" w:cs="Times New Roman"/>
+        </w:rPr>
+        <w:t>____。</w:t>
+      </w:r>
     </w:p>
     <w:p>
       <w:pPr>
-        <w:pStyle w:val="BodyText"/>
+        <w:pStyle w:val="FirstParagraph"/>
         <w:spacing w:after="80"/>
       </w:pPr>
       <w:r>
@@ -4086,7 +4130,7 @@
               <w:rPr>
                 <w:rFonts w:hint="eastAsia" w:ascii="Times New Roman" w:hAnsi="Times New Roman" w:eastAsia="FangSong" w:cs="Times New Roman"/>
               </w:rPr>
-              <w:t xml:space="preserve">等电子体</w:t>
+              <w:t xml:space="preserve">原子结构</w:t>
             </w:r>
           </w:p>
         </w:tc>
@@ -4101,7 +4145,7 @@
               <w:rPr>
                 <w:rFonts w:hint="eastAsia" w:ascii="Times New Roman" w:hAnsi="Times New Roman" w:eastAsia="FangSong" w:cs="Times New Roman"/>
               </w:rPr>
-              <w:t>电子总数相同的物种判断</w:t>
+              <w:t>原子构成</w:t>
             </w:r>
             <w:r>
               <w:rPr>
@@ -4113,13 +4157,31 @@
               <w:rPr>
                 <w:rFonts w:hint="eastAsia" w:ascii="Times New Roman" w:hAnsi="Times New Roman" w:eastAsia="FangSong" w:cs="Times New Roman"/>
               </w:rPr>
-              <w:t>等电子思想</w:t>
+              <w:t>反质子核</w:t>
+            </w:r>
+            <w:r>
+              <w:rPr>
+                <w:rFonts w:ascii="Times New Roman" w:hAnsi="Times New Roman" w:eastAsia="Times New Roman" w:cs="Times New Roman"/>
+              </w:rPr>
+              <w:t xml:space="preserve"> + </w:t>
+            </w:r>
+            <w:r>
+              <w:rPr>
+                <w:rFonts w:hint="eastAsia" w:ascii="Times New Roman" w:hAnsi="Times New Roman" w:eastAsia="FangSong" w:cs="Times New Roman"/>
+              </w:rPr>
+              <w:t>正电子</w:t>
             </w:r>
             <w:r>
               <w:rPr>
                 <w:rFonts w:hint="eastAsia" w:ascii="Times New Roman" w:hAnsi="Times New Roman" w:eastAsia="Times New Roman" w:cs="Times New Roman"/>
               </w:rPr>
-              <w:t>）</w:t>
+              <w:t>）、</w:t>
+            </w:r>
+            <w:r>
+              <w:rPr>
+                <w:rFonts w:hint="eastAsia" w:ascii="Times New Roman" w:hAnsi="Times New Roman" w:eastAsia="FangSong" w:cs="Times New Roman"/>
+              </w:rPr>
+              <w:t>质量数与电荷数</w:t>
             </w:r>
           </w:p>
         </w:tc>
@@ -4136,7 +4198,7 @@
               <w:rPr>
                 <w:rFonts w:hint="eastAsia" w:ascii="Times New Roman" w:hAnsi="Times New Roman" w:eastAsia="FangSong" w:cs="Times New Roman"/>
               </w:rPr>
-              <w:t xml:space="preserve">原子结构</w:t>
+              <w:t xml:space="preserve">核反应</w:t>
             </w:r>
           </w:p>
         </w:tc>
@@ -4151,7 +4213,7 @@
               <w:rPr>
                 <w:rFonts w:hint="eastAsia" w:ascii="Times New Roman" w:hAnsi="Times New Roman" w:eastAsia="FangSong" w:cs="Times New Roman"/>
               </w:rPr>
-              <w:t xml:space="preserve">原子核外电子数守恒计算</w:t>
+              <w:t xml:space="preserve">正负电子湮灭与质能方程估算</w:t>
             </w:r>
           </w:p>
         </w:tc>
@@ -4195,153 +4257,234 @@
     </w:p>
     <w:p>
       <w:pPr>
-        <w:pStyle w:val="BlockText"/>
-      </w:pPr>
-      <w:r>
-        <w:rPr>
-          <w:rFonts w:hint="eastAsia" w:ascii="Times New Roman" w:hAnsi="Times New Roman" w:eastAsia="FangSong" w:cs="Times New Roman"/>
-          <w:b/>
-          <w:bCs/>
-        </w:rPr>
-        <w:t xml:space="preserve">小问同源</w:t>
+        <w:pStyle w:val="FirstParagraph"/>
+      </w:pPr>
+      <w:r>
+        <w:rPr>
+          <w:rFonts w:hint="eastAsia" w:ascii="Times New Roman" w:hAnsi="Times New Roman" w:eastAsia="FangSong" w:cs="Times New Roman"/>
+        </w:rPr>
+        <w:t>我国曾报道合成的一种含铊的超导材料</w:t>
+      </w:r>
+      <w:r>
+        <w:rPr>
+          <w:rFonts w:hint="eastAsia" w:ascii="Times New Roman" w:hAnsi="Times New Roman" w:eastAsia="Times New Roman" w:cs="Times New Roman"/>
+        </w:rPr>
+        <w:t>，</w:t>
+      </w:r>
+      <w:r>
+        <w:rPr>
+          <w:rFonts w:hint="eastAsia" w:ascii="Times New Roman" w:hAnsi="Times New Roman" w:eastAsia="FangSong" w:cs="Times New Roman"/>
+        </w:rPr>
+        <w:t>铊</w:t>
+      </w:r>
+      <w:r>
+        <w:rPr>
+          <w:rFonts w:hint="eastAsia" w:ascii="Times New Roman" w:hAnsi="Times New Roman" w:eastAsia="Times New Roman" w:cs="Times New Roman"/>
+        </w:rPr>
+        <w:t>(Tl)</w:t>
+      </w:r>
+      <w:r>
+        <w:rPr>
+          <w:rFonts w:hint="eastAsia" w:ascii="Times New Roman" w:hAnsi="Times New Roman" w:eastAsia="FangSong" w:cs="Times New Roman"/>
+        </w:rPr>
+        <w:t>原子的价电子构型为</w:t>
+      </w:r>
+      <w:r>
+        <w:rPr>
+          <w:rFonts w:ascii="Times New Roman" w:hAnsi="Times New Roman" w:eastAsia="Times New Roman" w:cs="Times New Roman"/>
+        </w:rPr>
+        <w:t xml:space="preserve"> </w:t>
+      </w:r>
+      <m:oMath>
+        <m:oMathPr>
+          <m:ctrlPr>
+            <w:rPr>
+              <w:sz w:val="28"/>
+              <w:szCs w:val="28"/>
+            </w:rPr>
+          </m:ctrlPr>
+        </m:oMathPr>
+        <m:r>
+          <m:t>n</m:t>
+        </m:r>
+        <m:sSup>
+          <m:e>
+            <m:r>
+              <m:rPr>
+                <m:sty m:val="p"/>
+              </m:rPr>
+              <m:t>s</m:t>
+            </m:r>
+          </m:e>
+          <m:sup>
+            <m:r>
+              <m:t>n</m:t>
+            </m:r>
+          </m:sup>
+        </m:sSup>
+        <m:r>
+          <m:t>n</m:t>
+        </m:r>
+        <m:sSup>
+          <m:e>
+            <m:r>
+              <m:rPr>
+                <m:sty m:val="p"/>
+              </m:rPr>
+              <m:t>p</m:t>
+            </m:r>
+          </m:e>
+          <m:sup>
+            <m:r>
+              <m:t>n</m:t>
+            </m:r>
+            <m:r>
+              <m:rPr>
+                <m:sty m:val="p"/>
+              </m:rPr>
+              <m:t>−</m:t>
+            </m:r>
+            <m:r>
+              <m:t>1</m:t>
+            </m:r>
+          </m:sup>
+        </m:sSup>
+      </m:oMath>
+      <w:r>
+        <w:rPr>
+          <w:rFonts w:hint="eastAsia" w:ascii="Times New Roman" w:hAnsi="Times New Roman" w:eastAsia="Times New Roman" w:cs="Times New Roman"/>
+        </w:rPr>
+        <w:t>，</w:t>
+      </w:r>
+      <w:r>
+        <w:rPr>
+          <w:rFonts w:hint="eastAsia" w:ascii="Times New Roman" w:hAnsi="Times New Roman" w:eastAsia="FangSong" w:cs="Times New Roman"/>
+        </w:rPr>
+        <w:t>试判断铊的某些性质</w:t>
       </w:r>
       <w:r>
         <w:rPr>
           <w:rFonts w:hint="eastAsia" w:ascii="Times New Roman" w:hAnsi="Times New Roman" w:eastAsia="Times New Roman" w:cs="Times New Roman"/>
         </w:rPr>
         <w:t>：</w:t>
-      </w:r>
-      <w:r>
-        <w:rPr>
-          <w:rFonts w:hint="eastAsia" w:ascii="Times New Roman" w:hAnsi="Times New Roman" w:eastAsia="FangSong" w:cs="Times New Roman"/>
-        </w:rPr>
-        <w:t>题</w:t>
-      </w:r>
-      <w:r>
-        <w:rPr>
-          <w:rFonts w:hint="eastAsia" w:ascii="Times New Roman" w:hAnsi="Times New Roman" w:eastAsia="Times New Roman" w:cs="Times New Roman"/>
-        </w:rPr>
-        <w:t>-044-</w:t>
-      </w:r>
-      <w:r>
-        <w:rPr>
-          <w:rFonts w:hint="eastAsia" w:ascii="Times New Roman" w:hAnsi="Times New Roman" w:eastAsia="FangSong" w:cs="Times New Roman"/>
-        </w:rPr>
-        <w:t>上海中学</w:t>
-      </w:r>
-      <w:r>
-        <w:rPr>
-          <w:rFonts w:hint="eastAsia" w:ascii="Times New Roman" w:hAnsi="Times New Roman" w:eastAsia="Times New Roman" w:cs="Times New Roman"/>
-        </w:rPr>
-        <w:t>-</w:t>
-      </w:r>
-      <w:r>
-        <w:rPr>
-          <w:rFonts w:hint="eastAsia" w:ascii="Times New Roman" w:hAnsi="Times New Roman" w:eastAsia="FangSong" w:cs="Times New Roman"/>
-        </w:rPr>
-        <w:t>元素周期表与元素周期律</w:t>
-      </w:r>
-      <w:r>
-        <w:rPr>
-          <w:rFonts w:hint="eastAsia" w:ascii="Times New Roman" w:hAnsi="Times New Roman" w:eastAsia="Times New Roman" w:cs="Times New Roman"/>
-        </w:rPr>
-        <w:t>-</w:t>
-      </w:r>
-      <w:r>
-        <w:rPr>
-          <w:rFonts w:hint="eastAsia" w:ascii="Times New Roman" w:hAnsi="Times New Roman" w:eastAsia="FangSong" w:cs="Times New Roman"/>
-        </w:rPr>
-        <w:t>习题</w:t>
-      </w:r>
-      <w:r>
-        <w:rPr>
-          <w:rFonts w:hint="eastAsia" w:ascii="Times New Roman" w:hAnsi="Times New Roman" w:eastAsia="Times New Roman" w:cs="Times New Roman"/>
-        </w:rPr>
-        <w:t>1（</w:t>
-      </w:r>
-      <w:r>
-        <w:rPr>
-          <w:rFonts w:hint="eastAsia" w:ascii="Times New Roman" w:hAnsi="Times New Roman" w:eastAsia="FangSong" w:cs="Times New Roman"/>
-        </w:rPr>
-        <w:t>同考第</w:t>
-      </w:r>
-      <w:r>
-        <w:rPr>
-          <w:rFonts w:ascii="Times New Roman" w:hAnsi="Times New Roman" w:eastAsia="Times New Roman" w:cs="Times New Roman"/>
-        </w:rPr>
-        <w:t xml:space="preserve"> 8 </w:t>
-      </w:r>
-      <w:r>
-        <w:rPr>
-          <w:rFonts w:hint="eastAsia" w:ascii="Times New Roman" w:hAnsi="Times New Roman" w:eastAsia="FangSong" w:cs="Times New Roman"/>
-        </w:rPr>
-        <w:t>周期</w:t>
-      </w:r>
-      <w:r>
-        <w:rPr>
-          <w:rFonts w:hint="eastAsia" w:ascii="Times New Roman" w:hAnsi="Times New Roman" w:eastAsia="Times New Roman" w:cs="Times New Roman"/>
-        </w:rPr>
-        <w:t>/166</w:t>
-      </w:r>
-      <w:r>
-        <w:rPr>
-          <w:rFonts w:ascii="Times New Roman" w:hAnsi="Times New Roman" w:eastAsia="Times New Roman" w:cs="Times New Roman"/>
-        </w:rPr>
-        <w:t xml:space="preserve"> </w:t>
-      </w:r>
-      <w:r>
-        <w:rPr>
-          <w:rFonts w:hint="eastAsia" w:ascii="Times New Roman" w:hAnsi="Times New Roman" w:eastAsia="FangSong" w:cs="Times New Roman"/>
-        </w:rPr>
-        <w:t>号元素位置外推</w:t>
-      </w:r>
-      <w:r>
-        <w:rPr>
-          <w:rFonts w:hint="eastAsia" w:ascii="Times New Roman" w:hAnsi="Times New Roman" w:eastAsia="Times New Roman" w:cs="Times New Roman"/>
-        </w:rPr>
-        <w:t>）</w:t>
       </w:r>
     </w:p>
     <w:p>
       <w:pPr>
-        <w:pStyle w:val="FirstParagraph"/>
-      </w:pPr>
-      <w:r>
-        <w:rPr>
-          <w:rFonts w:ascii="Times New Roman" w:hAnsi="Times New Roman" w:eastAsia="Times New Roman" w:cs="Times New Roman"/>
-          <w:b/>
-          <w:bCs/>
-        </w:rPr>
-        <w:t xml:space="preserve">·</w:t>
-      </w:r>
-      <w:r>
-        <w:rPr>
-          <w:rFonts w:ascii="Times New Roman" w:hAnsi="Times New Roman" w:eastAsia="Times New Roman" w:cs="Times New Roman"/>
-        </w:rPr>
-        <w:t xml:space="preserve"> </w:t>
-      </w:r>
-      <w:r>
-        <w:rPr>
-          <w:rFonts w:hint="eastAsia" w:ascii="Times New Roman" w:hAnsi="Times New Roman" w:eastAsia="FangSong" w:cs="Times New Roman"/>
-        </w:rPr>
-        <w:t xml:space="preserve">题目</w:t>
+        <w:numPr>
+          <w:ilvl w:val="0"/>
+          <w:numId w:val="1007"/>
+        </w:numPr>
+      </w:pPr>
+      <w:r>
+        <w:rPr>
+          <w:rFonts w:ascii="Times New Roman" w:hAnsi="Times New Roman" w:eastAsia="Times New Roman" w:cs="Times New Roman"/>
+        </w:rPr>
+        <w:t xml:space="preserve">Tl </w:t>
+      </w:r>
+      <w:r>
+        <w:rPr>
+          <w:rFonts w:hint="eastAsia" w:ascii="Times New Roman" w:hAnsi="Times New Roman" w:eastAsia="FangSong" w:cs="Times New Roman"/>
+        </w:rPr>
+        <w:t xml:space="preserve">的最高正化合价为</w:t>
+      </w:r>
+      <w:r>
+        <w:rPr>
+          <w:rFonts w:ascii="Times New Roman" w:hAnsi="Times New Roman" w:eastAsia="Times New Roman" w:cs="Times New Roman"/>
+        </w:rPr>
+        <w:t xml:space="preserve"> </w:t>
+      </w:r>
+      <w:r>
+        <w:rPr>
+          <w:rFonts w:hint="eastAsia" w:ascii="Times New Roman" w:hAnsi="Times New Roman" w:eastAsia="Times New Roman" w:cs="Times New Roman"/>
+        </w:rPr>
+        <w:t>+3，</w:t>
+      </w:r>
+      <w:r>
+        <w:rPr>
+          <w:rFonts w:hint="eastAsia" w:ascii="Times New Roman" w:hAnsi="Times New Roman" w:eastAsia="FangSong" w:cs="Times New Roman"/>
+        </w:rPr>
+        <w:t>较常见的化合价是</w:t>
+      </w:r>
+      <w:r>
+        <w:rPr>
+          <w:rFonts w:ascii="Times New Roman" w:hAnsi="Times New Roman" w:eastAsia="Times New Roman" w:cs="Times New Roman"/>
+        </w:rPr>
+        <w:t xml:space="preserve"> +1 </w:t>
+      </w:r>
+      <w:r>
+        <w:rPr>
+          <w:rFonts w:hint="eastAsia" w:ascii="Times New Roman" w:hAnsi="Times New Roman" w:eastAsia="FangSong" w:cs="Times New Roman"/>
+        </w:rPr>
+        <w:t>价</w:t>
+      </w:r>
+      <w:r>
+        <w:rPr>
+          <w:rFonts w:hint="eastAsia" w:ascii="Times New Roman" w:hAnsi="Times New Roman" w:eastAsia="Times New Roman" w:cs="Times New Roman"/>
+        </w:rPr>
+        <w:t>，</w:t>
+      </w:r>
+      <w:r>
+        <w:rPr>
+          <w:rFonts w:hint="eastAsia" w:ascii="Times New Roman" w:hAnsi="Times New Roman" w:eastAsia="FangSong" w:cs="Times New Roman"/>
+        </w:rPr>
+        <w:t>这是</w:t>
+      </w:r>
+      <w:r>
+        <w:rPr>
+          <w:rFonts w:hint="eastAsia" w:ascii="Times New Roman" w:hAnsi="Times New Roman" w:eastAsia="Times New Roman" w:cs="Times New Roman"/>
+        </w:rPr>
+        <w:t>____</w:t>
+      </w:r>
+      <w:r>
+        <w:rPr>
+          <w:rFonts w:hint="eastAsia" w:ascii="Times New Roman" w:hAnsi="Times New Roman" w:eastAsia="FangSong" w:cs="Times New Roman"/>
+        </w:rPr>
+        <w:t>造成的</w:t>
+      </w:r>
+      <w:r>
+        <w:rPr>
+          <w:rFonts w:hint="eastAsia" w:ascii="Times New Roman" w:hAnsi="Times New Roman" w:eastAsia="Times New Roman" w:cs="Times New Roman"/>
+        </w:rPr>
+        <w:t>。</w:t>
       </w:r>
     </w:p>
     <w:p>
       <w:pPr>
-        <w:pStyle w:val="BodyText"/>
-      </w:pPr>
-      <w:r>
-        <w:rPr>
-          <w:rFonts w:ascii="Times New Roman" w:hAnsi="Times New Roman" w:eastAsia="Times New Roman" w:cs="Times New Roman"/>
-        </w:rPr>
-        <w:t xml:space="preserve">1999 </w:t>
-      </w:r>
-      <w:r>
-        <w:rPr>
-          <w:rFonts w:hint="eastAsia" w:ascii="Times New Roman" w:hAnsi="Times New Roman" w:eastAsia="FangSong" w:cs="Times New Roman"/>
-        </w:rPr>
-        <w:t>年是人造元素丰收年</w:t>
+        <w:numPr>
+          <w:ilvl w:val="0"/>
+          <w:numId w:val="1007"/>
+        </w:numPr>
+      </w:pPr>
+      <w:r>
+        <w:rPr>
+          <w:rFonts w:ascii="Times New Roman" w:hAnsi="Times New Roman" w:eastAsia="Times New Roman" w:cs="Times New Roman"/>
+        </w:rPr>
+        <w:t xml:space="preserve">Tl </w:t>
+      </w:r>
+      <w:r>
+        <w:rPr>
+          <w:rFonts w:hint="eastAsia" w:ascii="Times New Roman" w:hAnsi="Times New Roman" w:eastAsia="Times New Roman" w:cs="Times New Roman"/>
+        </w:rPr>
+        <w:t>____（</w:t>
+      </w:r>
+      <w:r>
+        <w:rPr>
+          <w:rFonts w:hint="eastAsia" w:ascii="Times New Roman" w:hAnsi="Times New Roman" w:eastAsia="FangSong" w:cs="Times New Roman"/>
+        </w:rPr>
+        <w:t>能或不能</w:t>
+      </w:r>
+      <w:r>
+        <w:rPr>
+          <w:rFonts w:hint="eastAsia" w:ascii="Times New Roman" w:hAnsi="Times New Roman" w:eastAsia="Times New Roman" w:cs="Times New Roman"/>
+        </w:rPr>
+        <w:t>）</w:t>
+      </w:r>
+      <w:r>
+        <w:rPr>
+          <w:rFonts w:hint="eastAsia" w:ascii="Times New Roman" w:hAnsi="Times New Roman" w:eastAsia="FangSong" w:cs="Times New Roman"/>
+        </w:rPr>
+        <w:t>与盐酸反应</w:t>
       </w:r>
       <w:r>
         <w:rPr>
@@ -4353,217 +4496,7 @@
         <w:rPr>
           <w:rFonts w:hint="eastAsia" w:ascii="Times New Roman" w:hAnsi="Times New Roman" w:eastAsia="FangSong" w:cs="Times New Roman"/>
         </w:rPr>
-        <w:t>一年间得到第</w:t>
-      </w:r>
-      <w:r>
-        <w:rPr>
-          <w:rFonts w:ascii="Times New Roman" w:hAnsi="Times New Roman" w:eastAsia="Times New Roman" w:cs="Times New Roman"/>
-        </w:rPr>
-        <w:t xml:space="preserve"> 114、116 </w:t>
-      </w:r>
-      <w:r>
-        <w:rPr>
-          <w:rFonts w:hint="eastAsia" w:ascii="Times New Roman" w:hAnsi="Times New Roman" w:eastAsia="FangSong" w:cs="Times New Roman"/>
-        </w:rPr>
-        <w:t xml:space="preserve">和</w:t>
-      </w:r>
-      <w:r>
-        <w:rPr>
-          <w:rFonts w:ascii="Times New Roman" w:hAnsi="Times New Roman" w:eastAsia="Times New Roman" w:cs="Times New Roman"/>
-        </w:rPr>
-        <w:t xml:space="preserve"> 118 </w:t>
-      </w:r>
-      <w:r>
-        <w:rPr>
-          <w:rFonts w:hint="eastAsia" w:ascii="Times New Roman" w:hAnsi="Times New Roman" w:eastAsia="FangSong" w:cs="Times New Roman"/>
-        </w:rPr>
-        <w:t>号三种新元素</w:t>
-      </w:r>
-      <w:r>
-        <w:rPr>
-          <w:rFonts w:hint="eastAsia" w:ascii="Times New Roman" w:hAnsi="Times New Roman" w:eastAsia="Times New Roman" w:cs="Times New Roman"/>
-        </w:rPr>
-        <w:t>。</w:t>
-      </w:r>
-      <w:r>
-        <w:rPr>
-          <w:rFonts w:hint="eastAsia" w:ascii="Times New Roman" w:hAnsi="Times New Roman" w:eastAsia="FangSong" w:cs="Times New Roman"/>
-        </w:rPr>
-        <w:t>按已知的原子结构规律</w:t>
-      </w:r>
-      <w:r>
-        <w:rPr>
-          <w:rFonts w:hint="eastAsia" w:ascii="Times New Roman" w:hAnsi="Times New Roman" w:eastAsia="Times New Roman" w:cs="Times New Roman"/>
-        </w:rPr>
-        <w:t>，118</w:t>
-      </w:r>
-      <w:r>
-        <w:rPr>
-          <w:rFonts w:ascii="Times New Roman" w:hAnsi="Times New Roman" w:eastAsia="Times New Roman" w:cs="Times New Roman"/>
-        </w:rPr>
-        <w:t xml:space="preserve"> </w:t>
-      </w:r>
-      <w:r>
-        <w:rPr>
-          <w:rFonts w:hint="eastAsia" w:ascii="Times New Roman" w:hAnsi="Times New Roman" w:eastAsia="FangSong" w:cs="Times New Roman"/>
-        </w:rPr>
-        <w:t>号元素应是第</w:t>
-      </w:r>
-      <w:r>
-        <w:rPr>
-          <w:rFonts w:hint="eastAsia" w:ascii="Times New Roman" w:hAnsi="Times New Roman" w:eastAsia="Times New Roman" w:cs="Times New Roman"/>
-        </w:rPr>
-        <w:t>____</w:t>
-      </w:r>
-      <w:r>
-        <w:rPr>
-          <w:rFonts w:hint="eastAsia" w:ascii="Times New Roman" w:hAnsi="Times New Roman" w:eastAsia="FangSong" w:cs="Times New Roman"/>
-        </w:rPr>
-        <w:t>周期第</w:t>
-      </w:r>
-      <w:r>
-        <w:rPr>
-          <w:rFonts w:hint="eastAsia" w:ascii="Times New Roman" w:hAnsi="Times New Roman" w:eastAsia="Times New Roman" w:cs="Times New Roman"/>
-        </w:rPr>
-        <w:t>____</w:t>
-      </w:r>
-      <w:r>
-        <w:rPr>
-          <w:rFonts w:hint="eastAsia" w:ascii="Times New Roman" w:hAnsi="Times New Roman" w:eastAsia="FangSong" w:cs="Times New Roman"/>
-        </w:rPr>
-        <w:t>族元素</w:t>
-      </w:r>
-      <w:r>
-        <w:rPr>
-          <w:rFonts w:hint="eastAsia" w:ascii="Times New Roman" w:hAnsi="Times New Roman" w:eastAsia="Times New Roman" w:cs="Times New Roman"/>
-        </w:rPr>
-        <w:t>，</w:t>
-      </w:r>
-      <w:r>
-        <w:rPr>
-          <w:rFonts w:hint="eastAsia" w:ascii="Times New Roman" w:hAnsi="Times New Roman" w:eastAsia="FangSong" w:cs="Times New Roman"/>
-        </w:rPr>
-        <w:t>它的单质在常温常压下最可能呈现的状态是</w:t>
-      </w:r>
-      <w:r>
-        <w:rPr>
-          <w:rFonts w:hint="eastAsia" w:ascii="Times New Roman" w:hAnsi="Times New Roman" w:eastAsia="Times New Roman" w:cs="Times New Roman"/>
-        </w:rPr>
-        <w:t>____（</w:t>
-      </w:r>
-      <w:r>
-        <w:rPr>
-          <w:rFonts w:hint="eastAsia" w:ascii="Times New Roman" w:hAnsi="Times New Roman" w:eastAsia="FangSong" w:cs="Times New Roman"/>
-        </w:rPr>
-        <w:t>气</w:t>
-      </w:r>
-      <w:r>
-        <w:rPr>
-          <w:rFonts w:hint="eastAsia" w:ascii="Times New Roman" w:hAnsi="Times New Roman" w:eastAsia="Times New Roman" w:cs="Times New Roman"/>
-        </w:rPr>
-        <w:t>、</w:t>
-      </w:r>
-      <w:r>
-        <w:rPr>
-          <w:rFonts w:hint="eastAsia" w:ascii="Times New Roman" w:hAnsi="Times New Roman" w:eastAsia="FangSong" w:cs="Times New Roman"/>
-        </w:rPr>
-        <w:t>液</w:t>
-      </w:r>
-      <w:r>
-        <w:rPr>
-          <w:rFonts w:hint="eastAsia" w:ascii="Times New Roman" w:hAnsi="Times New Roman" w:eastAsia="Times New Roman" w:cs="Times New Roman"/>
-        </w:rPr>
-        <w:t>、</w:t>
-      </w:r>
-      <w:r>
-        <w:rPr>
-          <w:rFonts w:hint="eastAsia" w:ascii="Times New Roman" w:hAnsi="Times New Roman" w:eastAsia="FangSong" w:cs="Times New Roman"/>
-        </w:rPr>
-        <w:t>固选一填入</w:t>
-      </w:r>
-      <w:r>
-        <w:rPr>
-          <w:rFonts w:hint="eastAsia" w:ascii="Times New Roman" w:hAnsi="Times New Roman" w:eastAsia="Times New Roman" w:cs="Times New Roman"/>
-        </w:rPr>
-        <w:t>）</w:t>
-      </w:r>
-      <w:r>
-        <w:rPr>
-          <w:rFonts w:hint="eastAsia" w:ascii="Times New Roman" w:hAnsi="Times New Roman" w:eastAsia="FangSong" w:cs="Times New Roman"/>
-        </w:rPr>
-        <w:t>态</w:t>
-      </w:r>
-      <w:r>
-        <w:rPr>
-          <w:rFonts w:hint="eastAsia" w:ascii="Times New Roman" w:hAnsi="Times New Roman" w:eastAsia="Times New Roman" w:cs="Times New Roman"/>
-        </w:rPr>
-        <w:t>。</w:t>
-      </w:r>
-      <w:r>
-        <w:rPr>
-          <w:rFonts w:hint="eastAsia" w:ascii="Times New Roman" w:hAnsi="Times New Roman" w:eastAsia="FangSong" w:cs="Times New Roman"/>
-        </w:rPr>
-        <w:t>近日传闻俄国合成了第</w:t>
-      </w:r>
-      <w:r>
-        <w:rPr>
-          <w:rFonts w:ascii="Times New Roman" w:hAnsi="Times New Roman" w:eastAsia="Times New Roman" w:cs="Times New Roman"/>
-        </w:rPr>
-        <w:t xml:space="preserve"> 166 </w:t>
-      </w:r>
-      <w:r>
-        <w:rPr>
-          <w:rFonts w:hint="eastAsia" w:ascii="Times New Roman" w:hAnsi="Times New Roman" w:eastAsia="FangSong" w:cs="Times New Roman"/>
-        </w:rPr>
-        <w:t>号元素</w:t>
-      </w:r>
-      <w:r>
-        <w:rPr>
-          <w:rFonts w:hint="eastAsia" w:ascii="Times New Roman" w:hAnsi="Times New Roman" w:eastAsia="Times New Roman" w:cs="Times New Roman"/>
-        </w:rPr>
-        <w:t>，</w:t>
-      </w:r>
-      <w:r>
-        <w:rPr>
-          <w:rFonts w:hint="eastAsia" w:ascii="Times New Roman" w:hAnsi="Times New Roman" w:eastAsia="FangSong" w:cs="Times New Roman"/>
-        </w:rPr>
-        <w:t>若已知原子结构规律不变</w:t>
-      </w:r>
-      <w:r>
-        <w:rPr>
-          <w:rFonts w:hint="eastAsia" w:ascii="Times New Roman" w:hAnsi="Times New Roman" w:eastAsia="Times New Roman" w:cs="Times New Roman"/>
-        </w:rPr>
-        <w:t>，</w:t>
-      </w:r>
-      <w:r>
-        <w:rPr>
-          <w:rFonts w:hint="eastAsia" w:ascii="Times New Roman" w:hAnsi="Times New Roman" w:eastAsia="FangSong" w:cs="Times New Roman"/>
-        </w:rPr>
-        <w:t>该元素应是第</w:t>
-      </w:r>
-      <w:r>
-        <w:rPr>
-          <w:rFonts w:hint="eastAsia" w:ascii="Times New Roman" w:hAnsi="Times New Roman" w:eastAsia="Times New Roman" w:cs="Times New Roman"/>
-        </w:rPr>
-        <w:t>____</w:t>
-      </w:r>
-      <w:r>
-        <w:rPr>
-          <w:rFonts w:hint="eastAsia" w:ascii="Times New Roman" w:hAnsi="Times New Roman" w:eastAsia="FangSong" w:cs="Times New Roman"/>
-        </w:rPr>
-        <w:t>周期第</w:t>
-      </w:r>
-      <w:r>
-        <w:rPr>
-          <w:rFonts w:hint="eastAsia" w:ascii="Times New Roman" w:hAnsi="Times New Roman" w:eastAsia="Times New Roman" w:cs="Times New Roman"/>
-        </w:rPr>
-        <w:t>____</w:t>
-      </w:r>
-      <w:r>
-        <w:rPr>
-          <w:rFonts w:hint="eastAsia" w:ascii="Times New Roman" w:hAnsi="Times New Roman" w:eastAsia="FangSong" w:cs="Times New Roman"/>
-        </w:rPr>
-        <w:t>族元素</w:t>
+        <w:t>生成氢气</w:t>
       </w:r>
       <w:r>
         <w:rPr>
@@ -4574,7 +4507,119 @@
     </w:p>
     <w:p>
       <w:pPr>
-        <w:pStyle w:val="BodyText"/>
+        <w:numPr>
+          <w:ilvl w:val="0"/>
+          <w:numId w:val="1007"/>
+        </w:numPr>
+      </w:pPr>
+      <w:r>
+        <w:rPr>
+          <w:rFonts w:ascii="Times New Roman" w:hAnsi="Times New Roman" w:eastAsia="Times New Roman" w:cs="Times New Roman"/>
+        </w:rPr>
+        <w:t xml:space="preserve">Tl </w:t>
+      </w:r>
+      <w:r>
+        <w:rPr>
+          <w:rFonts w:hint="eastAsia" w:ascii="Times New Roman" w:hAnsi="Times New Roman" w:eastAsia="FangSong" w:cs="Times New Roman"/>
+        </w:rPr>
+        <w:t>的低价氧化物是</w:t>
+      </w:r>
+      <w:r>
+        <w:rPr>
+          <w:rFonts w:hint="eastAsia" w:ascii="Times New Roman" w:hAnsi="Times New Roman" w:eastAsia="Times New Roman" w:cs="Times New Roman"/>
+        </w:rPr>
+        <w:t>____（</w:t>
+      </w:r>
+      <w:r>
+        <w:rPr>
+          <w:rFonts w:hint="eastAsia" w:ascii="Times New Roman" w:hAnsi="Times New Roman" w:eastAsia="FangSong" w:cs="Times New Roman"/>
+        </w:rPr>
+        <w:t>碱性</w:t>
+      </w:r>
+      <w:r>
+        <w:rPr>
+          <w:rFonts w:hint="eastAsia" w:ascii="Times New Roman" w:hAnsi="Times New Roman" w:eastAsia="Times New Roman" w:cs="Times New Roman"/>
+        </w:rPr>
+        <w:t>、</w:t>
+      </w:r>
+      <w:r>
+        <w:rPr>
+          <w:rFonts w:hint="eastAsia" w:ascii="Times New Roman" w:hAnsi="Times New Roman" w:eastAsia="FangSong" w:cs="Times New Roman"/>
+        </w:rPr>
+        <w:t>酸性</w:t>
+      </w:r>
+      <w:r>
+        <w:rPr>
+          <w:rFonts w:hint="eastAsia" w:ascii="Times New Roman" w:hAnsi="Times New Roman" w:eastAsia="Times New Roman" w:cs="Times New Roman"/>
+        </w:rPr>
+        <w:t>、</w:t>
+      </w:r>
+      <w:r>
+        <w:rPr>
+          <w:rFonts w:hint="eastAsia" w:ascii="Times New Roman" w:hAnsi="Times New Roman" w:eastAsia="FangSong" w:cs="Times New Roman"/>
+        </w:rPr>
+        <w:t>两性或惰性</w:t>
+      </w:r>
+      <w:r>
+        <w:rPr>
+          <w:rFonts w:hint="eastAsia" w:ascii="Times New Roman" w:hAnsi="Times New Roman" w:eastAsia="Times New Roman" w:cs="Times New Roman"/>
+        </w:rPr>
+        <w:t>）</w:t>
+      </w:r>
+      <w:r>
+        <w:rPr>
+          <w:rFonts w:hint="eastAsia" w:ascii="Times New Roman" w:hAnsi="Times New Roman" w:eastAsia="FangSong" w:cs="Times New Roman"/>
+        </w:rPr>
+        <w:t>氧化物</w:t>
+      </w:r>
+      <w:r>
+        <w:rPr>
+          <w:rFonts w:hint="eastAsia" w:ascii="Times New Roman" w:hAnsi="Times New Roman" w:eastAsia="Times New Roman" w:cs="Times New Roman"/>
+        </w:rPr>
+        <w:t>。</w:t>
+      </w:r>
+    </w:p>
+    <w:p>
+      <w:pPr>
+        <w:numPr>
+          <w:ilvl w:val="0"/>
+          <w:numId w:val="1007"/>
+        </w:numPr>
+      </w:pPr>
+      <w:r>
+        <w:rPr>
+          <w:rFonts w:ascii="Times New Roman" w:hAnsi="Times New Roman" w:eastAsia="Times New Roman" w:cs="Times New Roman"/>
+        </w:rPr>
+        <w:t xml:space="preserve">Tl </w:t>
+      </w:r>
+      <w:r>
+        <w:rPr>
+          <w:rFonts w:hint="eastAsia" w:ascii="Times New Roman" w:hAnsi="Times New Roman" w:eastAsia="FangSong" w:cs="Times New Roman"/>
+        </w:rPr>
+        <w:t>的熔点比地壳中含量最多的金属元素的单质的熔点</w:t>
+      </w:r>
+      <w:r>
+        <w:rPr>
+          <w:rFonts w:hint="eastAsia" w:ascii="Times New Roman" w:hAnsi="Times New Roman" w:eastAsia="Times New Roman" w:cs="Times New Roman"/>
+        </w:rPr>
+        <w:t>____（</w:t>
+      </w:r>
+      <w:r>
+        <w:rPr>
+          <w:rFonts w:hint="eastAsia" w:ascii="Times New Roman" w:hAnsi="Times New Roman" w:eastAsia="FangSong" w:cs="Times New Roman"/>
+        </w:rPr>
+        <w:t>高或低</w:t>
+      </w:r>
+      <w:r>
+        <w:rPr>
+          <w:rFonts w:hint="eastAsia" w:ascii="Times New Roman" w:hAnsi="Times New Roman" w:eastAsia="Times New Roman" w:cs="Times New Roman"/>
+        </w:rPr>
+        <w:t>）。</w:t>
+      </w:r>
+    </w:p>
+    <w:p>
+      <w:pPr>
+        <w:pStyle w:val="FirstParagraph"/>
         <w:spacing w:after="80"/>
       </w:pPr>
       <w:r>
@@ -4657,7 +4702,7 @@
               <w:rPr>
                 <w:rFonts w:hint="eastAsia" w:ascii="Times New Roman" w:hAnsi="Times New Roman" w:eastAsia="FangSong" w:cs="Times New Roman"/>
               </w:rPr>
-              <w:t xml:space="preserve">元素周期律</w:t>
+              <w:t xml:space="preserve">惰性对效应</w:t>
             </w:r>
           </w:p>
         </w:tc>
@@ -4670,9 +4715,40 @@
             </w:pPr>
             <w:r>
               <w:rPr>
+                <w:rFonts w:ascii="Times New Roman" w:hAnsi="Times New Roman" w:eastAsia="Times New Roman" w:cs="Times New Roman"/>
+              </w:rPr>
+              <w:t>6s</w:t>
+            </w:r>
+            <w:r>
+              <w:rPr>
+                <w:rFonts w:ascii="Times New Roman" w:hAnsi="Times New Roman" w:eastAsia="Times New Roman" w:cs="Times New Roman"/>
+                <w:vertAlign w:val="superscript"/>
+              </w:rPr>
+              <w:t>2</w:t>
+            </w:r>
+            <w:r>
+              <w:rPr>
+                <w:rFonts w:ascii="Times New Roman" w:hAnsi="Times New Roman" w:eastAsia="Times New Roman" w:cs="Times New Roman"/>
+              </w:rPr>
+              <w:t xml:space="preserve"> </w:t>
+            </w:r>
+            <w:r>
+              <w:rPr>
                 <w:rFonts w:hint="eastAsia" w:ascii="Times New Roman" w:hAnsi="Times New Roman" w:eastAsia="FangSong" w:cs="Times New Roman"/>
               </w:rPr>
-              <w:t xml:space="preserve">周期元素种数规律与位置外推</w:t>
+              <w:t xml:space="preserve">电子对稳定导致</w:t>
+            </w:r>
+            <w:r>
+              <w:rPr>
+                <w:rFonts w:ascii="Times New Roman" w:hAnsi="Times New Roman" w:eastAsia="Times New Roman" w:cs="Times New Roman"/>
+              </w:rPr>
+              <w:t xml:space="preserve"> +1 </w:t>
+            </w:r>
+            <w:r>
+              <w:rPr>
+                <w:rFonts w:hint="eastAsia" w:ascii="Times New Roman" w:hAnsi="Times New Roman" w:eastAsia="FangSong" w:cs="Times New Roman"/>
+              </w:rPr>
+              <w:t xml:space="preserve">价常见</w:t>
             </w:r>
           </w:p>
         </w:tc>
@@ -4689,7 +4765,7 @@
               <w:rPr>
                 <w:rFonts w:hint="eastAsia" w:ascii="Times New Roman" w:hAnsi="Times New Roman" w:eastAsia="FangSong" w:cs="Times New Roman"/>
               </w:rPr>
-              <w:t xml:space="preserve">元素周期表分区</w:t>
+              <w:t xml:space="preserve">原子结构</w:t>
             </w:r>
           </w:p>
         </w:tc>
@@ -4702,22 +4778,65 @@
             </w:pPr>
             <w:r>
               <w:rPr>
-                <w:rFonts w:ascii="Times New Roman" w:hAnsi="Times New Roman" w:eastAsia="Times New Roman" w:cs="Times New Roman"/>
+                <w:rFonts w:hint="eastAsia" w:ascii="Times New Roman" w:hAnsi="Times New Roman" w:eastAsia="FangSong" w:cs="Times New Roman"/>
               </w:rPr>
-              <w:t xml:space="preserve">g </w:t>
+              <w:t xml:space="preserve">价电子构型</w:t>
             </w:r>
             <w:r>
               <w:rPr>
-                <w:rFonts w:hint="eastAsia" w:ascii="Times New Roman" w:hAnsi="Times New Roman" w:eastAsia="FangSong" w:cs="Times New Roman"/>
+                <w:rFonts w:ascii="Times New Roman" w:hAnsi="Times New Roman" w:eastAsia="Times New Roman" w:cs="Times New Roman"/>
               </w:rPr>
-              <w:t>区</w:t>
+              <w:t xml:space="preserve"> </w:t>
             </w:r>
+            <m:oMath>
+              <m:r>
+                <m:t>n</m:t>
+              </m:r>
+              <m:sSup>
+                <m:e>
+                  <m:r>
+                    <m:t>s</m:t>
+                  </m:r>
+                </m:e>
+                <m:sup>
+                  <m:r>
+                    <m:t>n</m:t>
+                  </m:r>
+                </m:sup>
+              </m:sSup>
+            </m:oMath>
             <w:r>
               <w:rPr>
-                <w:rFonts w:hint="eastAsia" w:ascii="Times New Roman" w:hAnsi="Times New Roman" w:eastAsia="Times New Roman" w:cs="Times New Roman"/>
+                <w:rFonts w:ascii="Times New Roman" w:hAnsi="Times New Roman" w:eastAsia="Times New Roman" w:cs="Times New Roman"/>
               </w:rPr>
-              <w:t>（5g</w:t>
+              <w:t xml:space="preserve"> </w:t>
             </w:r>
+            <m:oMath>
+              <m:r>
+                <m:t>n</m:t>
+              </m:r>
+              <m:sSup>
+                <m:e>
+                  <m:r>
+                    <m:t>p</m:t>
+                  </m:r>
+                </m:e>
+                <m:sup>
+                  <m:r>
+                    <m:t>n</m:t>
+                  </m:r>
+                  <m:r>
+                    <m:rPr>
+                      <m:sty m:val="p"/>
+                    </m:rPr>
+                    <m:t>−</m:t>
+                  </m:r>
+                  <m:r>
+                    <m:t>1</m:t>
+                  </m:r>
+                </m:sup>
+              </m:sSup>
+            </m:oMath>
             <w:r>
               <w:rPr>
                 <w:rFonts w:ascii="Times New Roman" w:hAnsi="Times New Roman" w:eastAsia="Times New Roman" w:cs="Times New Roman"/>
@@ -4728,44 +4847,7 @@
               <w:rPr>
                 <w:rFonts w:hint="eastAsia" w:ascii="Times New Roman" w:hAnsi="Times New Roman" w:eastAsia="FangSong" w:cs="Times New Roman"/>
               </w:rPr>
-              <w:t>亚层</w:t>
-            </w:r>
-            <w:r>
-              <w:rPr>
-                <w:rFonts w:hint="eastAsia" w:ascii="Times New Roman" w:hAnsi="Times New Roman" w:eastAsia="Times New Roman" w:cs="Times New Roman"/>
-              </w:rPr>
-              <w:t>）</w:t>
-            </w:r>
-            <w:r>
-              <w:rPr>
-                <w:rFonts w:hint="eastAsia" w:ascii="Times New Roman" w:hAnsi="Times New Roman" w:eastAsia="FangSong" w:cs="Times New Roman"/>
-              </w:rPr>
-              <w:t>与</w:t>
-            </w:r>
-            <w:r>
-              <w:rPr>
-                <w:rFonts w:ascii="Times New Roman" w:hAnsi="Times New Roman" w:eastAsia="Times New Roman" w:cs="Times New Roman"/>
-              </w:rPr>
-              <w:t xml:space="preserve"> 8p</w:t>
-            </w:r>
-            <w:r>
-              <w:rPr>
-                <w:rFonts w:ascii="Times New Roman" w:hAnsi="Times New Roman" w:eastAsia="Times New Roman" w:cs="Times New Roman"/>
-                <w:vertAlign w:val="superscript"/>
-              </w:rPr>
-              <w:t>4</w:t>
-            </w:r>
-            <w:r>
-              <w:rPr>
-                <w:rFonts w:ascii="Times New Roman" w:hAnsi="Times New Roman" w:eastAsia="Times New Roman" w:cs="Times New Roman"/>
-              </w:rPr>
-              <w:t xml:space="preserve"> </w:t>
-            </w:r>
-            <w:r>
-              <w:rPr>
-                <w:rFonts w:hint="eastAsia" w:ascii="Times New Roman" w:hAnsi="Times New Roman" w:eastAsia="FangSong" w:cs="Times New Roman"/>
-              </w:rPr>
-              <w:t xml:space="preserve">价电子构型</w:t>
+              <w:t xml:space="preserve">的求解</w:t>
             </w:r>
           </w:p>
         </w:tc>
@@ -4782,7 +4864,7 @@
               <w:rPr>
                 <w:rFonts w:hint="eastAsia" w:ascii="Times New Roman" w:hAnsi="Times New Roman" w:eastAsia="FangSong" w:cs="Times New Roman"/>
               </w:rPr>
-              <w:t xml:space="preserve">稀有气体</w:t>
+              <w:t xml:space="preserve">元素周期律</w:t>
             </w:r>
           </w:p>
         </w:tc>
@@ -4797,25 +4879,25 @@
               <w:rPr>
                 <w:rFonts w:ascii="Times New Roman" w:hAnsi="Times New Roman" w:eastAsia="Times New Roman" w:cs="Times New Roman"/>
               </w:rPr>
-              <w:t xml:space="preserve">118 </w:t>
+              <w:t xml:space="preserve">ⅢA </w:t>
             </w:r>
             <w:r>
               <w:rPr>
                 <w:rFonts w:hint="eastAsia" w:ascii="Times New Roman" w:hAnsi="Times New Roman" w:eastAsia="FangSong" w:cs="Times New Roman"/>
               </w:rPr>
-              <w:t xml:space="preserve">号</w:t>
+              <w:t>族自上而下低价稳定性递增</w:t>
             </w:r>
             <w:r>
               <w:rPr>
-                <w:rFonts w:ascii="Times New Roman" w:hAnsi="Times New Roman" w:eastAsia="Times New Roman" w:cs="Times New Roman"/>
+                <w:rFonts w:hint="eastAsia" w:ascii="Times New Roman" w:hAnsi="Times New Roman" w:eastAsia="Times New Roman" w:cs="Times New Roman"/>
               </w:rPr>
-              <w:t xml:space="preserve"> 0 </w:t>
+              <w:t>、</w:t>
             </w:r>
             <w:r>
               <w:rPr>
                 <w:rFonts w:hint="eastAsia" w:ascii="Times New Roman" w:hAnsi="Times New Roman" w:eastAsia="FangSong" w:cs="Times New Roman"/>
               </w:rPr>
-              <w:t xml:space="preserve">族气态单质</w:t>
+              <w:t>金属活泼性</w:t>
             </w:r>
           </w:p>
         </w:tc>
@@ -4849,121 +4931,6 @@
           <w:rFonts w:hint="eastAsia" w:ascii="Times New Roman" w:hAnsi="Times New Roman" w:eastAsia="Times New Roman" w:cs="Times New Roman"/>
         </w:rPr>
         <w:t>13</w:t>
-      </w:r>
-      <w:r>
-        <w:rPr>
-          <w:rFonts w:hint="eastAsia" w:ascii="Times New Roman" w:hAnsi="Times New Roman" w:eastAsia="SimHei" w:cs="Times New Roman"/>
-        </w:rPr>
-        <w:t>题</w:t>
-      </w:r>
-    </w:p>
-    <w:p>
-      <w:pPr>
-        <w:pStyle w:val="FirstParagraph"/>
-      </w:pPr>
-      <w:r>
-        <w:rPr>
-          <w:rFonts w:hint="eastAsia" w:ascii="Times New Roman" w:hAnsi="Times New Roman" w:eastAsia="FangSong" w:cs="Times New Roman"/>
-          <w:b/>
-          <w:bCs/>
-        </w:rPr>
-        <w:t xml:space="preserve">题目</w:t>
-      </w:r>
-      <w:r>
-        <w:rPr>
-          <w:rFonts w:hint="eastAsia" w:ascii="Times New Roman" w:hAnsi="Times New Roman" w:eastAsia="Times New Roman" w:cs="Times New Roman"/>
-        </w:rPr>
-        <w:t>：</w:t>
-      </w:r>
-      <w:r>
-        <w:rPr>
-          <w:rFonts w:hint="eastAsia" w:ascii="Times New Roman" w:hAnsi="Times New Roman" w:eastAsia="FangSong" w:cs="Times New Roman"/>
-        </w:rPr>
-        <w:t>钒与吡啶</w:t>
-      </w:r>
-      <w:r>
-        <w:rPr>
-          <w:rFonts w:hint="eastAsia" w:ascii="Times New Roman" w:hAnsi="Times New Roman" w:eastAsia="Times New Roman" w:cs="Times New Roman"/>
-        </w:rPr>
-        <w:t>-2-</w:t>
-      </w:r>
-      <w:r>
-        <w:rPr>
-          <w:rFonts w:hint="eastAsia" w:ascii="Times New Roman" w:hAnsi="Times New Roman" w:eastAsia="FangSong" w:cs="Times New Roman"/>
-        </w:rPr>
-        <w:t>甲酸根形成电中性配合物</w:t>
-      </w:r>
-      <w:r>
-        <w:rPr>
-          <w:rFonts w:hint="eastAsia" w:ascii="Times New Roman" w:hAnsi="Times New Roman" w:eastAsia="Times New Roman" w:cs="Times New Roman"/>
-        </w:rPr>
-        <w:t>，</w:t>
-      </w:r>
-      <w:r>
-        <w:rPr>
-          <w:rFonts w:hint="eastAsia" w:ascii="Times New Roman" w:hAnsi="Times New Roman" w:eastAsia="FangSong" w:cs="Times New Roman"/>
-        </w:rPr>
-        <w:t>氧质量分数</w:t>
-      </w:r>
-      <w:r>
-        <w:rPr>
-          <w:rFonts w:hint="eastAsia" w:ascii="Times New Roman" w:hAnsi="Times New Roman" w:eastAsia="Times New Roman" w:cs="Times New Roman"/>
-        </w:rPr>
-        <w:t>25.7%。</w:t>
-      </w:r>
-      <w:r>
-        <w:rPr>
-          <w:rFonts w:hint="eastAsia" w:ascii="Times New Roman" w:hAnsi="Times New Roman" w:eastAsia="FangSong" w:cs="Times New Roman"/>
-        </w:rPr>
-        <w:t>画出结构</w:t>
-      </w:r>
-      <w:r>
-        <w:rPr>
-          <w:rFonts w:hint="eastAsia" w:ascii="Times New Roman" w:hAnsi="Times New Roman" w:eastAsia="Times New Roman" w:cs="Times New Roman"/>
-        </w:rPr>
-        <w:t>，</w:t>
-      </w:r>
-      <w:r>
-        <w:rPr>
-          <w:rFonts w:hint="eastAsia" w:ascii="Times New Roman" w:hAnsi="Times New Roman" w:eastAsia="FangSong" w:cs="Times New Roman"/>
-        </w:rPr>
-        <w:t>指出氧化态</w:t>
-      </w:r>
-      <w:r>
-        <w:rPr>
-          <w:rFonts w:hint="eastAsia" w:ascii="Times New Roman" w:hAnsi="Times New Roman" w:eastAsia="Times New Roman" w:cs="Times New Roman"/>
-        </w:rPr>
-        <w:t>。</w:t>
-      </w:r>
-    </w:p>
-    <w:p>
-      <w:pPr>
-        <w:spacing w:before="160" w:after="80"/>
-      </w:pPr>
-      <w:r>
-        <w:pict>
-          <v:rect style="width:0;height:1.5pt" o:hralign="center" o:hrstd="t" o:hr="t"/>
-        </w:pict>
-      </w:r>
-    </w:p>
-    <w:bookmarkEnd w:id="23"/>
-    <w:bookmarkStart w:id="24" w:name="第14题"/>
-    <w:p>
-      <w:pPr>
-        <w:pStyle w:val="Heading3"/>
-        <w:spacing w:before="280" w:after="120"/>
-      </w:pPr>
-      <w:r>
-        <w:rPr>
-          <w:rFonts w:hint="eastAsia" w:ascii="Times New Roman" w:hAnsi="Times New Roman" w:eastAsia="SimHei" w:cs="Times New Roman"/>
-        </w:rPr>
-        <w:t>第</w:t>
-      </w:r>
-      <w:r>
-        <w:rPr>
-          <w:rFonts w:hint="eastAsia" w:ascii="Times New Roman" w:hAnsi="Times New Roman" w:eastAsia="Times New Roman" w:cs="Times New Roman"/>
-        </w:rPr>
-        <w:t>14</w:t>
       </w:r>
       <w:r>
         <w:rPr>
@@ -6549,7 +6516,7 @@
         <w:pStyle w:val="Compact"/>
         <w:numPr>
           <w:ilvl w:val="0"/>
-          <w:numId w:val="1006"/>
+          <w:numId w:val="1008"/>
         </w:numPr>
       </w:pPr>
       <m:oMath>
@@ -7105,8 +7072,8 @@
         </w:pict>
       </w:r>
     </w:p>
-    <w:bookmarkEnd w:id="24"/>
-    <w:bookmarkStart w:id="25" w:name="第15题"/>
+    <w:bookmarkEnd w:id="23"/>
+    <w:bookmarkStart w:id="24" w:name="第14题"/>
     <w:p>
       <w:pPr>
         <w:pStyle w:val="Heading3"/>
@@ -7122,7 +7089,7 @@
         <w:rPr>
           <w:rFonts w:hint="eastAsia" w:ascii="Times New Roman" w:hAnsi="Times New Roman" w:eastAsia="Times New Roman" w:cs="Times New Roman"/>
         </w:rPr>
-        <w:t>15</w:t>
+        <w:t>14</w:t>
       </w:r>
       <w:r>
         <w:rPr>
@@ -7663,8 +7630,8 @@
         </w:pict>
       </w:r>
     </w:p>
-    <w:bookmarkEnd w:id="25"/>
-    <w:bookmarkStart w:id="26" w:name="第16题"/>
+    <w:bookmarkEnd w:id="24"/>
+    <w:bookmarkStart w:id="25" w:name="第15题"/>
     <w:p>
       <w:pPr>
         <w:pStyle w:val="Heading3"/>
@@ -7680,7 +7647,7 @@
         <w:rPr>
           <w:rFonts w:hint="eastAsia" w:ascii="Times New Roman" w:hAnsi="Times New Roman" w:eastAsia="Times New Roman" w:cs="Times New Roman"/>
         </w:rPr>
-        <w:t>16</w:t>
+        <w:t>15</w:t>
       </w:r>
       <w:r>
         <w:rPr>
@@ -7806,7 +7773,7 @@
       <w:pPr>
         <w:numPr>
           <w:ilvl w:val="0"/>
-          <w:numId w:val="1007"/>
+          <w:numId w:val="1009"/>
         </w:numPr>
       </w:pPr>
       <w:r>
@@ -7915,7 +7882,7 @@
       <w:pPr>
         <w:numPr>
           <w:ilvl w:val="0"/>
-          <w:numId w:val="1007"/>
+          <w:numId w:val="1009"/>
         </w:numPr>
       </w:pPr>
       <w:r>
@@ -8417,8 +8384,8 @@
         </w:pict>
       </w:r>
     </w:p>
-    <w:bookmarkEnd w:id="26"/>
-    <w:bookmarkStart w:id="27" w:name="第17题"/>
+    <w:bookmarkEnd w:id="25"/>
+    <w:bookmarkStart w:id="26" w:name="第16题"/>
     <w:p>
       <w:pPr>
         <w:pStyle w:val="Heading3"/>
@@ -8434,7 +8401,7 @@
         <w:rPr>
           <w:rFonts w:hint="eastAsia" w:ascii="Times New Roman" w:hAnsi="Times New Roman" w:eastAsia="Times New Roman" w:cs="Times New Roman"/>
         </w:rPr>
-        <w:t>17</w:t>
+        <w:t>16</w:t>
       </w:r>
       <w:r>
         <w:rPr>
@@ -8445,72 +8412,746 @@
     </w:p>
     <w:p>
       <w:pPr>
-        <w:spacing w:before="160" w:after="80"/>
-      </w:pPr>
-      <w:r>
-        <w:pict>
-          <v:rect style="width:0;height:1.5pt" o:hralign="center" o:hrstd="t" o:hr="t"/>
-        </w:pict>
+        <w:pStyle w:val="FirstParagraph"/>
+      </w:pPr>
+      <w:r>
+        <w:rPr>
+          <w:rFonts w:hint="eastAsia" w:ascii="Times New Roman" w:hAnsi="Times New Roman" w:eastAsia="Times New Roman" w:cs="Times New Roman"/>
+        </w:rPr>
+        <w:t>【</w:t>
+      </w:r>
+      <w:r>
+        <w:rPr>
+          <w:rFonts w:hint="eastAsia" w:ascii="Times New Roman" w:hAnsi="Times New Roman" w:eastAsia="FangSong" w:cs="Times New Roman"/>
+        </w:rPr>
+        <w:t>例</w:t>
+      </w:r>
+      <w:r>
+        <w:rPr>
+          <w:rFonts w:ascii="Times New Roman" w:hAnsi="Times New Roman" w:eastAsia="Times New Roman" w:cs="Times New Roman"/>
+        </w:rPr>
+        <w:t xml:space="preserve"> </w:t>
+      </w:r>
+      <w:r>
+        <w:rPr>
+          <w:rFonts w:hint="eastAsia" w:ascii="Times New Roman" w:hAnsi="Times New Roman" w:eastAsia="Times New Roman" w:cs="Times New Roman"/>
+        </w:rPr>
+        <w:t xml:space="preserve">19】（1)</w:t>
+      </w:r>
+      <w:r>
+        <w:rPr>
+          <w:rFonts w:ascii="Times New Roman" w:hAnsi="Times New Roman" w:eastAsia="Times New Roman" w:cs="Times New Roman"/>
+        </w:rPr>
+        <w:t xml:space="preserve"> Lewis </w:t>
+      </w:r>
+      <w:r>
+        <w:rPr>
+          <w:rFonts w:hint="eastAsia" w:ascii="Times New Roman" w:hAnsi="Times New Roman" w:eastAsia="FangSong" w:cs="Times New Roman"/>
+        </w:rPr>
+        <w:t xml:space="preserve">酸和</w:t>
+      </w:r>
+      <w:r>
+        <w:rPr>
+          <w:rFonts w:ascii="Times New Roman" w:hAnsi="Times New Roman" w:eastAsia="Times New Roman" w:cs="Times New Roman"/>
+        </w:rPr>
+        <w:t xml:space="preserve"> Lewis </w:t>
+      </w:r>
+      <w:r>
+        <w:rPr>
+          <w:rFonts w:hint="eastAsia" w:ascii="Times New Roman" w:hAnsi="Times New Roman" w:eastAsia="FangSong" w:cs="Times New Roman"/>
+        </w:rPr>
+        <w:t>碱可以形成酸碱加合物</w:t>
+      </w:r>
+      <w:r>
+        <w:rPr>
+          <w:rFonts w:hint="eastAsia" w:ascii="Times New Roman" w:hAnsi="Times New Roman" w:eastAsia="Times New Roman" w:cs="Times New Roman"/>
+        </w:rPr>
+        <w:t>。</w:t>
+      </w:r>
+      <w:r>
+        <w:rPr>
+          <w:rFonts w:hint="eastAsia" w:ascii="Times New Roman" w:hAnsi="Times New Roman" w:eastAsia="FangSong" w:cs="Times New Roman"/>
+        </w:rPr>
+        <w:t>根据下列两个方程式判断反应中所涉及</w:t>
+      </w:r>
+      <w:r>
+        <w:rPr>
+          <w:rFonts w:ascii="Times New Roman" w:hAnsi="Times New Roman" w:eastAsia="Times New Roman" w:cs="Times New Roman"/>
+        </w:rPr>
+        <w:t xml:space="preserve"> Lewis </w:t>
+      </w:r>
+      <w:r>
+        <w:rPr>
+          <w:rFonts w:hint="eastAsia" w:ascii="Times New Roman" w:hAnsi="Times New Roman" w:eastAsia="FangSong" w:cs="Times New Roman"/>
+        </w:rPr>
+        <w:t>酸的酸性强弱</w:t>
+      </w:r>
+      <w:r>
+        <w:rPr>
+          <w:rFonts w:hint="eastAsia" w:ascii="Times New Roman" w:hAnsi="Times New Roman" w:eastAsia="Times New Roman" w:cs="Times New Roman"/>
+        </w:rPr>
+        <w:t>，</w:t>
+      </w:r>
+      <w:r>
+        <w:rPr>
+          <w:rFonts w:hint="eastAsia" w:ascii="Times New Roman" w:hAnsi="Times New Roman" w:eastAsia="FangSong" w:cs="Times New Roman"/>
+        </w:rPr>
+        <w:t>并由强到弱排序</w:t>
+      </w:r>
+      <w:r>
+        <w:rPr>
+          <w:rFonts w:hint="eastAsia" w:ascii="Times New Roman" w:hAnsi="Times New Roman" w:eastAsia="Times New Roman" w:cs="Times New Roman"/>
+        </w:rPr>
+        <w:t>。</w:t>
       </w:r>
     </w:p>
     <w:p>
       <w:pPr>
-        <w:pStyle w:val="FirstParagraph"/>
-      </w:pPr>
-      <w:r>
-        <w:rPr>
-          <w:rFonts w:ascii="Times New Roman" w:hAnsi="Times New Roman" w:eastAsia="Times New Roman" w:cs="Times New Roman"/>
-          <w:b/>
-          <w:bCs/>
-        </w:rPr>
-        <w:t xml:space="preserve">·</w:t>
-      </w:r>
-      <w:r>
-        <w:rPr>
-          <w:rFonts w:ascii="Times New Roman" w:hAnsi="Times New Roman" w:eastAsia="Times New Roman" w:cs="Times New Roman"/>
-        </w:rPr>
-        <w:t xml:space="preserve"> </w:t>
-      </w:r>
-      <w:r>
-        <w:rPr>
-          <w:rFonts w:hint="eastAsia" w:ascii="Times New Roman" w:hAnsi="Times New Roman" w:eastAsia="FangSong" w:cs="Times New Roman"/>
-        </w:rPr>
-        <w:t xml:space="preserve">题目</w:t>
-      </w:r>
+        <w:pStyle w:val="BodyText"/>
+      </w:pPr>
+      <m:oMathPara>
+        <m:oMathParaPr>
+          <m:jc m:val="center"/>
+          <m:ctrlPr>
+            <w:rPr>
+              <w:sz w:val="28"/>
+              <w:szCs w:val="28"/>
+            </w:rPr>
+          </m:ctrlPr>
+        </m:oMathParaPr>
+        <m:oMath>
+          <m:sSub>
+            <m:e>
+              <m:r>
+                <m:rPr>
+                  <m:sty m:val="p"/>
+                </m:rPr>
+                <m:t>F</m:t>
+              </m:r>
+            </m:e>
+            <m:sub>
+              <m:r>
+                <m:t>4</m:t>
+              </m:r>
+            </m:sub>
+          </m:sSub>
+          <m:r>
+            <m:rPr>
+              <m:sty m:val="p"/>
+            </m:rPr>
+            <m:t>S</m:t>
+          </m:r>
+          <m:r>
+            <m:rPr>
+              <m:sty m:val="p"/>
+            </m:rPr>
+            <m:t>i</m:t>
+          </m:r>
+          <m:r>
+            <m:rPr>
+              <m:sty m:val="p"/>
+            </m:rPr>
+            <m:t>−</m:t>
+          </m:r>
+          <m:r>
+            <m:rPr>
+              <m:sty m:val="p"/>
+            </m:rPr>
+            <m:t>N</m:t>
+          </m:r>
+          <m:r>
+            <m:rPr>
+              <m:sty m:val="p"/>
+            </m:rPr>
+            <m:t>(</m:t>
+          </m:r>
+          <m:sSub>
+            <m:e>
+              <m:r>
+                <m:rPr>
+                  <m:sty m:val="p"/>
+                </m:rPr>
+                <m:t>C</m:t>
+              </m:r>
+              <m:r>
+                <m:rPr>
+                  <m:sty m:val="p"/>
+                </m:rPr>
+                <m:t>H</m:t>
+              </m:r>
+            </m:e>
+            <m:sub>
+              <m:r>
+                <m:t>3</m:t>
+              </m:r>
+            </m:sub>
+          </m:sSub>
+          <m:sSub>
+            <m:e>
+              <m:r>
+                <m:rPr>
+                  <m:sty m:val="p"/>
+                </m:rPr>
+                <m:t>)</m:t>
+              </m:r>
+            </m:e>
+            <m:sub>
+              <m:r>
+                <m:t>3</m:t>
+              </m:r>
+            </m:sub>
+          </m:sSub>
+          <m:r>
+            <m:rPr>
+              <m:sty m:val="p"/>
+            </m:rPr>
+            <m:t>+</m:t>
+          </m:r>
+          <m:sSub>
+            <m:e>
+              <m:r>
+                <m:rPr>
+                  <m:sty m:val="p"/>
+                </m:rPr>
+                <m:t>B</m:t>
+              </m:r>
+              <m:r>
+                <m:rPr>
+                  <m:sty m:val="p"/>
+                </m:rPr>
+                <m:t>F</m:t>
+              </m:r>
+            </m:e>
+            <m:sub>
+              <m:r>
+                <m:t>3</m:t>
+              </m:r>
+            </m:sub>
+          </m:sSub>
+          <m:r>
+            <m:rPr>
+              <m:sty m:val="p"/>
+            </m:rPr>
+            <m:t>→</m:t>
+          </m:r>
+          <m:sSub>
+            <m:e>
+              <m:r>
+                <m:rPr>
+                  <m:sty m:val="p"/>
+                </m:rPr>
+                <m:t>F</m:t>
+              </m:r>
+            </m:e>
+            <m:sub>
+              <m:r>
+                <m:t>3</m:t>
+              </m:r>
+            </m:sub>
+          </m:sSub>
+          <m:r>
+            <m:rPr>
+              <m:sty m:val="p"/>
+            </m:rPr>
+            <m:t>B</m:t>
+          </m:r>
+          <m:r>
+            <m:rPr>
+              <m:sty m:val="p"/>
+            </m:rPr>
+            <m:t>−</m:t>
+          </m:r>
+          <m:r>
+            <m:rPr>
+              <m:sty m:val="p"/>
+            </m:rPr>
+            <m:t>N</m:t>
+          </m:r>
+          <m:r>
+            <m:rPr>
+              <m:sty m:val="p"/>
+            </m:rPr>
+            <m:t>(</m:t>
+          </m:r>
+          <m:sSub>
+            <m:e>
+              <m:r>
+                <m:rPr>
+                  <m:sty m:val="p"/>
+                </m:rPr>
+                <m:t>C</m:t>
+              </m:r>
+              <m:r>
+                <m:rPr>
+                  <m:sty m:val="p"/>
+                </m:rPr>
+                <m:t>H</m:t>
+              </m:r>
+            </m:e>
+            <m:sub>
+              <m:r>
+                <m:t>3</m:t>
+              </m:r>
+            </m:sub>
+          </m:sSub>
+          <m:sSub>
+            <m:e>
+              <m:r>
+                <m:rPr>
+                  <m:sty m:val="p"/>
+                </m:rPr>
+                <m:t>)</m:t>
+              </m:r>
+            </m:e>
+            <m:sub>
+              <m:r>
+                <m:t>3</m:t>
+              </m:r>
+            </m:sub>
+          </m:sSub>
+          <m:r>
+            <m:rPr>
+              <m:sty m:val="p"/>
+            </m:rPr>
+            <m:t>+</m:t>
+          </m:r>
+          <m:sSub>
+            <m:e>
+              <m:r>
+                <m:rPr>
+                  <m:sty m:val="p"/>
+                </m:rPr>
+                <m:t>S</m:t>
+              </m:r>
+              <m:r>
+                <m:rPr>
+                  <m:sty m:val="p"/>
+                </m:rPr>
+                <m:t>i</m:t>
+              </m:r>
+              <m:r>
+                <m:rPr>
+                  <m:sty m:val="p"/>
+                </m:rPr>
+                <m:t>F</m:t>
+              </m:r>
+            </m:e>
+            <m:sub>
+              <m:r>
+                <m:t>4</m:t>
+              </m:r>
+            </m:sub>
+          </m:sSub>
+        </m:oMath>
+      </m:oMathPara>
     </w:p>
     <w:p>
       <w:pPr>
+        <w:pStyle w:val="FirstParagraph"/>
+      </w:pPr>
+      <m:oMathPara>
+        <m:oMathParaPr>
+          <m:jc m:val="center"/>
+          <m:ctrlPr>
+            <w:rPr>
+              <w:sz w:val="28"/>
+              <w:szCs w:val="28"/>
+            </w:rPr>
+          </m:ctrlPr>
+        </m:oMathParaPr>
+        <m:oMath>
+          <m:sSub>
+            <m:e>
+              <m:r>
+                <m:rPr>
+                  <m:sty m:val="p"/>
+                </m:rPr>
+                <m:t>F</m:t>
+              </m:r>
+            </m:e>
+            <m:sub>
+              <m:r>
+                <m:t>3</m:t>
+              </m:r>
+            </m:sub>
+          </m:sSub>
+          <m:r>
+            <m:rPr>
+              <m:sty m:val="p"/>
+            </m:rPr>
+            <m:t>B</m:t>
+          </m:r>
+          <m:r>
+            <m:rPr>
+              <m:sty m:val="p"/>
+            </m:rPr>
+            <m:t>−</m:t>
+          </m:r>
+          <m:r>
+            <m:rPr>
+              <m:sty m:val="p"/>
+            </m:rPr>
+            <m:t>N</m:t>
+          </m:r>
+          <m:r>
+            <m:rPr>
+              <m:sty m:val="p"/>
+            </m:rPr>
+            <m:t>(</m:t>
+          </m:r>
+          <m:sSub>
+            <m:e>
+              <m:r>
+                <m:rPr>
+                  <m:sty m:val="p"/>
+                </m:rPr>
+                <m:t>C</m:t>
+              </m:r>
+              <m:r>
+                <m:rPr>
+                  <m:sty m:val="p"/>
+                </m:rPr>
+                <m:t>H</m:t>
+              </m:r>
+            </m:e>
+            <m:sub>
+              <m:r>
+                <m:t>3</m:t>
+              </m:r>
+            </m:sub>
+          </m:sSub>
+          <m:sSub>
+            <m:e>
+              <m:r>
+                <m:rPr>
+                  <m:sty m:val="p"/>
+                </m:rPr>
+                <m:t>)</m:t>
+              </m:r>
+            </m:e>
+            <m:sub>
+              <m:r>
+                <m:t>3</m:t>
+              </m:r>
+            </m:sub>
+          </m:sSub>
+          <m:r>
+            <m:rPr>
+              <m:sty m:val="p"/>
+            </m:rPr>
+            <m:t>+</m:t>
+          </m:r>
+          <m:sSub>
+            <m:e>
+              <m:r>
+                <m:rPr>
+                  <m:sty m:val="p"/>
+                </m:rPr>
+                <m:t>B</m:t>
+              </m:r>
+              <m:r>
+                <m:rPr>
+                  <m:sty m:val="p"/>
+                </m:rPr>
+                <m:t>C</m:t>
+              </m:r>
+              <m:r>
+                <m:rPr>
+                  <m:sty m:val="p"/>
+                </m:rPr>
+                <m:t>l</m:t>
+              </m:r>
+            </m:e>
+            <m:sub>
+              <m:r>
+                <m:t>3</m:t>
+              </m:r>
+            </m:sub>
+          </m:sSub>
+          <m:r>
+            <m:rPr>
+              <m:sty m:val="p"/>
+            </m:rPr>
+            <m:t>→</m:t>
+          </m:r>
+          <m:sSub>
+            <m:e>
+              <m:r>
+                <m:rPr>
+                  <m:sty m:val="p"/>
+                </m:rPr>
+                <m:t>C</m:t>
+              </m:r>
+              <m:r>
+                <m:rPr>
+                  <m:sty m:val="p"/>
+                </m:rPr>
+                <m:t>l</m:t>
+              </m:r>
+            </m:e>
+            <m:sub>
+              <m:r>
+                <m:t>3</m:t>
+              </m:r>
+            </m:sub>
+          </m:sSub>
+          <m:r>
+            <m:rPr>
+              <m:sty m:val="p"/>
+            </m:rPr>
+            <m:t>B</m:t>
+          </m:r>
+          <m:r>
+            <m:rPr>
+              <m:sty m:val="p"/>
+            </m:rPr>
+            <m:t>−</m:t>
+          </m:r>
+          <m:r>
+            <m:rPr>
+              <m:sty m:val="p"/>
+            </m:rPr>
+            <m:t>N</m:t>
+          </m:r>
+          <m:r>
+            <m:rPr>
+              <m:sty m:val="p"/>
+            </m:rPr>
+            <m:t>(</m:t>
+          </m:r>
+          <m:sSub>
+            <m:e>
+              <m:r>
+                <m:rPr>
+                  <m:sty m:val="p"/>
+                </m:rPr>
+                <m:t>C</m:t>
+              </m:r>
+              <m:r>
+                <m:rPr>
+                  <m:sty m:val="p"/>
+                </m:rPr>
+                <m:t>H</m:t>
+              </m:r>
+            </m:e>
+            <m:sub>
+              <m:r>
+                <m:t>3</m:t>
+              </m:r>
+            </m:sub>
+          </m:sSub>
+          <m:sSub>
+            <m:e>
+              <m:r>
+                <m:rPr>
+                  <m:sty m:val="p"/>
+                </m:rPr>
+                <m:t>)</m:t>
+              </m:r>
+            </m:e>
+            <m:sub>
+              <m:r>
+                <m:t>3</m:t>
+              </m:r>
+            </m:sub>
+          </m:sSub>
+          <m:r>
+            <m:rPr>
+              <m:sty m:val="p"/>
+            </m:rPr>
+            <m:t>+</m:t>
+          </m:r>
+          <m:sSub>
+            <m:e>
+              <m:r>
+                <m:rPr>
+                  <m:sty m:val="p"/>
+                </m:rPr>
+                <m:t>B</m:t>
+              </m:r>
+              <m:r>
+                <m:rPr>
+                  <m:sty m:val="p"/>
+                </m:rPr>
+                <m:t>F</m:t>
+              </m:r>
+            </m:e>
+            <m:sub>
+              <m:r>
+                <m:t>3</m:t>
+              </m:r>
+            </m:sub>
+          </m:sSub>
+        </m:oMath>
+      </m:oMathPara>
+    </w:p>
+    <w:p>
+      <w:pPr>
+        <w:pStyle w:val="FirstParagraph"/>
+      </w:pPr>
+      <w:r>
+        <w:rPr>
+          <w:rFonts w:hint="eastAsia" w:ascii="Times New Roman" w:hAnsi="Times New Roman" w:eastAsia="Times New Roman" w:cs="Times New Roman"/>
+        </w:rPr>
+        <w:t>(2)①</w:t>
+      </w:r>
+      <w:r>
+        <w:rPr>
+          <w:rFonts w:hint="eastAsia" w:ascii="Times New Roman" w:hAnsi="Times New Roman" w:eastAsia="FangSong" w:cs="Times New Roman"/>
+        </w:rPr>
+        <w:t>分别画出</w:t>
+      </w:r>
+      <w:r>
+        <w:rPr>
+          <w:rFonts w:ascii="Times New Roman" w:hAnsi="Times New Roman" w:eastAsia="Times New Roman" w:cs="Times New Roman"/>
+        </w:rPr>
+        <w:t xml:space="preserve"> </w:t>
+      </w:r>
+      <m:oMath>
+        <m:r>
+          <m:t>B</m:t>
+        </m:r>
+        <m:sSub>
+          <m:e>
+            <m:r>
+              <m:t>F</m:t>
+            </m:r>
+          </m:e>
+          <m:sub>
+            <m:r>
+              <m:t>3</m:t>
+            </m:r>
+          </m:sub>
+        </m:sSub>
+      </m:oMath>
+      <w:r>
+        <w:rPr>
+          <w:rFonts w:ascii="Times New Roman" w:hAnsi="Times New Roman" w:eastAsia="Times New Roman" w:cs="Times New Roman"/>
+        </w:rPr>
+        <w:t xml:space="preserve"> </w:t>
+      </w:r>
+      <w:r>
+        <w:rPr>
+          <w:rFonts w:hint="eastAsia" w:ascii="Times New Roman" w:hAnsi="Times New Roman" w:eastAsia="FangSong" w:cs="Times New Roman"/>
+        </w:rPr>
+        <w:t xml:space="preserve">和</w:t>
+      </w:r>
+      <w:r>
+        <w:rPr>
+          <w:rFonts w:ascii="Times New Roman" w:hAnsi="Times New Roman" w:eastAsia="Times New Roman" w:cs="Times New Roman"/>
+        </w:rPr>
+        <w:t xml:space="preserve"> </w:t>
+      </w:r>
+      <m:oMath>
+        <m:oMathPr>
+          <m:ctrlPr>
+            <w:rPr>
+              <w:sz w:val="28"/>
+              <w:szCs w:val="28"/>
+            </w:rPr>
+          </m:ctrlPr>
+        </m:oMathPr>
+        <m:r>
+          <m:rPr>
+            <m:sty m:val="p"/>
+          </m:rPr>
+          <m:t>N</m:t>
+        </m:r>
+        <m:r>
+          <m:rPr>
+            <m:sty m:val="p"/>
+          </m:rPr>
+          <m:t>(</m:t>
+        </m:r>
+        <m:r>
+          <m:rPr>
+            <m:sty m:val="p"/>
+          </m:rPr>
+          <m:t>C</m:t>
+        </m:r>
+        <m:sSub>
+          <m:e>
+            <m:r>
+              <m:rPr>
+                <m:sty m:val="p"/>
+              </m:rPr>
+              <m:t>H</m:t>
+            </m:r>
+          </m:e>
+          <m:sub>
+            <m:r>
+              <m:rPr>
+                <m:sty m:val="p"/>
+              </m:rPr>
+              <m:t>3</m:t>
+            </m:r>
+          </m:sub>
+        </m:sSub>
+        <m:sSub>
+          <m:e>
+            <m:r>
+              <m:rPr>
+                <m:sty m:val="p"/>
+              </m:rPr>
+              <m:t>)</m:t>
+            </m:r>
+          </m:e>
+          <m:sub>
+            <m:r>
+              <m:rPr>
+                <m:sty m:val="p"/>
+              </m:rPr>
+              <m:t>3</m:t>
+            </m:r>
+          </m:sub>
+        </m:sSub>
+      </m:oMath>
+      <w:r>
+        <w:rPr>
+          <w:rFonts w:ascii="Times New Roman" w:hAnsi="Times New Roman" w:eastAsia="Times New Roman" w:cs="Times New Roman"/>
+        </w:rPr>
+        <w:t xml:space="preserve"> </w:t>
+      </w:r>
+      <w:r>
+        <w:rPr>
+          <w:rFonts w:hint="eastAsia" w:ascii="Times New Roman" w:hAnsi="Times New Roman" w:eastAsia="FangSong" w:cs="Times New Roman"/>
+        </w:rPr>
+        <w:t>的分子构型</w:t>
+      </w:r>
+      <w:r>
+        <w:rPr>
+          <w:rFonts w:hint="eastAsia" w:ascii="Times New Roman" w:hAnsi="Times New Roman" w:eastAsia="Times New Roman" w:cs="Times New Roman"/>
+        </w:rPr>
+        <w:t>，</w:t>
+      </w:r>
+      <w:r>
+        <w:rPr>
+          <w:rFonts w:hint="eastAsia" w:ascii="Times New Roman" w:hAnsi="Times New Roman" w:eastAsia="FangSong" w:cs="Times New Roman"/>
+        </w:rPr>
+        <w:t>指出中心原子的杂化轨道类型</w:t>
+      </w:r>
+      <w:r>
+        <w:rPr>
+          <w:rFonts w:hint="eastAsia" w:ascii="Times New Roman" w:hAnsi="Times New Roman" w:eastAsia="Times New Roman" w:cs="Times New Roman"/>
+        </w:rPr>
+        <w:t>。</w:t>
+      </w:r>
+    </w:p>
+    <w:p>
+      <w:pPr>
         <w:pStyle w:val="BodyText"/>
       </w:pPr>
       <w:r>
         <w:rPr>
-          <w:rFonts w:hint="eastAsia" w:ascii="Times New Roman" w:hAnsi="Times New Roman" w:eastAsia="FangSong" w:cs="Times New Roman"/>
-        </w:rPr>
-        <w:t>气态废弃物中的硫化氢可用电化学的方法转化为可利用的硫</w:t>
-      </w:r>
-      <w:r>
-        <w:rPr>
-          <w:rFonts w:hint="eastAsia" w:ascii="Times New Roman" w:hAnsi="Times New Roman" w:eastAsia="Times New Roman" w:cs="Times New Roman"/>
-        </w:rPr>
-        <w:t>：</w:t>
-      </w:r>
-      <w:r>
-        <w:rPr>
-          <w:rFonts w:hint="eastAsia" w:ascii="Times New Roman" w:hAnsi="Times New Roman" w:eastAsia="FangSong" w:cs="Times New Roman"/>
-        </w:rPr>
-        <w:t>配制一份电解质溶液</w:t>
-      </w:r>
-      <w:r>
-        <w:rPr>
-          <w:rFonts w:hint="eastAsia" w:ascii="Times New Roman" w:hAnsi="Times New Roman" w:eastAsia="Times New Roman" w:cs="Times New Roman"/>
-        </w:rPr>
-        <w:t>，</w:t>
-      </w:r>
-      <w:r>
-        <w:rPr>
-          <w:rFonts w:hint="eastAsia" w:ascii="Times New Roman" w:hAnsi="Times New Roman" w:eastAsia="FangSong" w:cs="Times New Roman"/>
-        </w:rPr>
-        <w:t>主要成分为</w:t>
+          <w:rFonts w:hint="eastAsia" w:ascii="Times New Roman" w:hAnsi="Times New Roman" w:eastAsia="Times New Roman" w:cs="Times New Roman"/>
+        </w:rPr>
+        <w:t>②</w:t>
+      </w:r>
+      <w:r>
+        <w:rPr>
+          <w:rFonts w:hint="eastAsia" w:ascii="Times New Roman" w:hAnsi="Times New Roman" w:eastAsia="FangSong" w:cs="Times New Roman"/>
+        </w:rPr>
+        <w:t>分别画出</w:t>
       </w:r>
       <w:r>
         <w:rPr>
@@ -8533,12 +9174,12 @@
               <m:rPr>
                 <m:sty m:val="p"/>
               </m:rPr>
-              <m:t>K</m:t>
+              <m:t>F</m:t>
             </m:r>
           </m:e>
           <m:sub>
             <m:r>
-              <m:t>4</m:t>
+              <m:t>3</m:t>
             </m:r>
           </m:sub>
         </m:sSub>
@@ -8546,19 +9187,19 @@
           <m:rPr>
             <m:sty m:val="p"/>
           </m:rPr>
-          <m:t>[</m:t>
-        </m:r>
-        <m:r>
-          <m:rPr>
-            <m:sty m:val="p"/>
-          </m:rPr>
-          <m:t>F</m:t>
-        </m:r>
-        <m:r>
-          <m:rPr>
-            <m:sty m:val="p"/>
-          </m:rPr>
-          <m:t>e</m:t>
+          <m:t>B</m:t>
+        </m:r>
+        <m:r>
+          <m:rPr>
+            <m:sty m:val="p"/>
+          </m:rPr>
+          <m:t>−</m:t>
+        </m:r>
+        <m:r>
+          <m:rPr>
+            <m:sty m:val="p"/>
+          </m:rPr>
+          <m:t>N</m:t>
         </m:r>
         <m:r>
           <m:rPr>
@@ -8566,18 +9207,27 @@
           </m:rPr>
           <m:t>(</m:t>
         </m:r>
-        <m:r>
-          <m:rPr>
-            <m:sty m:val="p"/>
-          </m:rPr>
-          <m:t>C</m:t>
-        </m:r>
-        <m:r>
-          <m:rPr>
-            <m:sty m:val="p"/>
-          </m:rPr>
-          <m:t>N</m:t>
-        </m:r>
+        <m:sSub>
+          <m:e>
+            <m:r>
+              <m:rPr>
+                <m:sty m:val="p"/>
+              </m:rPr>
+              <m:t>C</m:t>
+            </m:r>
+            <m:r>
+              <m:rPr>
+                <m:sty m:val="p"/>
+              </m:rPr>
+              <m:t>H</m:t>
+            </m:r>
+          </m:e>
+          <m:sub>
+            <m:r>
+              <m:t>3</m:t>
+            </m:r>
+          </m:sub>
+        </m:sSub>
         <m:sSub>
           <m:e>
             <m:r>
@@ -8589,49 +9239,10 @@
           </m:e>
           <m:sub>
             <m:r>
-              <m:t>6</m:t>
+              <m:t>3</m:t>
             </m:r>
           </m:sub>
         </m:sSub>
-        <m:r>
-          <m:rPr>
-            <m:sty m:val="p"/>
-          </m:rPr>
-          <m:t>]</m:t>
-        </m:r>
-        <m:r>
-          <m:rPr>
-            <m:sty m:val="p"/>
-          </m:rPr>
-          <m:t>(</m:t>
-        </m:r>
-        <m:r>
-          <m:t>200</m:t>
-        </m:r>
-        <m:r>
-          <m:rPr>
-            <m:sty m:val="p"/>
-          </m:rPr>
-          <m:t>g</m:t>
-        </m:r>
-        <m:r>
-          <m:rPr>
-            <m:sty m:val="p"/>
-          </m:rPr>
-          <m:t>/</m:t>
-        </m:r>
-        <m:r>
-          <m:rPr>
-            <m:sty m:val="p"/>
-          </m:rPr>
-          <m:t>L</m:t>
-        </m:r>
-        <m:r>
-          <m:rPr>
-            <m:sty m:val="p"/>
-          </m:rPr>
-          <m:t>)</m:t>
-        </m:r>
       </m:oMath>
       <w:r>
         <w:rPr>
@@ -8660,127 +9271,59 @@
             </w:rPr>
           </m:ctrlPr>
         </m:oMathPr>
-        <m:r>
-          <m:rPr>
-            <m:sty m:val="p"/>
-          </m:rPr>
-          <m:t>K</m:t>
-        </m:r>
-        <m:r>
-          <m:rPr>
-            <m:sty m:val="p"/>
-          </m:rPr>
-          <m:t>H</m:t>
-        </m:r>
-        <m:r>
-          <m:rPr>
-            <m:sty m:val="p"/>
-          </m:rPr>
-          <m:t>C</m:t>
-        </m:r>
         <m:sSub>
           <m:e>
             <m:r>
               <m:rPr>
                 <m:sty m:val="p"/>
               </m:rPr>
-              <m:t>O</m:t>
+              <m:t>F</m:t>
             </m:r>
           </m:e>
           <m:sub>
+            <m:r>
+              <m:t>4</m:t>
+            </m:r>
+          </m:sub>
+        </m:sSub>
+        <m:r>
+          <m:rPr>
+            <m:sty m:val="p"/>
+          </m:rPr>
+          <m:t>S</m:t>
+        </m:r>
+        <m:r>
+          <m:rPr>
+            <m:sty m:val="p"/>
+          </m:rPr>
+          <m:t>i</m:t>
+        </m:r>
+        <m:r>
+          <m:rPr>
+            <m:sty m:val="p"/>
+          </m:rPr>
+          <m:t>−</m:t>
+        </m:r>
+        <m:r>
+          <m:rPr>
+            <m:sty m:val="p"/>
+          </m:rPr>
+          <m:t>N</m:t>
+        </m:r>
+        <m:r>
+          <m:rPr>
+            <m:sty m:val="p"/>
+          </m:rPr>
+          <m:t>(</m:t>
+        </m:r>
+        <m:sSub>
+          <m:e>
             <m:r>
               <m:rPr>
                 <m:sty m:val="p"/>
               </m:rPr>
-              <m:t>3</m:t>
-            </m:r>
-          </m:sub>
-        </m:sSub>
-        <m:r>
-          <m:rPr>
-            <m:sty m:val="p"/>
-          </m:rPr>
-          <m:t>(</m:t>
-        </m:r>
-        <m:r>
-          <m:t>60</m:t>
-        </m:r>
-        <m:r>
-          <m:rPr>
-            <m:sty m:val="p"/>
-          </m:rPr>
-          <m:t>g</m:t>
-        </m:r>
-        <m:r>
-          <m:rPr>
-            <m:sty m:val="p"/>
-          </m:rPr>
-          <m:t>/</m:t>
-        </m:r>
-        <m:r>
-          <m:rPr>
-            <m:sty m:val="p"/>
-          </m:rPr>
-          <m:t>L</m:t>
-        </m:r>
-        <m:r>
-          <m:rPr>
-            <m:sty m:val="p"/>
-          </m:rPr>
-          <m:t>)</m:t>
-        </m:r>
-      </m:oMath>
-      <w:r>
-        <w:rPr>
-          <w:rFonts w:ascii="Times New Roman" w:hAnsi="Times New Roman" w:eastAsia="Times New Roman" w:cs="Times New Roman"/>
-        </w:rPr>
-        <w:t xml:space="preserve"> </w:t>
-      </w:r>
-      <w:r>
-        <w:rPr>
-          <w:rFonts w:hint="eastAsia" w:ascii="Times New Roman" w:hAnsi="Times New Roman" w:eastAsia="Times New Roman" w:cs="Times New Roman"/>
-        </w:rPr>
-        <w:t>。</w:t>
-      </w:r>
-      <w:r>
-        <w:rPr>
-          <w:rFonts w:hint="eastAsia" w:ascii="Times New Roman" w:hAnsi="Times New Roman" w:eastAsia="FangSong" w:cs="Times New Roman"/>
-        </w:rPr>
-        <w:t>通电电解</w:t>
-      </w:r>
-      <w:r>
-        <w:rPr>
-          <w:rFonts w:hint="eastAsia" w:ascii="Times New Roman" w:hAnsi="Times New Roman" w:eastAsia="Times New Roman" w:cs="Times New Roman"/>
-        </w:rPr>
-        <w:t>，</w:t>
-      </w:r>
-      <w:r>
-        <w:rPr>
-          <w:rFonts w:hint="eastAsia" w:ascii="Times New Roman" w:hAnsi="Times New Roman" w:eastAsia="FangSong" w:cs="Times New Roman"/>
-        </w:rPr>
-        <w:t>控制电解池的电流密度和槽电压</w:t>
-      </w:r>
-      <w:r>
-        <w:rPr>
-          <w:rFonts w:hint="eastAsia" w:ascii="Times New Roman" w:hAnsi="Times New Roman" w:eastAsia="Times New Roman" w:cs="Times New Roman"/>
-        </w:rPr>
-        <w:t>，</w:t>
-      </w:r>
-      <w:r>
-        <w:rPr>
-          <w:rFonts w:hint="eastAsia" w:ascii="Times New Roman" w:hAnsi="Times New Roman" w:eastAsia="FangSong" w:cs="Times New Roman"/>
-        </w:rPr>
-        <w:t>通入</w:t>
-      </w:r>
-      <w:r>
-        <w:rPr>
-          <w:rFonts w:ascii="Times New Roman" w:hAnsi="Times New Roman" w:eastAsia="Times New Roman" w:cs="Times New Roman"/>
-        </w:rPr>
-        <w:t xml:space="preserve"> </w:t>
-      </w:r>
-      <m:oMath>
-        <m:sSub>
-          <m:e>
+              <m:t>C</m:t>
+            </m:r>
             <m:r>
               <m:rPr>
                 <m:sty m:val="p"/>
@@ -8790,16 +9333,25 @@
           </m:e>
           <m:sub>
             <m:r>
-              <m:t>2</m:t>
+              <m:t>3</m:t>
             </m:r>
           </m:sub>
         </m:sSub>
-        <m:r>
-          <m:rPr>
-            <m:sty m:val="p"/>
-          </m:rPr>
-          <m:t>S</m:t>
-        </m:r>
+        <m:sSub>
+          <m:e>
+            <m:r>
+              <m:rPr>
+                <m:sty m:val="p"/>
+              </m:rPr>
+              <m:t>)</m:t>
+            </m:r>
+          </m:e>
+          <m:sub>
+            <m:r>
+              <m:t>3</m:t>
+            </m:r>
+          </m:sub>
+        </m:sSub>
       </m:oMath>
       <w:r>
         <w:rPr>
@@ -8811,7 +9363,43 @@
         <w:rPr>
           <w:rFonts w:hint="eastAsia" w:ascii="Times New Roman" w:hAnsi="Times New Roman" w:eastAsia="FangSong" w:cs="Times New Roman"/>
         </w:rPr>
-        <w:t>气体</w:t>
+        <w:t>的分子构型</w:t>
+      </w:r>
+      <w:r>
+        <w:rPr>
+          <w:rFonts w:hint="eastAsia" w:ascii="Times New Roman" w:hAnsi="Times New Roman" w:eastAsia="Times New Roman" w:cs="Times New Roman"/>
+        </w:rPr>
+        <w:t>，</w:t>
+      </w:r>
+      <w:r>
+        <w:rPr>
+          <w:rFonts w:hint="eastAsia" w:ascii="Times New Roman" w:hAnsi="Times New Roman" w:eastAsia="FangSong" w:cs="Times New Roman"/>
+        </w:rPr>
+        <w:t>并指出分子中</w:t>
+      </w:r>
+      <w:r>
+        <w:rPr>
+          <w:rFonts w:ascii="Times New Roman" w:hAnsi="Times New Roman" w:eastAsia="Times New Roman" w:cs="Times New Roman"/>
+        </w:rPr>
+        <w:t xml:space="preserve"> B </w:t>
+      </w:r>
+      <w:r>
+        <w:rPr>
+          <w:rFonts w:hint="eastAsia" w:ascii="Times New Roman" w:hAnsi="Times New Roman" w:eastAsia="FangSong" w:cs="Times New Roman"/>
+        </w:rPr>
+        <w:t xml:space="preserve">和</w:t>
+      </w:r>
+      <w:r>
+        <w:rPr>
+          <w:rFonts w:ascii="Times New Roman" w:hAnsi="Times New Roman" w:eastAsia="Times New Roman" w:cs="Times New Roman"/>
+        </w:rPr>
+        <w:t xml:space="preserve"> Si </w:t>
+      </w:r>
+      <w:r>
+        <w:rPr>
+          <w:rFonts w:hint="eastAsia" w:ascii="Times New Roman" w:hAnsi="Times New Roman" w:eastAsia="FangSong" w:cs="Times New Roman"/>
+        </w:rPr>
+        <w:t>的杂化轨道类型</w:t>
       </w:r>
       <w:r>
         <w:rPr>
@@ -8819,11 +9407,278 @@
         </w:rPr>
         <w:t>。</w:t>
       </w:r>
-      <w:r>
-        <w:rPr>
-          <w:rFonts w:hint="eastAsia" w:ascii="Times New Roman" w:hAnsi="Times New Roman" w:eastAsia="FangSong" w:cs="Times New Roman"/>
-        </w:rPr>
-        <w:t>已知</w:t>
+    </w:p>
+    <w:p>
+      <w:pPr>
+        <w:numPr>
+          <w:ilvl w:val="0"/>
+          <w:numId w:val="1010"/>
+        </w:numPr>
+      </w:pPr>
+      <w:r>
+        <w:rPr>
+          <w:rFonts w:hint="eastAsia" w:ascii="Times New Roman" w:hAnsi="Times New Roman" w:eastAsia="FangSong" w:cs="Times New Roman"/>
+        </w:rPr>
+        <w:t xml:space="preserve">将</w:t>
+      </w:r>
+      <w:r>
+        <w:rPr>
+          <w:rFonts w:ascii="Times New Roman" w:hAnsi="Times New Roman" w:eastAsia="Times New Roman" w:cs="Times New Roman"/>
+        </w:rPr>
+        <w:t xml:space="preserve"> </w:t>
+      </w:r>
+      <m:oMath>
+        <m:r>
+          <m:t>B</m:t>
+        </m:r>
+        <m:r>
+          <m:t>C</m:t>
+        </m:r>
+        <m:sSub>
+          <m:e>
+            <m:r>
+              <m:t>l</m:t>
+            </m:r>
+          </m:e>
+          <m:sub>
+            <m:r>
+              <m:t>3</m:t>
+            </m:r>
+          </m:sub>
+        </m:sSub>
+      </m:oMath>
+      <w:r>
+        <w:rPr>
+          <w:rFonts w:ascii="Times New Roman" w:hAnsi="Times New Roman" w:eastAsia="Times New Roman" w:cs="Times New Roman"/>
+        </w:rPr>
+        <w:t xml:space="preserve"> </w:t>
+      </w:r>
+      <w:r>
+        <w:rPr>
+          <w:rFonts w:hint="eastAsia" w:ascii="Times New Roman" w:hAnsi="Times New Roman" w:eastAsia="FangSong" w:cs="Times New Roman"/>
+        </w:rPr>
+        <w:t>分别通入吡啶和水中</w:t>
+      </w:r>
+      <w:r>
+        <w:rPr>
+          <w:rFonts w:hint="eastAsia" w:ascii="Times New Roman" w:hAnsi="Times New Roman" w:eastAsia="Times New Roman" w:cs="Times New Roman"/>
+        </w:rPr>
+        <w:t>,</w:t>
+      </w:r>
+      <w:r>
+        <w:rPr>
+          <w:rFonts w:ascii="Times New Roman" w:hAnsi="Times New Roman" w:eastAsia="Times New Roman" w:cs="Times New Roman"/>
+        </w:rPr>
+        <w:t xml:space="preserve"> </w:t>
+      </w:r>
+      <w:r>
+        <w:rPr>
+          <w:rFonts w:hint="eastAsia" w:ascii="Times New Roman" w:hAnsi="Times New Roman" w:eastAsia="FangSong" w:cs="Times New Roman"/>
+        </w:rPr>
+        <w:t>会发生两种不同类型的反应</w:t>
+      </w:r>
+      <w:r>
+        <w:rPr>
+          <w:rFonts w:hint="eastAsia" w:ascii="Times New Roman" w:hAnsi="Times New Roman" w:eastAsia="Times New Roman" w:cs="Times New Roman"/>
+        </w:rPr>
+        <w:t>。</w:t>
+      </w:r>
+      <w:r>
+        <w:rPr>
+          <w:rFonts w:hint="eastAsia" w:ascii="Times New Roman" w:hAnsi="Times New Roman" w:eastAsia="FangSong" w:cs="Times New Roman"/>
+        </w:rPr>
+        <w:t>写出这两种反应的化学方程式</w:t>
+      </w:r>
+      <w:r>
+        <w:rPr>
+          <w:rFonts w:hint="eastAsia" w:ascii="Times New Roman" w:hAnsi="Times New Roman" w:eastAsia="Times New Roman" w:cs="Times New Roman"/>
+        </w:rPr>
+        <w:t>。</w:t>
+      </w:r>
+    </w:p>
+    <w:p>
+      <w:pPr>
+        <w:numPr>
+          <w:ilvl w:val="0"/>
+          <w:numId w:val="1010"/>
+        </w:numPr>
+      </w:pPr>
+      <m:oMath>
+        <m:sSub>
+          <m:e>
+            <m:r>
+              <m:rPr>
+                <m:sty m:val="p"/>
+              </m:rPr>
+              <m:t>B</m:t>
+            </m:r>
+            <m:r>
+              <m:rPr>
+                <m:sty m:val="p"/>
+              </m:rPr>
+              <m:t>e</m:t>
+            </m:r>
+            <m:r>
+              <m:rPr>
+                <m:sty m:val="p"/>
+              </m:rPr>
+              <m:t>C</m:t>
+            </m:r>
+            <m:r>
+              <m:rPr>
+                <m:sty m:val="p"/>
+              </m:rPr>
+              <m:t>l</m:t>
+            </m:r>
+          </m:e>
+          <m:sub>
+            <m:r>
+              <m:t>2</m:t>
+            </m:r>
+          </m:sub>
+        </m:sSub>
+      </m:oMath>
+      <w:r>
+        <w:rPr>
+          <w:rFonts w:ascii="Times New Roman" w:hAnsi="Times New Roman" w:eastAsia="Times New Roman" w:cs="Times New Roman"/>
+        </w:rPr>
+        <w:t xml:space="preserve"> </w:t>
+      </w:r>
+      <w:r>
+        <w:rPr>
+          <w:rFonts w:hint="eastAsia" w:ascii="Times New Roman" w:hAnsi="Times New Roman" w:eastAsia="FangSong" w:cs="Times New Roman"/>
+        </w:rPr>
+        <w:t>是共价分子</w:t>
+      </w:r>
+      <w:r>
+        <w:rPr>
+          <w:rFonts w:hint="eastAsia" w:ascii="Times New Roman" w:hAnsi="Times New Roman" w:eastAsia="Times New Roman" w:cs="Times New Roman"/>
+        </w:rPr>
+        <w:t>，</w:t>
+      </w:r>
+      <w:r>
+        <w:rPr>
+          <w:rFonts w:hint="eastAsia" w:ascii="Times New Roman" w:hAnsi="Times New Roman" w:eastAsia="FangSong" w:cs="Times New Roman"/>
+        </w:rPr>
+        <w:t>可以以单体</w:t>
+      </w:r>
+      <w:r>
+        <w:rPr>
+          <w:rFonts w:hint="eastAsia" w:ascii="Times New Roman" w:hAnsi="Times New Roman" w:eastAsia="Times New Roman" w:cs="Times New Roman"/>
+        </w:rPr>
+        <w:t>、</w:t>
+      </w:r>
+      <w:r>
+        <w:rPr>
+          <w:rFonts w:hint="eastAsia" w:ascii="Times New Roman" w:hAnsi="Times New Roman" w:eastAsia="FangSong" w:cs="Times New Roman"/>
+        </w:rPr>
+        <w:t>二聚体和多聚体形式存在</w:t>
+      </w:r>
+      <w:r>
+        <w:rPr>
+          <w:rFonts w:hint="eastAsia" w:ascii="Times New Roman" w:hAnsi="Times New Roman" w:eastAsia="Times New Roman" w:cs="Times New Roman"/>
+        </w:rPr>
+        <w:t>。</w:t>
+      </w:r>
+      <w:r>
+        <w:rPr>
+          <w:rFonts w:hint="eastAsia" w:ascii="Times New Roman" w:hAnsi="Times New Roman" w:eastAsia="FangSong" w:cs="Times New Roman"/>
+        </w:rPr>
+        <w:t>分别画出它们的结</w:t>
+      </w:r>
+    </w:p>
+    <w:p>
+      <w:pPr>
+        <w:pStyle w:val="FirstParagraph"/>
+      </w:pPr>
+      <w:r>
+        <w:rPr>
+          <w:rFonts w:hint="eastAsia" w:ascii="Times New Roman" w:hAnsi="Times New Roman" w:eastAsia="FangSong" w:cs="Times New Roman"/>
+        </w:rPr>
+        <w:t>构简式</w:t>
+      </w:r>
+      <w:r>
+        <w:rPr>
+          <w:rFonts w:hint="eastAsia" w:ascii="Times New Roman" w:hAnsi="Times New Roman" w:eastAsia="Times New Roman" w:cs="Times New Roman"/>
+        </w:rPr>
+        <w:t>，</w:t>
+      </w:r>
+      <w:r>
+        <w:rPr>
+          <w:rFonts w:hint="eastAsia" w:ascii="Times New Roman" w:hAnsi="Times New Roman" w:eastAsia="FangSong" w:cs="Times New Roman"/>
+        </w:rPr>
+        <w:t>并指出</w:t>
+      </w:r>
+      <w:r>
+        <w:rPr>
+          <w:rFonts w:ascii="Times New Roman" w:hAnsi="Times New Roman" w:eastAsia="Times New Roman" w:cs="Times New Roman"/>
+        </w:rPr>
+        <w:t xml:space="preserve"> Be </w:t>
+      </w:r>
+      <w:r>
+        <w:rPr>
+          <w:rFonts w:hint="eastAsia" w:ascii="Times New Roman" w:hAnsi="Times New Roman" w:eastAsia="FangSong" w:cs="Times New Roman"/>
+        </w:rPr>
+        <w:t>的杂化轨道类型</w:t>
+      </w:r>
+      <w:r>
+        <w:rPr>
+          <w:rFonts w:hint="eastAsia" w:ascii="Times New Roman" w:hAnsi="Times New Roman" w:eastAsia="Times New Roman" w:cs="Times New Roman"/>
+        </w:rPr>
+        <w:t>。</w:t>
+      </w:r>
+    </w:p>
+    <w:p>
+      <w:pPr>
+        <w:pStyle w:val="BodyText"/>
+      </w:pPr>
+      <w:r>
+        <w:rPr>
+          <w:rFonts w:hint="eastAsia" w:ascii="Times New Roman" w:hAnsi="Times New Roman" w:eastAsia="Times New Roman" w:cs="Times New Roman"/>
+        </w:rPr>
+        <w:t>(5)</w:t>
+      </w:r>
+      <w:r>
+        <w:rPr>
+          <w:rFonts w:hint="eastAsia" w:ascii="Times New Roman" w:hAnsi="Times New Roman" w:eastAsia="FangSong" w:cs="Times New Roman"/>
+        </w:rPr>
+        <w:t>高氧化态</w:t>
+      </w:r>
+      <w:r>
+        <w:rPr>
+          <w:rFonts w:ascii="Times New Roman" w:hAnsi="Times New Roman" w:eastAsia="Times New Roman" w:cs="Times New Roman"/>
+        </w:rPr>
+        <w:t xml:space="preserve"> Cr </w:t>
+      </w:r>
+      <w:r>
+        <w:rPr>
+          <w:rFonts w:hint="eastAsia" w:ascii="Times New Roman" w:hAnsi="Times New Roman" w:eastAsia="FangSong" w:cs="Times New Roman"/>
+        </w:rPr>
+        <w:t>的过氧化物大多不稳定</w:t>
+      </w:r>
+      <w:r>
+        <w:rPr>
+          <w:rFonts w:hint="eastAsia" w:ascii="Times New Roman" w:hAnsi="Times New Roman" w:eastAsia="Times New Roman" w:cs="Times New Roman"/>
+        </w:rPr>
+        <w:t>，</w:t>
+      </w:r>
+      <w:r>
+        <w:rPr>
+          <w:rFonts w:hint="eastAsia" w:ascii="Times New Roman" w:hAnsi="Times New Roman" w:eastAsia="FangSong" w:cs="Times New Roman"/>
+        </w:rPr>
+        <w:t>容易分解</w:t>
+      </w:r>
+      <w:r>
+        <w:rPr>
+          <w:rFonts w:hint="eastAsia" w:ascii="Times New Roman" w:hAnsi="Times New Roman" w:eastAsia="Times New Roman" w:cs="Times New Roman"/>
+        </w:rPr>
+        <w:t>，</w:t>
+      </w:r>
+      <w:r>
+        <w:rPr>
+          <w:rFonts w:hint="eastAsia" w:ascii="Times New Roman" w:hAnsi="Times New Roman" w:eastAsia="FangSong" w:cs="Times New Roman"/>
+        </w:rPr>
+        <w:t>但</w:t>
       </w:r>
       <w:r>
         <w:rPr>
@@ -8841,7 +9696,16 @@
           </m:ctrlPr>
         </m:oMathPr>
         <m:r>
-          <m:t>φ</m:t>
+          <m:rPr>
+            <m:sty m:val="p"/>
+          </m:rPr>
+          <m:t>C</m:t>
+        </m:r>
+        <m:r>
+          <m:rPr>
+            <m:sty m:val="p"/>
+          </m:rPr>
+          <m:t>r</m:t>
         </m:r>
         <m:r>
           <m:rPr>
@@ -8849,38 +9713,26 @@
           </m:rPr>
           <m:t>(</m:t>
         </m:r>
-        <m:sSubSup>
+        <m:sSub>
           <m:e>
             <m:r>
               <m:rPr>
                 <m:sty m:val="p"/>
               </m:rPr>
-              <m:t>F</m:t>
-            </m:r>
+              <m:t>O</m:t>
+            </m:r>
+          </m:e>
+          <m:sub>
             <m:r>
               <m:rPr>
                 <m:sty m:val="p"/>
               </m:rPr>
-              <m:t>e</m:t>
-            </m:r>
-            <m:r>
-              <m:rPr>
-                <m:sty m:val="p"/>
-              </m:rPr>
-              <m:t>(</m:t>
-            </m:r>
-            <m:r>
-              <m:rPr>
-                <m:sty m:val="p"/>
-              </m:rPr>
-              <m:t>C</m:t>
-            </m:r>
-            <m:r>
-              <m:rPr>
-                <m:sty m:val="p"/>
-              </m:rPr>
-              <m:t>N</m:t>
-            </m:r>
+              <m:t>2</m:t>
+            </m:r>
+          </m:sub>
+        </m:sSub>
+        <m:sSub>
+          <m:e>
             <m:r>
               <m:rPr>
                 <m:sty m:val="p"/>
@@ -8890,59 +9742,111 @@
           </m:e>
           <m:sub>
             <m:r>
-              <m:t>6</m:t>
-            </m:r>
-          </m:sub>
-          <m:sup>
-            <m:r>
-              <m:t>3</m:t>
-            </m:r>
-            <m:r>
               <m:rPr>
                 <m:sty m:val="p"/>
               </m:rPr>
-              <m:t>−</m:t>
-            </m:r>
-          </m:sup>
-        </m:sSubSup>
-        <m:r>
-          <m:rPr>
-            <m:sty m:val="p"/>
-          </m:rPr>
-          <m:t>/</m:t>
-        </m:r>
-        <m:sSubSup>
+              <m:t>2</m:t>
+            </m:r>
+          </m:sub>
+        </m:sSub>
+        <m:r>
+          <m:rPr>
+            <m:sty m:val="p"/>
+          </m:rPr>
+          <m:t>[</m:t>
+        </m:r>
+        <m:r>
+          <m:rPr>
+            <m:sty m:val="p"/>
+          </m:rPr>
+          <m:t>N</m:t>
+        </m:r>
+        <m:r>
+          <m:rPr>
+            <m:sty m:val="p"/>
+          </m:rPr>
+          <m:t>H</m:t>
+        </m:r>
+        <m:r>
+          <m:rPr>
+            <m:sty m:val="p"/>
+          </m:rPr>
+          <m:t>(</m:t>
+        </m:r>
+        <m:r>
+          <m:rPr>
+            <m:sty m:val="p"/>
+          </m:rPr>
+          <m:t>C</m:t>
+        </m:r>
+        <m:sSub>
           <m:e>
             <m:r>
               <m:rPr>
                 <m:sty m:val="p"/>
               </m:rPr>
-              <m:t>F</m:t>
-            </m:r>
+              <m:t>H</m:t>
+            </m:r>
+          </m:e>
+          <m:sub>
             <m:r>
               <m:rPr>
                 <m:sty m:val="p"/>
               </m:rPr>
-              <m:t>e</m:t>
-            </m:r>
+              <m:t>2</m:t>
+            </m:r>
+          </m:sub>
+        </m:sSub>
+        <m:r>
+          <m:rPr>
+            <m:sty m:val="p"/>
+          </m:rPr>
+          <m:t>C</m:t>
+        </m:r>
+        <m:sSub>
+          <m:e>
             <m:r>
               <m:rPr>
                 <m:sty m:val="p"/>
               </m:rPr>
-              <m:t>(</m:t>
-            </m:r>
+              <m:t>H</m:t>
+            </m:r>
+          </m:e>
+          <m:sub>
             <m:r>
               <m:rPr>
                 <m:sty m:val="p"/>
               </m:rPr>
-              <m:t>C</m:t>
-            </m:r>
+              <m:t>2</m:t>
+            </m:r>
+          </m:sub>
+        </m:sSub>
+        <m:r>
+          <m:rPr>
+            <m:sty m:val="p"/>
+          </m:rPr>
+          <m:t>N</m:t>
+        </m:r>
+        <m:sSub>
+          <m:e>
             <m:r>
               <m:rPr>
                 <m:sty m:val="p"/>
               </m:rPr>
-              <m:t>N</m:t>
-            </m:r>
+              <m:t>H</m:t>
+            </m:r>
+          </m:e>
+          <m:sub>
+            <m:r>
+              <m:rPr>
+                <m:sty m:val="p"/>
+              </m:rPr>
+              <m:t>2</m:t>
+            </m:r>
+          </m:sub>
+        </m:sSub>
+        <m:sSub>
+          <m:e>
             <m:r>
               <m:rPr>
                 <m:sty m:val="p"/>
@@ -8952,41 +9856,18 @@
           </m:e>
           <m:sub>
             <m:r>
-              <m:t>6</m:t>
-            </m:r>
-          </m:sub>
-          <m:sup>
-            <m:r>
-              <m:t>4</m:t>
-            </m:r>
-            <m:r>
               <m:rPr>
                 <m:sty m:val="p"/>
               </m:rPr>
-              <m:t>−</m:t>
-            </m:r>
-          </m:sup>
-        </m:sSubSup>
-        <m:r>
-          <m:rPr>
-            <m:sty m:val="p"/>
-          </m:rPr>
-          <m:t>)</m:t>
-        </m:r>
-        <m:r>
-          <m:rPr>
-            <m:sty m:val="p"/>
-          </m:rPr>
-          <m:t>=</m:t>
-        </m:r>
-        <m:r>
-          <m:t>0.35</m:t>
-        </m:r>
-        <m:r>
-          <m:rPr>
-            <m:sty m:val="p"/>
-          </m:rPr>
-          <m:t>V</m:t>
+              <m:t>2</m:t>
+            </m:r>
+          </m:sub>
+        </m:sSub>
+        <m:r>
+          <m:rPr>
+            <m:sty m:val="p"/>
+          </m:rPr>
+          <m:t>]</m:t>
         </m:r>
       </m:oMath>
       <w:r>
@@ -8997,6 +9878,48 @@
       </w:r>
       <w:r>
         <w:rPr>
+          <w:rFonts w:hint="eastAsia" w:ascii="Times New Roman" w:hAnsi="Times New Roman" w:eastAsia="FangSong" w:cs="Times New Roman"/>
+        </w:rPr>
+        <w:t>却是稳定的</w:t>
+      </w:r>
+      <w:r>
+        <w:rPr>
+          <w:rFonts w:hint="eastAsia" w:ascii="Times New Roman" w:hAnsi="Times New Roman" w:eastAsia="Times New Roman" w:cs="Times New Roman"/>
+        </w:rPr>
+        <w:t>。</w:t>
+      </w:r>
+      <w:r>
+        <w:rPr>
+          <w:rFonts w:hint="eastAsia" w:ascii="Times New Roman" w:hAnsi="Times New Roman" w:eastAsia="FangSong" w:cs="Times New Roman"/>
+        </w:rPr>
+        <w:t>这种配合物仍保持</w:t>
+      </w:r>
+      <w:r>
+        <w:rPr>
+          <w:rFonts w:ascii="Times New Roman" w:hAnsi="Times New Roman" w:eastAsia="Times New Roman" w:cs="Times New Roman"/>
+        </w:rPr>
+        <w:t xml:space="preserve"> Cr </w:t>
+      </w:r>
+      <w:r>
+        <w:rPr>
+          <w:rFonts w:hint="eastAsia" w:ascii="Times New Roman" w:hAnsi="Times New Roman" w:eastAsia="FangSong" w:cs="Times New Roman"/>
+        </w:rPr>
+        <w:t>的过氧化物的结构特点</w:t>
+      </w:r>
+      <w:r>
+        <w:rPr>
+          <w:rFonts w:hint="eastAsia" w:ascii="Times New Roman" w:hAnsi="Times New Roman" w:eastAsia="Times New Roman" w:cs="Times New Roman"/>
+        </w:rPr>
+        <w:t>。</w:t>
+      </w:r>
+      <w:r>
+        <w:rPr>
+          <w:rFonts w:hint="eastAsia" w:ascii="Times New Roman" w:hAnsi="Times New Roman" w:eastAsia="FangSong" w:cs="Times New Roman"/>
+        </w:rPr>
+        <w:t>画出该化合物的结构简式</w:t>
+      </w:r>
+      <w:r>
+        <w:rPr>
           <w:rFonts w:hint="eastAsia" w:ascii="Times New Roman" w:hAnsi="Times New Roman" w:eastAsia="Times New Roman" w:cs="Times New Roman"/>
         </w:rPr>
         <w:t>，</w:t>
@@ -9005,7 +9928,66 @@
         <w:rPr>
           <w:rFonts w:hint="eastAsia" w:ascii="Times New Roman" w:hAnsi="Times New Roman" w:eastAsia="FangSong" w:cs="Times New Roman"/>
         </w:rPr>
-        <w:t>该溶液中</w:t>
+        <w:t>并指出</w:t>
+      </w:r>
+      <w:r>
+        <w:rPr>
+          <w:rFonts w:ascii="Times New Roman" w:hAnsi="Times New Roman" w:eastAsia="Times New Roman" w:cs="Times New Roman"/>
+        </w:rPr>
+        <w:t xml:space="preserve"> Cr </w:t>
+      </w:r>
+      <w:r>
+        <w:rPr>
+          <w:rFonts w:hint="eastAsia" w:ascii="Times New Roman" w:hAnsi="Times New Roman" w:eastAsia="FangSong" w:cs="Times New Roman"/>
+        </w:rPr>
+        <w:t>的氧化态</w:t>
+      </w:r>
+      <w:r>
+        <w:rPr>
+          <w:rFonts w:hint="eastAsia" w:ascii="Times New Roman" w:hAnsi="Times New Roman" w:eastAsia="Times New Roman" w:cs="Times New Roman"/>
+        </w:rPr>
+        <w:t>。</w:t>
+      </w:r>
+    </w:p>
+    <w:p>
+      <w:pPr>
+        <w:pStyle w:val="BodyText"/>
+      </w:pPr>
+      <w:r>
+        <w:rPr>
+          <w:rFonts w:hint="eastAsia" w:ascii="Times New Roman" w:hAnsi="Times New Roman" w:eastAsia="Times New Roman" w:cs="Times New Roman"/>
+        </w:rPr>
+        <w:t>(6)</w:t>
+      </w:r>
+      <w:r>
+        <w:rPr>
+          <w:rFonts w:hint="eastAsia" w:ascii="Times New Roman" w:hAnsi="Times New Roman" w:eastAsia="FangSong" w:cs="Times New Roman"/>
+        </w:rPr>
+        <w:t>某些烷基取代的金属羰基化合物可以在其他碱性配体的作用下发生羰基插入反应</w:t>
+      </w:r>
+      <w:r>
+        <w:rPr>
+          <w:rFonts w:hint="eastAsia" w:ascii="Times New Roman" w:hAnsi="Times New Roman" w:eastAsia="Times New Roman" w:cs="Times New Roman"/>
+        </w:rPr>
+        <w:t>，</w:t>
+      </w:r>
+      <w:r>
+        <w:rPr>
+          <w:rFonts w:hint="eastAsia" w:ascii="Times New Roman" w:hAnsi="Times New Roman" w:eastAsia="FangSong" w:cs="Times New Roman"/>
+        </w:rPr>
+        <w:t>生成酰基配合物</w:t>
+      </w:r>
+      <w:r>
+        <w:rPr>
+          <w:rFonts w:hint="eastAsia" w:ascii="Times New Roman" w:hAnsi="Times New Roman" w:eastAsia="Times New Roman" w:cs="Times New Roman"/>
+        </w:rPr>
+        <w:t>。</w:t>
+      </w:r>
+      <w:r>
+        <w:rPr>
+          <w:rFonts w:hint="eastAsia" w:ascii="Times New Roman" w:hAnsi="Times New Roman" w:eastAsia="FangSong" w:cs="Times New Roman"/>
+        </w:rPr>
+        <w:t>画出</w:t>
       </w:r>
       <w:r>
         <w:rPr>
@@ -9023,7 +10005,16 @@
           </m:ctrlPr>
         </m:oMathPr>
         <m:r>
-          <m:t>φ</m:t>
+          <m:rPr>
+            <m:sty m:val="p"/>
+          </m:rPr>
+          <m:t>M</m:t>
+        </m:r>
+        <m:r>
+          <m:rPr>
+            <m:sty m:val="p"/>
+          </m:rPr>
+          <m:t>n</m:t>
         </m:r>
         <m:r>
           <m:rPr>
@@ -9031,7 +10022,49 @@
           </m:rPr>
           <m:t>(</m:t>
         </m:r>
-        <m:sSup>
+        <m:r>
+          <m:rPr>
+            <m:sty m:val="p"/>
+          </m:rPr>
+          <m:t>C</m:t>
+        </m:r>
+        <m:r>
+          <m:rPr>
+            <m:sty m:val="p"/>
+          </m:rPr>
+          <m:t>O</m:t>
+        </m:r>
+        <m:sSub>
+          <m:e>
+            <m:r>
+              <m:rPr>
+                <m:sty m:val="p"/>
+              </m:rPr>
+              <m:t>)</m:t>
+            </m:r>
+          </m:e>
+          <m:sub>
+            <m:r>
+              <m:rPr>
+                <m:sty m:val="p"/>
+              </m:rPr>
+              <m:t>5</m:t>
+            </m:r>
+          </m:sub>
+        </m:sSub>
+        <m:r>
+          <m:rPr>
+            <m:sty m:val="p"/>
+          </m:rPr>
+          <m:t>(</m:t>
+        </m:r>
+        <m:r>
+          <m:rPr>
+            <m:sty m:val="p"/>
+          </m:rPr>
+          <m:t>C</m:t>
+        </m:r>
+        <m:sSub>
           <m:e>
             <m:r>
               <m:rPr>
@@ -9040,63 +10073,59 @@
               <m:t>H</m:t>
             </m:r>
           </m:e>
-          <m:sup>
+          <m:sub>
             <m:r>
               <m:rPr>
                 <m:sty m:val="p"/>
               </m:rPr>
-              <m:t>+</m:t>
-            </m:r>
-          </m:sup>
-        </m:sSup>
-        <m:r>
-          <m:rPr>
-            <m:sty m:val="p"/>
-          </m:rPr>
-          <m:t>/</m:t>
+              <m:t>3</m:t>
+            </m:r>
+          </m:sub>
+        </m:sSub>
+        <m:r>
+          <m:rPr>
+            <m:sty m:val="p"/>
+          </m:rPr>
+          <m:t>)</m:t>
+        </m:r>
+      </m:oMath>
+      <w:r>
+        <w:rPr>
+          <w:rFonts w:ascii="Times New Roman" w:hAnsi="Times New Roman" w:eastAsia="Times New Roman" w:cs="Times New Roman"/>
+        </w:rPr>
+        <w:t xml:space="preserve"> </w:t>
+      </w:r>
+      <w:r>
+        <w:rPr>
+          <w:rFonts w:hint="eastAsia" w:ascii="Times New Roman" w:hAnsi="Times New Roman" w:eastAsia="FangSong" w:cs="Times New Roman"/>
+        </w:rPr>
+        <w:t xml:space="preserve">和</w:t>
+      </w:r>
+      <w:r>
+        <w:rPr>
+          <w:rFonts w:ascii="Times New Roman" w:hAnsi="Times New Roman" w:eastAsia="Times New Roman" w:cs="Times New Roman"/>
+        </w:rPr>
+        <w:t xml:space="preserve"> </w:t>
+      </w:r>
+      <m:oMath>
+        <m:r>
+          <m:t>P</m:t>
+        </m:r>
+        <m:r>
+          <m:t>P</m:t>
         </m:r>
         <m:sSub>
           <m:e>
             <m:r>
-              <m:rPr>
-                <m:sty m:val="p"/>
-              </m:rPr>
-              <m:t>H</m:t>
+              <m:t>h</m:t>
             </m:r>
           </m:e>
           <m:sub>
             <m:r>
-              <m:t>2</m:t>
+              <m:t>3</m:t>
             </m:r>
           </m:sub>
         </m:sSub>
-        <m:r>
-          <m:rPr>
-            <m:sty m:val="p"/>
-          </m:rPr>
-          <m:t>)</m:t>
-        </m:r>
-        <m:r>
-          <m:rPr>
-            <m:sty m:val="p"/>
-          </m:rPr>
-          <m:t>=</m:t>
-        </m:r>
-        <m:r>
-          <m:rPr>
-            <m:sty m:val="p"/>
-          </m:rPr>
-          <m:t>−</m:t>
-        </m:r>
-        <m:r>
-          <m:t>0.5</m:t>
-        </m:r>
-        <m:r>
-          <m:rPr>
-            <m:sty m:val="p"/>
-          </m:rPr>
-          <m:t>V</m:t>
-        </m:r>
       </m:oMath>
       <w:r>
         <w:rPr>
@@ -9106,9 +10135,145 @@
       </w:r>
       <w:r>
         <w:rPr>
-          <w:rFonts w:hint="eastAsia" w:ascii="Times New Roman" w:hAnsi="Times New Roman" w:eastAsia="Times New Roman" w:cs="Times New Roman"/>
-        </w:rPr>
-        <w:t xml:space="preserve">，</w:t>
+          <w:rFonts w:hint="eastAsia" w:ascii="Times New Roman" w:hAnsi="Times New Roman" w:eastAsia="FangSong" w:cs="Times New Roman"/>
+        </w:rPr>
+        <w:t>反应的产物的结构简式</w:t>
+      </w:r>
+      <w:r>
+        <w:rPr>
+          <w:rFonts w:hint="eastAsia" w:ascii="Times New Roman" w:hAnsi="Times New Roman" w:eastAsia="Times New Roman" w:cs="Times New Roman"/>
+        </w:rPr>
+        <w:t>，</w:t>
+      </w:r>
+      <w:r>
+        <w:rPr>
+          <w:rFonts w:hint="eastAsia" w:ascii="Times New Roman" w:hAnsi="Times New Roman" w:eastAsia="FangSong" w:cs="Times New Roman"/>
+        </w:rPr>
+        <w:t>并指出</w:t>
+      </w:r>
+      <w:r>
+        <w:rPr>
+          <w:rFonts w:ascii="Times New Roman" w:hAnsi="Times New Roman" w:eastAsia="Times New Roman" w:cs="Times New Roman"/>
+        </w:rPr>
+        <w:t xml:space="preserve"> Mn </w:t>
+      </w:r>
+      <w:r>
+        <w:rPr>
+          <w:rFonts w:hint="eastAsia" w:ascii="Times New Roman" w:hAnsi="Times New Roman" w:eastAsia="FangSong" w:cs="Times New Roman"/>
+        </w:rPr>
+        <w:t>的氧化态</w:t>
+      </w:r>
+      <w:r>
+        <w:rPr>
+          <w:rFonts w:hint="eastAsia" w:ascii="Times New Roman" w:hAnsi="Times New Roman" w:eastAsia="Times New Roman" w:cs="Times New Roman"/>
+        </w:rPr>
+        <w:t>。</w:t>
+      </w:r>
+    </w:p>
+    <w:p>
+      <w:pPr>
+        <w:spacing w:before="160" w:after="80"/>
+      </w:pPr>
+      <w:r>
+        <w:pict>
+          <v:rect style="width:0;height:1.5pt" o:hralign="center" o:hrstd="t" o:hr="t"/>
+        </w:pict>
+      </w:r>
+    </w:p>
+    <w:bookmarkEnd w:id="26"/>
+    <w:bookmarkStart w:id="27" w:name="第17题"/>
+    <w:p>
+      <w:pPr>
+        <w:pStyle w:val="Heading3"/>
+        <w:spacing w:before="280" w:after="120"/>
+      </w:pPr>
+      <w:r>
+        <w:rPr>
+          <w:rFonts w:hint="eastAsia" w:ascii="Times New Roman" w:hAnsi="Times New Roman" w:eastAsia="SimHei" w:cs="Times New Roman"/>
+        </w:rPr>
+        <w:t>第</w:t>
+      </w:r>
+      <w:r>
+        <w:rPr>
+          <w:rFonts w:hint="eastAsia" w:ascii="Times New Roman" w:hAnsi="Times New Roman" w:eastAsia="Times New Roman" w:cs="Times New Roman"/>
+        </w:rPr>
+        <w:t>17</w:t>
+      </w:r>
+      <w:r>
+        <w:rPr>
+          <w:rFonts w:hint="eastAsia" w:ascii="Times New Roman" w:hAnsi="Times New Roman" w:eastAsia="SimHei" w:cs="Times New Roman"/>
+        </w:rPr>
+        <w:t>题</w:t>
+      </w:r>
+    </w:p>
+    <w:p>
+      <w:pPr>
+        <w:spacing w:before="160" w:after="80"/>
+      </w:pPr>
+      <w:r>
+        <w:pict>
+          <v:rect style="width:0;height:1.5pt" o:hralign="center" o:hrstd="t" o:hr="t"/>
+        </w:pict>
+      </w:r>
+    </w:p>
+    <w:p>
+      <w:pPr>
+        <w:pStyle w:val="FirstParagraph"/>
+      </w:pPr>
+      <w:r>
+        <w:rPr>
+          <w:rFonts w:ascii="Times New Roman" w:hAnsi="Times New Roman" w:eastAsia="Times New Roman" w:cs="Times New Roman"/>
+          <w:b/>
+          <w:bCs/>
+        </w:rPr>
+        <w:t xml:space="preserve">·</w:t>
+      </w:r>
+      <w:r>
+        <w:rPr>
+          <w:rFonts w:ascii="Times New Roman" w:hAnsi="Times New Roman" w:eastAsia="Times New Roman" w:cs="Times New Roman"/>
+        </w:rPr>
+        <w:t xml:space="preserve"> </w:t>
+      </w:r>
+      <w:r>
+        <w:rPr>
+          <w:rFonts w:hint="eastAsia" w:ascii="Times New Roman" w:hAnsi="Times New Roman" w:eastAsia="FangSong" w:cs="Times New Roman"/>
+        </w:rPr>
+        <w:t xml:space="preserve">题目</w:t>
+      </w:r>
+    </w:p>
+    <w:p>
+      <w:pPr>
+        <w:pStyle w:val="BodyText"/>
+      </w:pPr>
+      <w:r>
+        <w:rPr>
+          <w:rFonts w:hint="eastAsia" w:ascii="Times New Roman" w:hAnsi="Times New Roman" w:eastAsia="FangSong" w:cs="Times New Roman"/>
+        </w:rPr>
+        <w:t>气态废弃物中的硫化氢可用电化学的方法转化为可利用的硫</w:t>
+      </w:r>
+      <w:r>
+        <w:rPr>
+          <w:rFonts w:hint="eastAsia" w:ascii="Times New Roman" w:hAnsi="Times New Roman" w:eastAsia="Times New Roman" w:cs="Times New Roman"/>
+        </w:rPr>
+        <w:t>：</w:t>
+      </w:r>
+      <w:r>
+        <w:rPr>
+          <w:rFonts w:hint="eastAsia" w:ascii="Times New Roman" w:hAnsi="Times New Roman" w:eastAsia="FangSong" w:cs="Times New Roman"/>
+        </w:rPr>
+        <w:t>配制一份电解质溶液</w:t>
+      </w:r>
+      <w:r>
+        <w:rPr>
+          <w:rFonts w:hint="eastAsia" w:ascii="Times New Roman" w:hAnsi="Times New Roman" w:eastAsia="Times New Roman" w:cs="Times New Roman"/>
+        </w:rPr>
+        <w:t>，</w:t>
+      </w:r>
+      <w:r>
+        <w:rPr>
+          <w:rFonts w:hint="eastAsia" w:ascii="Times New Roman" w:hAnsi="Times New Roman" w:eastAsia="FangSong" w:cs="Times New Roman"/>
+        </w:rPr>
+        <w:t>主要成分为</w:t>
       </w:r>
       <w:r>
         <w:rPr>
@@ -9125,75 +10290,111 @@
             </w:rPr>
           </m:ctrlPr>
         </m:oMathPr>
-        <m:r>
-          <m:t>φ</m:t>
-        </m:r>
-        <m:r>
-          <m:rPr>
-            <m:sty m:val="p"/>
-          </m:rPr>
-          <m:t>(</m:t>
-        </m:r>
-        <m:r>
-          <m:rPr>
-            <m:sty m:val="p"/>
-          </m:rPr>
-          <m:t>S</m:t>
-        </m:r>
-        <m:r>
-          <m:rPr>
-            <m:sty m:val="p"/>
-          </m:rPr>
-          <m:t>/</m:t>
-        </m:r>
-        <m:sSup>
+        <m:sSub>
           <m:e>
             <m:r>
               <m:rPr>
                 <m:sty m:val="p"/>
               </m:rPr>
-              <m:t>S</m:t>
+              <m:t>K</m:t>
             </m:r>
           </m:e>
-          <m:sup>
-            <m:r>
-              <m:t>2</m:t>
-            </m:r>
+          <m:sub>
+            <m:r>
+              <m:t>4</m:t>
+            </m:r>
+          </m:sub>
+        </m:sSub>
+        <m:r>
+          <m:rPr>
+            <m:sty m:val="p"/>
+          </m:rPr>
+          <m:t>[</m:t>
+        </m:r>
+        <m:r>
+          <m:rPr>
+            <m:sty m:val="p"/>
+          </m:rPr>
+          <m:t>F</m:t>
+        </m:r>
+        <m:r>
+          <m:rPr>
+            <m:sty m:val="p"/>
+          </m:rPr>
+          <m:t>e</m:t>
+        </m:r>
+        <m:r>
+          <m:rPr>
+            <m:sty m:val="p"/>
+          </m:rPr>
+          <m:t>(</m:t>
+        </m:r>
+        <m:r>
+          <m:rPr>
+            <m:sty m:val="p"/>
+          </m:rPr>
+          <m:t>C</m:t>
+        </m:r>
+        <m:r>
+          <m:rPr>
+            <m:sty m:val="p"/>
+          </m:rPr>
+          <m:t>N</m:t>
+        </m:r>
+        <m:sSub>
+          <m:e>
             <m:r>
               <m:rPr>
                 <m:sty m:val="p"/>
               </m:rPr>
-              <m:t>−</m:t>
-            </m:r>
-          </m:sup>
-        </m:sSup>
+              <m:t>)</m:t>
+            </m:r>
+          </m:e>
+          <m:sub>
+            <m:r>
+              <m:t>6</m:t>
+            </m:r>
+          </m:sub>
+        </m:sSub>
+        <m:r>
+          <m:rPr>
+            <m:sty m:val="p"/>
+          </m:rPr>
+          <m:t>]</m:t>
+        </m:r>
+        <m:r>
+          <m:rPr>
+            <m:sty m:val="p"/>
+          </m:rPr>
+          <m:t>(</m:t>
+        </m:r>
+        <m:r>
+          <m:t>200</m:t>
+        </m:r>
+        <m:r>
+          <m:rPr>
+            <m:sty m:val="p"/>
+          </m:rPr>
+          <m:t>g</m:t>
+        </m:r>
+        <m:r>
+          <m:rPr>
+            <m:sty m:val="p"/>
+          </m:rPr>
+          <m:t>/</m:t>
+        </m:r>
+        <m:r>
+          <m:rPr>
+            <m:sty m:val="p"/>
+          </m:rPr>
+          <m:t>L</m:t>
+        </m:r>
         <m:r>
           <m:rPr>
             <m:sty m:val="p"/>
           </m:rPr>
           <m:t>)</m:t>
         </m:r>
-        <m:r>
-          <m:rPr>
-            <m:sty m:val="p"/>
-          </m:rPr>
-          <m:t>=</m:t>
-        </m:r>
-        <m:r>
-          <m:rPr>
-            <m:sty m:val="p"/>
-          </m:rPr>
-          <m:t>−</m:t>
-        </m:r>
-        <m:r>
-          <m:t>0.3</m:t>
-        </m:r>
-        <m:r>
-          <m:rPr>
-            <m:sty m:val="p"/>
-          </m:rPr>
-          <m:t>V</m:t>
-        </m:r>
       </m:oMath>
       <w:r>
         <w:rPr>
@@ -9203,481 +10404,9 @@
       </w:r>
       <w:r>
         <w:rPr>
-          <w:rFonts w:hint="eastAsia" w:ascii="Times New Roman" w:hAnsi="Times New Roman" w:eastAsia="Times New Roman" w:cs="Times New Roman"/>
-        </w:rPr>
-        <w:t>。</w:t>
-      </w:r>
-      <w:r>
-        <w:rPr>
-          <w:rFonts w:hint="eastAsia" w:ascii="Times New Roman" w:hAnsi="Times New Roman" w:eastAsia="FangSong" w:cs="Times New Roman"/>
-        </w:rPr>
-        <w:t>试写出电解反应的方程式</w:t>
-      </w:r>
-      <w:r>
-        <w:rPr>
-          <w:rFonts w:hint="eastAsia" w:ascii="Times New Roman" w:hAnsi="Times New Roman" w:eastAsia="Times New Roman" w:cs="Times New Roman"/>
-        </w:rPr>
-        <w:t>。</w:t>
-      </w:r>
-    </w:p>
-    <w:p>
-      <w:pPr>
-        <w:spacing w:before="160" w:after="80"/>
-      </w:pPr>
-      <w:r>
-        <w:pict>
-          <v:rect style="width:0;height:1.5pt" o:hralign="center" o:hrstd="t" o:hr="t"/>
-        </w:pict>
-      </w:r>
-    </w:p>
-    <w:p>
-      <w:pPr>
-        <w:spacing w:before="160" w:after="80"/>
-      </w:pPr>
-      <w:r>
-        <w:pict>
-          <v:rect style="width:0;height:1.5pt" o:hralign="center" o:hrstd="t" o:hr="t"/>
-        </w:pict>
-      </w:r>
-    </w:p>
-    <w:bookmarkEnd w:id="27"/>
-    <w:bookmarkStart w:id="28" w:name="第18题"/>
-    <w:p>
-      <w:pPr>
-        <w:pStyle w:val="Heading3"/>
-        <w:spacing w:before="280" w:after="120"/>
-      </w:pPr>
-      <w:r>
-        <w:rPr>
-          <w:rFonts w:hint="eastAsia" w:ascii="Times New Roman" w:hAnsi="Times New Roman" w:eastAsia="SimHei" w:cs="Times New Roman"/>
-        </w:rPr>
-        <w:t>第</w:t>
-      </w:r>
-      <w:r>
-        <w:rPr>
-          <w:rFonts w:hint="eastAsia" w:ascii="Times New Roman" w:hAnsi="Times New Roman" w:eastAsia="Times New Roman" w:cs="Times New Roman"/>
-        </w:rPr>
-        <w:t>18</w:t>
-      </w:r>
-      <w:r>
-        <w:rPr>
-          <w:rFonts w:hint="eastAsia" w:ascii="Times New Roman" w:hAnsi="Times New Roman" w:eastAsia="SimHei" w:cs="Times New Roman"/>
-        </w:rPr>
-        <w:t>题</w:t>
-      </w:r>
-    </w:p>
-    <w:p>
-      <w:pPr>
-        <w:spacing w:before="160" w:after="80"/>
-      </w:pPr>
-      <w:r>
-        <w:pict>
-          <v:rect style="width:0;height:1.5pt" o:hralign="center" o:hrstd="t" o:hr="t"/>
-        </w:pict>
-      </w:r>
-    </w:p>
-    <w:p>
-      <w:pPr>
-        <w:pStyle w:val="FirstParagraph"/>
-      </w:pPr>
-      <w:r>
-        <w:rPr>
-          <w:rFonts w:ascii="Times New Roman" w:hAnsi="Times New Roman" w:eastAsia="Times New Roman" w:cs="Times New Roman"/>
-          <w:b/>
-          <w:bCs/>
-        </w:rPr>
-        <w:t xml:space="preserve">·</w:t>
-      </w:r>
-      <w:r>
-        <w:rPr>
-          <w:rFonts w:ascii="Times New Roman" w:hAnsi="Times New Roman" w:eastAsia="Times New Roman" w:cs="Times New Roman"/>
-        </w:rPr>
-        <w:t xml:space="preserve"> </w:t>
-      </w:r>
-      <w:r>
-        <w:rPr>
-          <w:rFonts w:hint="eastAsia" w:ascii="Times New Roman" w:hAnsi="Times New Roman" w:eastAsia="FangSong" w:cs="Times New Roman"/>
-        </w:rPr>
-        <w:t xml:space="preserve">题目</w:t>
-      </w:r>
-    </w:p>
-    <w:p>
-      <w:pPr>
-        <w:pStyle w:val="BodyText"/>
-      </w:pPr>
-      <w:r>
-        <w:rPr>
-          <w:rFonts w:ascii="Times New Roman" w:hAnsi="Times New Roman" w:eastAsia="Times New Roman" w:cs="Times New Roman"/>
-        </w:rPr>
-        <w:t xml:space="preserve">Z </w:t>
-      </w:r>
-      <w:r>
-        <w:rPr>
-          <w:rFonts w:hint="eastAsia" w:ascii="Times New Roman" w:hAnsi="Times New Roman" w:eastAsia="FangSong" w:cs="Times New Roman"/>
-        </w:rPr>
-        <w:t xml:space="preserve">城某君家的孩子在选考中获得了</w:t>
-      </w:r>
-      <w:r>
-        <w:rPr>
-          <w:rFonts w:ascii="Times New Roman" w:hAnsi="Times New Roman" w:eastAsia="Times New Roman" w:cs="Times New Roman"/>
-        </w:rPr>
-        <w:t xml:space="preserve"> 300 </w:t>
-      </w:r>
-      <w:r>
-        <w:rPr>
-          <w:rFonts w:hint="eastAsia" w:ascii="Times New Roman" w:hAnsi="Times New Roman" w:eastAsia="FangSong" w:cs="Times New Roman"/>
-        </w:rPr>
-        <w:t>分</w:t>
-      </w:r>
-      <w:r>
-        <w:rPr>
-          <w:rFonts w:hint="eastAsia" w:ascii="Times New Roman" w:hAnsi="Times New Roman" w:eastAsia="Times New Roman" w:cs="Times New Roman"/>
-        </w:rPr>
-        <w:t>,</w:t>
-      </w:r>
-      <w:r>
-        <w:rPr>
-          <w:rFonts w:ascii="Times New Roman" w:hAnsi="Times New Roman" w:eastAsia="Times New Roman" w:cs="Times New Roman"/>
-        </w:rPr>
-        <w:t xml:space="preserve"> </w:t>
-      </w:r>
-      <w:r>
-        <w:rPr>
-          <w:rFonts w:hint="eastAsia" w:ascii="Times New Roman" w:hAnsi="Times New Roman" w:eastAsia="FangSong" w:cs="Times New Roman"/>
-        </w:rPr>
-        <w:t>某君便择日在家中大宴宾客</w:t>
-      </w:r>
-      <w:r>
-        <w:rPr>
-          <w:rFonts w:hint="eastAsia" w:ascii="Times New Roman" w:hAnsi="Times New Roman" w:eastAsia="Times New Roman" w:cs="Times New Roman"/>
-        </w:rPr>
-        <w:t>。</w:t>
-      </w:r>
-      <w:r>
-        <w:rPr>
-          <w:rFonts w:hint="eastAsia" w:ascii="Times New Roman" w:hAnsi="Times New Roman" w:eastAsia="FangSong" w:cs="Times New Roman"/>
-        </w:rPr>
-        <w:t>席间某宾客突然毒发</w:t>
-      </w:r>
-      <w:r>
-        <w:rPr>
-          <w:rFonts w:hint="eastAsia" w:ascii="Times New Roman" w:hAnsi="Times New Roman" w:eastAsia="Times New Roman" w:cs="Times New Roman"/>
-        </w:rPr>
-        <w:t>,</w:t>
-      </w:r>
-      <w:r>
-        <w:rPr>
-          <w:rFonts w:ascii="Times New Roman" w:hAnsi="Times New Roman" w:eastAsia="Times New Roman" w:cs="Times New Roman"/>
-        </w:rPr>
-        <w:t xml:space="preserve"> </w:t>
-      </w:r>
-      <w:r>
-        <w:rPr>
-          <w:rFonts w:hint="eastAsia" w:ascii="Times New Roman" w:hAnsi="Times New Roman" w:eastAsia="FangSong" w:cs="Times New Roman"/>
-        </w:rPr>
-        <w:t>暴毙而亡</w:t>
-      </w:r>
-      <w:r>
-        <w:rPr>
-          <w:rFonts w:hint="eastAsia" w:ascii="Times New Roman" w:hAnsi="Times New Roman" w:eastAsia="Times New Roman" w:cs="Times New Roman"/>
-        </w:rPr>
-        <w:t>。</w:t>
-      </w:r>
-      <w:r>
-        <w:rPr>
-          <w:rFonts w:hint="eastAsia" w:ascii="Times New Roman" w:hAnsi="Times New Roman" w:eastAsia="FangSong" w:cs="Times New Roman"/>
-        </w:rPr>
-        <w:t>某君怀疑是某道菜被人下了毒</w:t>
-      </w:r>
-      <w:r>
-        <w:rPr>
-          <w:rFonts w:hint="eastAsia" w:ascii="Times New Roman" w:hAnsi="Times New Roman" w:eastAsia="Times New Roman" w:cs="Times New Roman"/>
-        </w:rPr>
-        <w:t>,</w:t>
-      </w:r>
-      <w:r>
-        <w:rPr>
-          <w:rFonts w:ascii="Times New Roman" w:hAnsi="Times New Roman" w:eastAsia="Times New Roman" w:cs="Times New Roman"/>
-        </w:rPr>
-        <w:t xml:space="preserve"> </w:t>
-      </w:r>
-      <w:r>
-        <w:rPr>
-          <w:rFonts w:hint="eastAsia" w:ascii="Times New Roman" w:hAnsi="Times New Roman" w:eastAsia="FangSong" w:cs="Times New Roman"/>
-        </w:rPr>
-        <w:t>便将这道菜的残渣送至某化学实验室检验</w:t>
-      </w:r>
-      <w:r>
-        <w:rPr>
-          <w:rFonts w:hint="eastAsia" w:ascii="Times New Roman" w:hAnsi="Times New Roman" w:eastAsia="Times New Roman" w:cs="Times New Roman"/>
-        </w:rPr>
-        <w:t>。</w:t>
-      </w:r>
-      <w:r>
-        <w:rPr>
-          <w:rFonts w:hint="eastAsia" w:ascii="Times New Roman" w:hAnsi="Times New Roman" w:eastAsia="FangSong" w:cs="Times New Roman"/>
-        </w:rPr>
-        <w:t>实验员们怀疑其中有俗称</w:t>
-      </w:r>
-      <w:r>
-        <w:rPr>
-          <w:rFonts w:hint="eastAsia" w:ascii="Times New Roman" w:hAnsi="Times New Roman" w:eastAsia="Times New Roman" w:cs="Times New Roman"/>
-        </w:rPr>
-        <w:t>“</w:t>
-      </w:r>
-      <w:r>
-        <w:rPr>
-          <w:rFonts w:hint="eastAsia" w:ascii="Times New Roman" w:hAnsi="Times New Roman" w:eastAsia="FangSong" w:cs="Times New Roman"/>
-        </w:rPr>
-        <w:t>鹤顶红</w:t>
-      </w:r>
-      <w:r>
-        <w:rPr>
-          <w:rFonts w:hint="eastAsia" w:ascii="Times New Roman" w:hAnsi="Times New Roman" w:eastAsia="Times New Roman" w:cs="Times New Roman"/>
-        </w:rPr>
-        <w:t>”</w:t>
-      </w:r>
-      <w:r>
-        <w:rPr>
-          <w:rFonts w:hint="eastAsia" w:ascii="Times New Roman" w:hAnsi="Times New Roman" w:eastAsia="FangSong" w:cs="Times New Roman"/>
-        </w:rPr>
-        <w:t>的剧毒物质</w:t>
-      </w:r>
-      <w:r>
-        <w:rPr>
-          <w:rFonts w:hint="eastAsia" w:ascii="Times New Roman" w:hAnsi="Times New Roman" w:eastAsia="Times New Roman" w:cs="Times New Roman"/>
-        </w:rPr>
-        <w:t>,</w:t>
-      </w:r>
-      <w:r>
-        <w:rPr>
-          <w:rFonts w:ascii="Times New Roman" w:hAnsi="Times New Roman" w:eastAsia="Times New Roman" w:cs="Times New Roman"/>
-        </w:rPr>
-        <w:t xml:space="preserve"> </w:t>
-      </w:r>
-      <w:r>
-        <w:rPr>
-          <w:rFonts w:hint="eastAsia" w:ascii="Times New Roman" w:hAnsi="Times New Roman" w:eastAsia="FangSong" w:cs="Times New Roman"/>
-        </w:rPr>
-        <w:t>便用以下方法检验</w:t>
-      </w:r>
-      <w:r>
-        <w:rPr>
-          <w:rFonts w:hint="eastAsia" w:ascii="Times New Roman" w:hAnsi="Times New Roman" w:eastAsia="Times New Roman" w:cs="Times New Roman"/>
-        </w:rPr>
-        <w:t>:</w:t>
-      </w:r>
-      <w:r>
-        <w:rPr>
-          <w:rFonts w:ascii="Times New Roman" w:hAnsi="Times New Roman" w:eastAsia="Times New Roman" w:cs="Times New Roman"/>
-        </w:rPr>
-        <w:t xml:space="preserve"> </w:t>
-      </w:r>
-      <w:r>
-        <w:rPr>
-          <w:rFonts w:hint="eastAsia" w:ascii="Times New Roman" w:hAnsi="Times New Roman" w:eastAsia="FangSong" w:cs="Times New Roman"/>
-        </w:rPr>
-        <w:t>酸性条件下用锌粉处理残渣</w:t>
-      </w:r>
-      <w:r>
-        <w:rPr>
-          <w:rFonts w:hint="eastAsia" w:ascii="Times New Roman" w:hAnsi="Times New Roman" w:eastAsia="Times New Roman" w:cs="Times New Roman"/>
-        </w:rPr>
-        <w:t>,</w:t>
-      </w:r>
-      <w:r>
-        <w:rPr>
-          <w:rFonts w:ascii="Times New Roman" w:hAnsi="Times New Roman" w:eastAsia="Times New Roman" w:cs="Times New Roman"/>
-        </w:rPr>
-        <w:t xml:space="preserve"> </w:t>
-      </w:r>
-      <w:r>
-        <w:rPr>
-          <w:rFonts w:hint="eastAsia" w:ascii="Times New Roman" w:hAnsi="Times New Roman" w:eastAsia="FangSong" w:cs="Times New Roman"/>
-        </w:rPr>
-        <w:t>生成一种气体</w:t>
-      </w:r>
-      <w:r>
-        <w:rPr>
-          <w:rFonts w:hint="eastAsia" w:ascii="Times New Roman" w:hAnsi="Times New Roman" w:eastAsia="Times New Roman" w:cs="Times New Roman"/>
-        </w:rPr>
-        <w:t>。</w:t>
-      </w:r>
-      <w:r>
-        <w:rPr>
-          <w:rFonts w:hint="eastAsia" w:ascii="Times New Roman" w:hAnsi="Times New Roman" w:eastAsia="FangSong" w:cs="Times New Roman"/>
-        </w:rPr>
-        <w:t>将气体通入硬质玻璃管并加热</w:t>
-      </w:r>
-      <w:r>
-        <w:rPr>
-          <w:rFonts w:hint="eastAsia" w:ascii="Times New Roman" w:hAnsi="Times New Roman" w:eastAsia="Times New Roman" w:cs="Times New Roman"/>
-        </w:rPr>
-        <w:t>,</w:t>
-      </w:r>
-      <w:r>
-        <w:rPr>
-          <w:rFonts w:ascii="Times New Roman" w:hAnsi="Times New Roman" w:eastAsia="Times New Roman" w:cs="Times New Roman"/>
-        </w:rPr>
-        <w:t xml:space="preserve"> </w:t>
-      </w:r>
-      <w:r>
-        <w:rPr>
-          <w:rFonts w:hint="eastAsia" w:ascii="Times New Roman" w:hAnsi="Times New Roman" w:eastAsia="FangSong" w:cs="Times New Roman"/>
-        </w:rPr>
-        <w:t>如果生成明亮的镜</w:t>
-      </w:r>
-      <w:r>
-        <w:rPr>
-          <w:rFonts w:hint="eastAsia" w:ascii="Times New Roman" w:hAnsi="Times New Roman" w:eastAsia="Times New Roman" w:cs="Times New Roman"/>
-        </w:rPr>
-        <w:t>,</w:t>
-      </w:r>
-      <w:r>
-        <w:rPr>
-          <w:rFonts w:ascii="Times New Roman" w:hAnsi="Times New Roman" w:eastAsia="Times New Roman" w:cs="Times New Roman"/>
-        </w:rPr>
-        <w:t xml:space="preserve"> </w:t>
-      </w:r>
-      <w:r>
-        <w:rPr>
-          <w:rFonts w:hint="eastAsia" w:ascii="Times New Roman" w:hAnsi="Times New Roman" w:eastAsia="FangSong" w:cs="Times New Roman"/>
-        </w:rPr>
-        <w:t>那么不幸吃了这道菜的人恐怕就要死翘翘了</w:t>
-      </w:r>
-      <w:r>
-        <w:rPr>
-          <w:rFonts w:hint="eastAsia" w:ascii="Times New Roman" w:hAnsi="Times New Roman" w:eastAsia="Times New Roman" w:cs="Times New Roman"/>
-        </w:rPr>
-        <w:t>。</w:t>
-      </w:r>
-      <w:r>
-        <w:rPr>
-          <w:rFonts w:hint="eastAsia" w:ascii="Times New Roman" w:hAnsi="Times New Roman" w:eastAsia="FangSong" w:cs="Times New Roman"/>
-        </w:rPr>
-        <w:t>之后负责任的实验员们还要用</w:t>
-      </w:r>
-      <w:r>
-        <w:rPr>
-          <w:rFonts w:ascii="Times New Roman" w:hAnsi="Times New Roman" w:eastAsia="Times New Roman" w:cs="Times New Roman"/>
-        </w:rPr>
-        <w:t xml:space="preserve"> NaClO </w:t>
-      </w:r>
-      <w:r>
-        <w:rPr>
-          <w:rFonts w:hint="eastAsia" w:ascii="Times New Roman" w:hAnsi="Times New Roman" w:eastAsia="FangSong" w:cs="Times New Roman"/>
-        </w:rPr>
-        <w:t>溶液将玻璃管中的镜洗去</w:t>
-      </w:r>
-      <w:r>
-        <w:rPr>
-          <w:rFonts w:hint="eastAsia" w:ascii="Times New Roman" w:hAnsi="Times New Roman" w:eastAsia="Times New Roman" w:cs="Times New Roman"/>
-        </w:rPr>
-        <w:t>。</w:t>
-      </w:r>
-    </w:p>
-    <w:p>
-      <w:pPr>
-        <w:pStyle w:val="Compact"/>
-        <w:numPr>
-          <w:ilvl w:val="0"/>
-          <w:numId w:val="1008"/>
-        </w:numPr>
-      </w:pPr>
-      <w:r>
-        <w:rPr>
-          <w:rFonts w:hint="eastAsia" w:ascii="Times New Roman" w:hAnsi="Times New Roman" w:eastAsia="FangSong" w:cs="Times New Roman"/>
-        </w:rPr>
-        <w:t>写出以上检验中的三个方程式</w:t>
-      </w:r>
-      <w:r>
-        <w:rPr>
-          <w:rFonts w:hint="eastAsia" w:ascii="Times New Roman" w:hAnsi="Times New Roman" w:eastAsia="Times New Roman" w:cs="Times New Roman"/>
-        </w:rPr>
-        <w:t>。</w:t>
-      </w:r>
-    </w:p>
-    <w:p>
-      <w:pPr>
-        <w:pStyle w:val="FirstParagraph"/>
-      </w:pPr>
-      <w:r>
-        <w:rPr>
-          <w:rFonts w:hint="eastAsia" w:ascii="Times New Roman" w:hAnsi="Times New Roman" w:eastAsia="FangSong" w:cs="Times New Roman"/>
-        </w:rPr>
-        <w:t>经查</w:t>
-      </w:r>
-      <w:r>
-        <w:rPr>
-          <w:rFonts w:hint="eastAsia" w:ascii="Times New Roman" w:hAnsi="Times New Roman" w:eastAsia="Times New Roman" w:cs="Times New Roman"/>
-        </w:rPr>
-        <w:t>，</w:t>
-      </w:r>
-      <w:r>
-        <w:rPr>
-          <w:rFonts w:hint="eastAsia" w:ascii="Times New Roman" w:hAnsi="Times New Roman" w:eastAsia="FangSong" w:cs="Times New Roman"/>
-        </w:rPr>
-        <w:t>下毒者是某君家的一位厨师</w:t>
-      </w:r>
-      <w:r>
-        <w:rPr>
-          <w:rFonts w:hint="eastAsia" w:ascii="Times New Roman" w:hAnsi="Times New Roman" w:eastAsia="Times New Roman" w:cs="Times New Roman"/>
-        </w:rPr>
-        <w:t>。</w:t>
-      </w:r>
-      <w:r>
-        <w:rPr>
-          <w:rFonts w:hint="eastAsia" w:ascii="Times New Roman" w:hAnsi="Times New Roman" w:eastAsia="FangSong" w:cs="Times New Roman"/>
-        </w:rPr>
-        <w:t>凶手所用的毒物是该元素常见氧化物的混合物</w:t>
-      </w:r>
-      <w:r>
-        <w:rPr>
-          <w:rFonts w:hint="eastAsia" w:ascii="Times New Roman" w:hAnsi="Times New Roman" w:eastAsia="Times New Roman" w:cs="Times New Roman"/>
-        </w:rPr>
-        <w:t>。</w:t>
-      </w:r>
-      <w:r>
-        <w:rPr>
-          <w:rFonts w:hint="eastAsia" w:ascii="Times New Roman" w:hAnsi="Times New Roman" w:eastAsia="FangSong" w:cs="Times New Roman"/>
-        </w:rPr>
-        <w:t>有好事实验员准备分析其中两种氧化物的质量分数</w:t>
-      </w:r>
-      <w:r>
-        <w:rPr>
-          <w:rFonts w:hint="eastAsia" w:ascii="Times New Roman" w:hAnsi="Times New Roman" w:eastAsia="Times New Roman" w:cs="Times New Roman"/>
-        </w:rPr>
-        <w:t>。</w:t>
-      </w:r>
-      <w:r>
-        <w:rPr>
-          <w:rFonts w:hint="eastAsia" w:ascii="Times New Roman" w:hAnsi="Times New Roman" w:eastAsia="FangSong" w:cs="Times New Roman"/>
-        </w:rPr>
-        <w:t>他精确地取了</w:t>
-      </w:r>
-      <w:r>
-        <w:rPr>
-          <w:rFonts w:hint="eastAsia" w:ascii="Times New Roman" w:hAnsi="Times New Roman" w:eastAsia="Times New Roman" w:cs="Times New Roman"/>
-        </w:rPr>
-        <w:t>0.1500g</w:t>
-      </w:r>
-      <w:r>
-        <w:rPr>
-          <w:rFonts w:hint="eastAsia" w:ascii="Times New Roman" w:hAnsi="Times New Roman" w:eastAsia="FangSong" w:cs="Times New Roman"/>
-        </w:rPr>
-        <w:t>样品</w:t>
-      </w:r>
-      <w:r>
-        <w:rPr>
-          <w:rFonts w:hint="eastAsia" w:ascii="Times New Roman" w:hAnsi="Times New Roman" w:eastAsia="Times New Roman" w:cs="Times New Roman"/>
-        </w:rPr>
-        <w:t>，</w:t>
-      </w:r>
-      <w:r>
-        <w:rPr>
-          <w:rFonts w:hint="eastAsia" w:ascii="Times New Roman" w:hAnsi="Times New Roman" w:eastAsia="FangSong" w:cs="Times New Roman"/>
-        </w:rPr>
-        <w:t>用适量</w:t>
+          <w:rFonts w:hint="eastAsia" w:ascii="Times New Roman" w:hAnsi="Times New Roman" w:eastAsia="FangSong" w:cs="Times New Roman"/>
+        </w:rPr>
+        <w:t xml:space="preserve">和</w:t>
       </w:r>
       <w:r>
         <w:rPr>
@@ -9695,6 +10424,1040 @@
           </m:ctrlPr>
         </m:oMathPr>
         <m:r>
+          <m:rPr>
+            <m:sty m:val="p"/>
+          </m:rPr>
+          <m:t>K</m:t>
+        </m:r>
+        <m:r>
+          <m:rPr>
+            <m:sty m:val="p"/>
+          </m:rPr>
+          <m:t>H</m:t>
+        </m:r>
+        <m:r>
+          <m:rPr>
+            <m:sty m:val="p"/>
+          </m:rPr>
+          <m:t>C</m:t>
+        </m:r>
+        <m:sSub>
+          <m:e>
+            <m:r>
+              <m:rPr>
+                <m:sty m:val="p"/>
+              </m:rPr>
+              <m:t>O</m:t>
+            </m:r>
+          </m:e>
+          <m:sub>
+            <m:r>
+              <m:rPr>
+                <m:sty m:val="p"/>
+              </m:rPr>
+              <m:t>3</m:t>
+            </m:r>
+          </m:sub>
+        </m:sSub>
+        <m:r>
+          <m:rPr>
+            <m:sty m:val="p"/>
+          </m:rPr>
+          <m:t>(</m:t>
+        </m:r>
+        <m:r>
+          <m:t>60</m:t>
+        </m:r>
+        <m:r>
+          <m:rPr>
+            <m:sty m:val="p"/>
+          </m:rPr>
+          <m:t>g</m:t>
+        </m:r>
+        <m:r>
+          <m:rPr>
+            <m:sty m:val="p"/>
+          </m:rPr>
+          <m:t>/</m:t>
+        </m:r>
+        <m:r>
+          <m:rPr>
+            <m:sty m:val="p"/>
+          </m:rPr>
+          <m:t>L</m:t>
+        </m:r>
+        <m:r>
+          <m:rPr>
+            <m:sty m:val="p"/>
+          </m:rPr>
+          <m:t>)</m:t>
+        </m:r>
+      </m:oMath>
+      <w:r>
+        <w:rPr>
+          <w:rFonts w:ascii="Times New Roman" w:hAnsi="Times New Roman" w:eastAsia="Times New Roman" w:cs="Times New Roman"/>
+        </w:rPr>
+        <w:t xml:space="preserve"> </w:t>
+      </w:r>
+      <w:r>
+        <w:rPr>
+          <w:rFonts w:hint="eastAsia" w:ascii="Times New Roman" w:hAnsi="Times New Roman" w:eastAsia="Times New Roman" w:cs="Times New Roman"/>
+        </w:rPr>
+        <w:t>。</w:t>
+      </w:r>
+      <w:r>
+        <w:rPr>
+          <w:rFonts w:hint="eastAsia" w:ascii="Times New Roman" w:hAnsi="Times New Roman" w:eastAsia="FangSong" w:cs="Times New Roman"/>
+        </w:rPr>
+        <w:t>通电电解</w:t>
+      </w:r>
+      <w:r>
+        <w:rPr>
+          <w:rFonts w:hint="eastAsia" w:ascii="Times New Roman" w:hAnsi="Times New Roman" w:eastAsia="Times New Roman" w:cs="Times New Roman"/>
+        </w:rPr>
+        <w:t>，</w:t>
+      </w:r>
+      <w:r>
+        <w:rPr>
+          <w:rFonts w:hint="eastAsia" w:ascii="Times New Roman" w:hAnsi="Times New Roman" w:eastAsia="FangSong" w:cs="Times New Roman"/>
+        </w:rPr>
+        <w:t>控制电解池的电流密度和槽电压</w:t>
+      </w:r>
+      <w:r>
+        <w:rPr>
+          <w:rFonts w:hint="eastAsia" w:ascii="Times New Roman" w:hAnsi="Times New Roman" w:eastAsia="Times New Roman" w:cs="Times New Roman"/>
+        </w:rPr>
+        <w:t>，</w:t>
+      </w:r>
+      <w:r>
+        <w:rPr>
+          <w:rFonts w:hint="eastAsia" w:ascii="Times New Roman" w:hAnsi="Times New Roman" w:eastAsia="FangSong" w:cs="Times New Roman"/>
+        </w:rPr>
+        <w:t>通入</w:t>
+      </w:r>
+      <w:r>
+        <w:rPr>
+          <w:rFonts w:ascii="Times New Roman" w:hAnsi="Times New Roman" w:eastAsia="Times New Roman" w:cs="Times New Roman"/>
+        </w:rPr>
+        <w:t xml:space="preserve"> </w:t>
+      </w:r>
+      <m:oMath>
+        <m:sSub>
+          <m:e>
+            <m:r>
+              <m:rPr>
+                <m:sty m:val="p"/>
+              </m:rPr>
+              <m:t>H</m:t>
+            </m:r>
+          </m:e>
+          <m:sub>
+            <m:r>
+              <m:t>2</m:t>
+            </m:r>
+          </m:sub>
+        </m:sSub>
+        <m:r>
+          <m:rPr>
+            <m:sty m:val="p"/>
+          </m:rPr>
+          <m:t>S</m:t>
+        </m:r>
+      </m:oMath>
+      <w:r>
+        <w:rPr>
+          <w:rFonts w:ascii="Times New Roman" w:hAnsi="Times New Roman" w:eastAsia="Times New Roman" w:cs="Times New Roman"/>
+        </w:rPr>
+        <w:t xml:space="preserve"> </w:t>
+      </w:r>
+      <w:r>
+        <w:rPr>
+          <w:rFonts w:hint="eastAsia" w:ascii="Times New Roman" w:hAnsi="Times New Roman" w:eastAsia="FangSong" w:cs="Times New Roman"/>
+        </w:rPr>
+        <w:t>气体</w:t>
+      </w:r>
+      <w:r>
+        <w:rPr>
+          <w:rFonts w:hint="eastAsia" w:ascii="Times New Roman" w:hAnsi="Times New Roman" w:eastAsia="Times New Roman" w:cs="Times New Roman"/>
+        </w:rPr>
+        <w:t>。</w:t>
+      </w:r>
+      <w:r>
+        <w:rPr>
+          <w:rFonts w:hint="eastAsia" w:ascii="Times New Roman" w:hAnsi="Times New Roman" w:eastAsia="FangSong" w:cs="Times New Roman"/>
+        </w:rPr>
+        <w:t>已知</w:t>
+      </w:r>
+      <w:r>
+        <w:rPr>
+          <w:rFonts w:ascii="Times New Roman" w:hAnsi="Times New Roman" w:eastAsia="Times New Roman" w:cs="Times New Roman"/>
+        </w:rPr>
+        <w:t xml:space="preserve"> </w:t>
+      </w:r>
+      <m:oMath>
+        <m:oMathPr>
+          <m:ctrlPr>
+            <w:rPr>
+              <w:sz w:val="28"/>
+              <w:szCs w:val="28"/>
+            </w:rPr>
+          </m:ctrlPr>
+        </m:oMathPr>
+        <m:r>
+          <m:t>φ</m:t>
+        </m:r>
+        <m:r>
+          <m:rPr>
+            <m:sty m:val="p"/>
+          </m:rPr>
+          <m:t>(</m:t>
+        </m:r>
+        <m:sSubSup>
+          <m:e>
+            <m:r>
+              <m:rPr>
+                <m:sty m:val="p"/>
+              </m:rPr>
+              <m:t>F</m:t>
+            </m:r>
+            <m:r>
+              <m:rPr>
+                <m:sty m:val="p"/>
+              </m:rPr>
+              <m:t>e</m:t>
+            </m:r>
+            <m:r>
+              <m:rPr>
+                <m:sty m:val="p"/>
+              </m:rPr>
+              <m:t>(</m:t>
+            </m:r>
+            <m:r>
+              <m:rPr>
+                <m:sty m:val="p"/>
+              </m:rPr>
+              <m:t>C</m:t>
+            </m:r>
+            <m:r>
+              <m:rPr>
+                <m:sty m:val="p"/>
+              </m:rPr>
+              <m:t>N</m:t>
+            </m:r>
+            <m:r>
+              <m:rPr>
+                <m:sty m:val="p"/>
+              </m:rPr>
+              <m:t>)</m:t>
+            </m:r>
+          </m:e>
+          <m:sub>
+            <m:r>
+              <m:t>6</m:t>
+            </m:r>
+          </m:sub>
+          <m:sup>
+            <m:r>
+              <m:t>3</m:t>
+            </m:r>
+            <m:r>
+              <m:rPr>
+                <m:sty m:val="p"/>
+              </m:rPr>
+              <m:t>−</m:t>
+            </m:r>
+          </m:sup>
+        </m:sSubSup>
+        <m:r>
+          <m:rPr>
+            <m:sty m:val="p"/>
+          </m:rPr>
+          <m:t>/</m:t>
+        </m:r>
+        <m:sSubSup>
+          <m:e>
+            <m:r>
+              <m:rPr>
+                <m:sty m:val="p"/>
+              </m:rPr>
+              <m:t>F</m:t>
+            </m:r>
+            <m:r>
+              <m:rPr>
+                <m:sty m:val="p"/>
+              </m:rPr>
+              <m:t>e</m:t>
+            </m:r>
+            <m:r>
+              <m:rPr>
+                <m:sty m:val="p"/>
+              </m:rPr>
+              <m:t>(</m:t>
+            </m:r>
+            <m:r>
+              <m:rPr>
+                <m:sty m:val="p"/>
+              </m:rPr>
+              <m:t>C</m:t>
+            </m:r>
+            <m:r>
+              <m:rPr>
+                <m:sty m:val="p"/>
+              </m:rPr>
+              <m:t>N</m:t>
+            </m:r>
+            <m:r>
+              <m:rPr>
+                <m:sty m:val="p"/>
+              </m:rPr>
+              <m:t>)</m:t>
+            </m:r>
+          </m:e>
+          <m:sub>
+            <m:r>
+              <m:t>6</m:t>
+            </m:r>
+          </m:sub>
+          <m:sup>
+            <m:r>
+              <m:t>4</m:t>
+            </m:r>
+            <m:r>
+              <m:rPr>
+                <m:sty m:val="p"/>
+              </m:rPr>
+              <m:t>−</m:t>
+            </m:r>
+          </m:sup>
+        </m:sSubSup>
+        <m:r>
+          <m:rPr>
+            <m:sty m:val="p"/>
+          </m:rPr>
+          <m:t>)</m:t>
+        </m:r>
+        <m:r>
+          <m:rPr>
+            <m:sty m:val="p"/>
+          </m:rPr>
+          <m:t>=</m:t>
+        </m:r>
+        <m:r>
+          <m:t>0.35</m:t>
+        </m:r>
+        <m:r>
+          <m:rPr>
+            <m:sty m:val="p"/>
+          </m:rPr>
+          <m:t>V</m:t>
+        </m:r>
+      </m:oMath>
+      <w:r>
+        <w:rPr>
+          <w:rFonts w:ascii="Times New Roman" w:hAnsi="Times New Roman" w:eastAsia="Times New Roman" w:cs="Times New Roman"/>
+        </w:rPr>
+        <w:t xml:space="preserve"> </w:t>
+      </w:r>
+      <w:r>
+        <w:rPr>
+          <w:rFonts w:hint="eastAsia" w:ascii="Times New Roman" w:hAnsi="Times New Roman" w:eastAsia="Times New Roman" w:cs="Times New Roman"/>
+        </w:rPr>
+        <w:t>，</w:t>
+      </w:r>
+      <w:r>
+        <w:rPr>
+          <w:rFonts w:hint="eastAsia" w:ascii="Times New Roman" w:hAnsi="Times New Roman" w:eastAsia="FangSong" w:cs="Times New Roman"/>
+        </w:rPr>
+        <w:t>该溶液中</w:t>
+      </w:r>
+      <w:r>
+        <w:rPr>
+          <w:rFonts w:ascii="Times New Roman" w:hAnsi="Times New Roman" w:eastAsia="Times New Roman" w:cs="Times New Roman"/>
+        </w:rPr>
+        <w:t xml:space="preserve"> </w:t>
+      </w:r>
+      <m:oMath>
+        <m:oMathPr>
+          <m:ctrlPr>
+            <w:rPr>
+              <w:sz w:val="28"/>
+              <w:szCs w:val="28"/>
+            </w:rPr>
+          </m:ctrlPr>
+        </m:oMathPr>
+        <m:r>
+          <m:t>φ</m:t>
+        </m:r>
+        <m:r>
+          <m:rPr>
+            <m:sty m:val="p"/>
+          </m:rPr>
+          <m:t>(</m:t>
+        </m:r>
+        <m:sSup>
+          <m:e>
+            <m:r>
+              <m:rPr>
+                <m:sty m:val="p"/>
+              </m:rPr>
+              <m:t>H</m:t>
+            </m:r>
+          </m:e>
+          <m:sup>
+            <m:r>
+              <m:rPr>
+                <m:sty m:val="p"/>
+              </m:rPr>
+              <m:t>+</m:t>
+            </m:r>
+          </m:sup>
+        </m:sSup>
+        <m:r>
+          <m:rPr>
+            <m:sty m:val="p"/>
+          </m:rPr>
+          <m:t>/</m:t>
+        </m:r>
+        <m:sSub>
+          <m:e>
+            <m:r>
+              <m:rPr>
+                <m:sty m:val="p"/>
+              </m:rPr>
+              <m:t>H</m:t>
+            </m:r>
+          </m:e>
+          <m:sub>
+            <m:r>
+              <m:t>2</m:t>
+            </m:r>
+          </m:sub>
+        </m:sSub>
+        <m:r>
+          <m:rPr>
+            <m:sty m:val="p"/>
+          </m:rPr>
+          <m:t>)</m:t>
+        </m:r>
+        <m:r>
+          <m:rPr>
+            <m:sty m:val="p"/>
+          </m:rPr>
+          <m:t>=</m:t>
+        </m:r>
+        <m:r>
+          <m:rPr>
+            <m:sty m:val="p"/>
+          </m:rPr>
+          <m:t>−</m:t>
+        </m:r>
+        <m:r>
+          <m:t>0.5</m:t>
+        </m:r>
+        <m:r>
+          <m:rPr>
+            <m:sty m:val="p"/>
+          </m:rPr>
+          <m:t>V</m:t>
+        </m:r>
+      </m:oMath>
+      <w:r>
+        <w:rPr>
+          <w:rFonts w:ascii="Times New Roman" w:hAnsi="Times New Roman" w:eastAsia="Times New Roman" w:cs="Times New Roman"/>
+        </w:rPr>
+        <w:t xml:space="preserve"> </w:t>
+      </w:r>
+      <w:r>
+        <w:rPr>
+          <w:rFonts w:hint="eastAsia" w:ascii="Times New Roman" w:hAnsi="Times New Roman" w:eastAsia="Times New Roman" w:cs="Times New Roman"/>
+        </w:rPr>
+        <w:t xml:space="preserve">，</w:t>
+      </w:r>
+      <w:r>
+        <w:rPr>
+          <w:rFonts w:ascii="Times New Roman" w:hAnsi="Times New Roman" w:eastAsia="Times New Roman" w:cs="Times New Roman"/>
+        </w:rPr>
+        <w:t xml:space="preserve"> </w:t>
+      </w:r>
+      <m:oMath>
+        <m:oMathPr>
+          <m:ctrlPr>
+            <w:rPr>
+              <w:sz w:val="28"/>
+              <w:szCs w:val="28"/>
+            </w:rPr>
+          </m:ctrlPr>
+        </m:oMathPr>
+        <m:r>
+          <m:t>φ</m:t>
+        </m:r>
+        <m:r>
+          <m:rPr>
+            <m:sty m:val="p"/>
+          </m:rPr>
+          <m:t>(</m:t>
+        </m:r>
+        <m:r>
+          <m:rPr>
+            <m:sty m:val="p"/>
+          </m:rPr>
+          <m:t>S</m:t>
+        </m:r>
+        <m:r>
+          <m:rPr>
+            <m:sty m:val="p"/>
+          </m:rPr>
+          <m:t>/</m:t>
+        </m:r>
+        <m:sSup>
+          <m:e>
+            <m:r>
+              <m:rPr>
+                <m:sty m:val="p"/>
+              </m:rPr>
+              <m:t>S</m:t>
+            </m:r>
+          </m:e>
+          <m:sup>
+            <m:r>
+              <m:t>2</m:t>
+            </m:r>
+            <m:r>
+              <m:rPr>
+                <m:sty m:val="p"/>
+              </m:rPr>
+              <m:t>−</m:t>
+            </m:r>
+          </m:sup>
+        </m:sSup>
+        <m:r>
+          <m:rPr>
+            <m:sty m:val="p"/>
+          </m:rPr>
+          <m:t>)</m:t>
+        </m:r>
+        <m:r>
+          <m:rPr>
+            <m:sty m:val="p"/>
+          </m:rPr>
+          <m:t>=</m:t>
+        </m:r>
+        <m:r>
+          <m:rPr>
+            <m:sty m:val="p"/>
+          </m:rPr>
+          <m:t>−</m:t>
+        </m:r>
+        <m:r>
+          <m:t>0.3</m:t>
+        </m:r>
+        <m:r>
+          <m:rPr>
+            <m:sty m:val="p"/>
+          </m:rPr>
+          <m:t>V</m:t>
+        </m:r>
+      </m:oMath>
+      <w:r>
+        <w:rPr>
+          <w:rFonts w:ascii="Times New Roman" w:hAnsi="Times New Roman" w:eastAsia="Times New Roman" w:cs="Times New Roman"/>
+        </w:rPr>
+        <w:t xml:space="preserve"> </w:t>
+      </w:r>
+      <w:r>
+        <w:rPr>
+          <w:rFonts w:hint="eastAsia" w:ascii="Times New Roman" w:hAnsi="Times New Roman" w:eastAsia="Times New Roman" w:cs="Times New Roman"/>
+        </w:rPr>
+        <w:t>。</w:t>
+      </w:r>
+      <w:r>
+        <w:rPr>
+          <w:rFonts w:hint="eastAsia" w:ascii="Times New Roman" w:hAnsi="Times New Roman" w:eastAsia="FangSong" w:cs="Times New Roman"/>
+        </w:rPr>
+        <w:t>试写出电解反应的方程式</w:t>
+      </w:r>
+      <w:r>
+        <w:rPr>
+          <w:rFonts w:hint="eastAsia" w:ascii="Times New Roman" w:hAnsi="Times New Roman" w:eastAsia="Times New Roman" w:cs="Times New Roman"/>
+        </w:rPr>
+        <w:t>。</w:t>
+      </w:r>
+    </w:p>
+    <w:p>
+      <w:pPr>
+        <w:spacing w:before="160" w:after="80"/>
+      </w:pPr>
+      <w:r>
+        <w:pict>
+          <v:rect style="width:0;height:1.5pt" o:hralign="center" o:hrstd="t" o:hr="t"/>
+        </w:pict>
+      </w:r>
+    </w:p>
+    <w:p>
+      <w:pPr>
+        <w:spacing w:before="160" w:after="80"/>
+      </w:pPr>
+      <w:r>
+        <w:pict>
+          <v:rect style="width:0;height:1.5pt" o:hralign="center" o:hrstd="t" o:hr="t"/>
+        </w:pict>
+      </w:r>
+    </w:p>
+    <w:bookmarkEnd w:id="27"/>
+    <w:bookmarkStart w:id="28" w:name="第18题"/>
+    <w:p>
+      <w:pPr>
+        <w:pStyle w:val="Heading3"/>
+        <w:spacing w:before="280" w:after="120"/>
+      </w:pPr>
+      <w:r>
+        <w:rPr>
+          <w:rFonts w:hint="eastAsia" w:ascii="Times New Roman" w:hAnsi="Times New Roman" w:eastAsia="SimHei" w:cs="Times New Roman"/>
+        </w:rPr>
+        <w:t>第</w:t>
+      </w:r>
+      <w:r>
+        <w:rPr>
+          <w:rFonts w:hint="eastAsia" w:ascii="Times New Roman" w:hAnsi="Times New Roman" w:eastAsia="Times New Roman" w:cs="Times New Roman"/>
+        </w:rPr>
+        <w:t>18</w:t>
+      </w:r>
+      <w:r>
+        <w:rPr>
+          <w:rFonts w:hint="eastAsia" w:ascii="Times New Roman" w:hAnsi="Times New Roman" w:eastAsia="SimHei" w:cs="Times New Roman"/>
+        </w:rPr>
+        <w:t>题</w:t>
+      </w:r>
+    </w:p>
+    <w:p>
+      <w:pPr>
+        <w:spacing w:before="160" w:after="80"/>
+      </w:pPr>
+      <w:r>
+        <w:pict>
+          <v:rect style="width:0;height:1.5pt" o:hralign="center" o:hrstd="t" o:hr="t"/>
+        </w:pict>
+      </w:r>
+    </w:p>
+    <w:p>
+      <w:pPr>
+        <w:pStyle w:val="FirstParagraph"/>
+      </w:pPr>
+      <w:r>
+        <w:rPr>
+          <w:rFonts w:ascii="Times New Roman" w:hAnsi="Times New Roman" w:eastAsia="Times New Roman" w:cs="Times New Roman"/>
+          <w:b/>
+          <w:bCs/>
+        </w:rPr>
+        <w:t xml:space="preserve">·</w:t>
+      </w:r>
+      <w:r>
+        <w:rPr>
+          <w:rFonts w:ascii="Times New Roman" w:hAnsi="Times New Roman" w:eastAsia="Times New Roman" w:cs="Times New Roman"/>
+        </w:rPr>
+        <w:t xml:space="preserve"> </w:t>
+      </w:r>
+      <w:r>
+        <w:rPr>
+          <w:rFonts w:hint="eastAsia" w:ascii="Times New Roman" w:hAnsi="Times New Roman" w:eastAsia="FangSong" w:cs="Times New Roman"/>
+        </w:rPr>
+        <w:t xml:space="preserve">题目</w:t>
+      </w:r>
+    </w:p>
+    <w:p>
+      <w:pPr>
+        <w:pStyle w:val="BodyText"/>
+      </w:pPr>
+      <w:r>
+        <w:rPr>
+          <w:rFonts w:ascii="Times New Roman" w:hAnsi="Times New Roman" w:eastAsia="Times New Roman" w:cs="Times New Roman"/>
+        </w:rPr>
+        <w:t xml:space="preserve">Z </w:t>
+      </w:r>
+      <w:r>
+        <w:rPr>
+          <w:rFonts w:hint="eastAsia" w:ascii="Times New Roman" w:hAnsi="Times New Roman" w:eastAsia="FangSong" w:cs="Times New Roman"/>
+        </w:rPr>
+        <w:t xml:space="preserve">城某君家的孩子在选考中获得了</w:t>
+      </w:r>
+      <w:r>
+        <w:rPr>
+          <w:rFonts w:ascii="Times New Roman" w:hAnsi="Times New Roman" w:eastAsia="Times New Roman" w:cs="Times New Roman"/>
+        </w:rPr>
+        <w:t xml:space="preserve"> 300 </w:t>
+      </w:r>
+      <w:r>
+        <w:rPr>
+          <w:rFonts w:hint="eastAsia" w:ascii="Times New Roman" w:hAnsi="Times New Roman" w:eastAsia="FangSong" w:cs="Times New Roman"/>
+        </w:rPr>
+        <w:t>分</w:t>
+      </w:r>
+      <w:r>
+        <w:rPr>
+          <w:rFonts w:hint="eastAsia" w:ascii="Times New Roman" w:hAnsi="Times New Roman" w:eastAsia="Times New Roman" w:cs="Times New Roman"/>
+        </w:rPr>
+        <w:t>,</w:t>
+      </w:r>
+      <w:r>
+        <w:rPr>
+          <w:rFonts w:ascii="Times New Roman" w:hAnsi="Times New Roman" w:eastAsia="Times New Roman" w:cs="Times New Roman"/>
+        </w:rPr>
+        <w:t xml:space="preserve"> </w:t>
+      </w:r>
+      <w:r>
+        <w:rPr>
+          <w:rFonts w:hint="eastAsia" w:ascii="Times New Roman" w:hAnsi="Times New Roman" w:eastAsia="FangSong" w:cs="Times New Roman"/>
+        </w:rPr>
+        <w:t>某君便择日在家中大宴宾客</w:t>
+      </w:r>
+      <w:r>
+        <w:rPr>
+          <w:rFonts w:hint="eastAsia" w:ascii="Times New Roman" w:hAnsi="Times New Roman" w:eastAsia="Times New Roman" w:cs="Times New Roman"/>
+        </w:rPr>
+        <w:t>。</w:t>
+      </w:r>
+      <w:r>
+        <w:rPr>
+          <w:rFonts w:hint="eastAsia" w:ascii="Times New Roman" w:hAnsi="Times New Roman" w:eastAsia="FangSong" w:cs="Times New Roman"/>
+        </w:rPr>
+        <w:t>席间某宾客突然毒发</w:t>
+      </w:r>
+      <w:r>
+        <w:rPr>
+          <w:rFonts w:hint="eastAsia" w:ascii="Times New Roman" w:hAnsi="Times New Roman" w:eastAsia="Times New Roman" w:cs="Times New Roman"/>
+        </w:rPr>
+        <w:t>,</w:t>
+      </w:r>
+      <w:r>
+        <w:rPr>
+          <w:rFonts w:ascii="Times New Roman" w:hAnsi="Times New Roman" w:eastAsia="Times New Roman" w:cs="Times New Roman"/>
+        </w:rPr>
+        <w:t xml:space="preserve"> </w:t>
+      </w:r>
+      <w:r>
+        <w:rPr>
+          <w:rFonts w:hint="eastAsia" w:ascii="Times New Roman" w:hAnsi="Times New Roman" w:eastAsia="FangSong" w:cs="Times New Roman"/>
+        </w:rPr>
+        <w:t>暴毙而亡</w:t>
+      </w:r>
+      <w:r>
+        <w:rPr>
+          <w:rFonts w:hint="eastAsia" w:ascii="Times New Roman" w:hAnsi="Times New Roman" w:eastAsia="Times New Roman" w:cs="Times New Roman"/>
+        </w:rPr>
+        <w:t>。</w:t>
+      </w:r>
+      <w:r>
+        <w:rPr>
+          <w:rFonts w:hint="eastAsia" w:ascii="Times New Roman" w:hAnsi="Times New Roman" w:eastAsia="FangSong" w:cs="Times New Roman"/>
+        </w:rPr>
+        <w:t>某君怀疑是某道菜被人下了毒</w:t>
+      </w:r>
+      <w:r>
+        <w:rPr>
+          <w:rFonts w:hint="eastAsia" w:ascii="Times New Roman" w:hAnsi="Times New Roman" w:eastAsia="Times New Roman" w:cs="Times New Roman"/>
+        </w:rPr>
+        <w:t>,</w:t>
+      </w:r>
+      <w:r>
+        <w:rPr>
+          <w:rFonts w:ascii="Times New Roman" w:hAnsi="Times New Roman" w:eastAsia="Times New Roman" w:cs="Times New Roman"/>
+        </w:rPr>
+        <w:t xml:space="preserve"> </w:t>
+      </w:r>
+      <w:r>
+        <w:rPr>
+          <w:rFonts w:hint="eastAsia" w:ascii="Times New Roman" w:hAnsi="Times New Roman" w:eastAsia="FangSong" w:cs="Times New Roman"/>
+        </w:rPr>
+        <w:t>便将这道菜的残渣送至某化学实验室检验</w:t>
+      </w:r>
+      <w:r>
+        <w:rPr>
+          <w:rFonts w:hint="eastAsia" w:ascii="Times New Roman" w:hAnsi="Times New Roman" w:eastAsia="Times New Roman" w:cs="Times New Roman"/>
+        </w:rPr>
+        <w:t>。</w:t>
+      </w:r>
+      <w:r>
+        <w:rPr>
+          <w:rFonts w:hint="eastAsia" w:ascii="Times New Roman" w:hAnsi="Times New Roman" w:eastAsia="FangSong" w:cs="Times New Roman"/>
+        </w:rPr>
+        <w:t>实验员们怀疑其中有俗称</w:t>
+      </w:r>
+      <w:r>
+        <w:rPr>
+          <w:rFonts w:hint="eastAsia" w:ascii="Times New Roman" w:hAnsi="Times New Roman" w:eastAsia="Times New Roman" w:cs="Times New Roman"/>
+        </w:rPr>
+        <w:t>“</w:t>
+      </w:r>
+      <w:r>
+        <w:rPr>
+          <w:rFonts w:hint="eastAsia" w:ascii="Times New Roman" w:hAnsi="Times New Roman" w:eastAsia="FangSong" w:cs="Times New Roman"/>
+        </w:rPr>
+        <w:t>鹤顶红</w:t>
+      </w:r>
+      <w:r>
+        <w:rPr>
+          <w:rFonts w:hint="eastAsia" w:ascii="Times New Roman" w:hAnsi="Times New Roman" w:eastAsia="Times New Roman" w:cs="Times New Roman"/>
+        </w:rPr>
+        <w:t>”</w:t>
+      </w:r>
+      <w:r>
+        <w:rPr>
+          <w:rFonts w:hint="eastAsia" w:ascii="Times New Roman" w:hAnsi="Times New Roman" w:eastAsia="FangSong" w:cs="Times New Roman"/>
+        </w:rPr>
+        <w:t>的剧毒物质</w:t>
+      </w:r>
+      <w:r>
+        <w:rPr>
+          <w:rFonts w:hint="eastAsia" w:ascii="Times New Roman" w:hAnsi="Times New Roman" w:eastAsia="Times New Roman" w:cs="Times New Roman"/>
+        </w:rPr>
+        <w:t>,</w:t>
+      </w:r>
+      <w:r>
+        <w:rPr>
+          <w:rFonts w:ascii="Times New Roman" w:hAnsi="Times New Roman" w:eastAsia="Times New Roman" w:cs="Times New Roman"/>
+        </w:rPr>
+        <w:t xml:space="preserve"> </w:t>
+      </w:r>
+      <w:r>
+        <w:rPr>
+          <w:rFonts w:hint="eastAsia" w:ascii="Times New Roman" w:hAnsi="Times New Roman" w:eastAsia="FangSong" w:cs="Times New Roman"/>
+        </w:rPr>
+        <w:t>便用以下方法检验</w:t>
+      </w:r>
+      <w:r>
+        <w:rPr>
+          <w:rFonts w:hint="eastAsia" w:ascii="Times New Roman" w:hAnsi="Times New Roman" w:eastAsia="Times New Roman" w:cs="Times New Roman"/>
+        </w:rPr>
+        <w:t>:</w:t>
+      </w:r>
+      <w:r>
+        <w:rPr>
+          <w:rFonts w:ascii="Times New Roman" w:hAnsi="Times New Roman" w:eastAsia="Times New Roman" w:cs="Times New Roman"/>
+        </w:rPr>
+        <w:t xml:space="preserve"> </w:t>
+      </w:r>
+      <w:r>
+        <w:rPr>
+          <w:rFonts w:hint="eastAsia" w:ascii="Times New Roman" w:hAnsi="Times New Roman" w:eastAsia="FangSong" w:cs="Times New Roman"/>
+        </w:rPr>
+        <w:t>酸性条件下用锌粉处理残渣</w:t>
+      </w:r>
+      <w:r>
+        <w:rPr>
+          <w:rFonts w:hint="eastAsia" w:ascii="Times New Roman" w:hAnsi="Times New Roman" w:eastAsia="Times New Roman" w:cs="Times New Roman"/>
+        </w:rPr>
+        <w:t>,</w:t>
+      </w:r>
+      <w:r>
+        <w:rPr>
+          <w:rFonts w:ascii="Times New Roman" w:hAnsi="Times New Roman" w:eastAsia="Times New Roman" w:cs="Times New Roman"/>
+        </w:rPr>
+        <w:t xml:space="preserve"> </w:t>
+      </w:r>
+      <w:r>
+        <w:rPr>
+          <w:rFonts w:hint="eastAsia" w:ascii="Times New Roman" w:hAnsi="Times New Roman" w:eastAsia="FangSong" w:cs="Times New Roman"/>
+        </w:rPr>
+        <w:t>生成一种气体</w:t>
+      </w:r>
+      <w:r>
+        <w:rPr>
+          <w:rFonts w:hint="eastAsia" w:ascii="Times New Roman" w:hAnsi="Times New Roman" w:eastAsia="Times New Roman" w:cs="Times New Roman"/>
+        </w:rPr>
+        <w:t>。</w:t>
+      </w:r>
+      <w:r>
+        <w:rPr>
+          <w:rFonts w:hint="eastAsia" w:ascii="Times New Roman" w:hAnsi="Times New Roman" w:eastAsia="FangSong" w:cs="Times New Roman"/>
+        </w:rPr>
+        <w:t>将气体通入硬质玻璃管并加热</w:t>
+      </w:r>
+      <w:r>
+        <w:rPr>
+          <w:rFonts w:hint="eastAsia" w:ascii="Times New Roman" w:hAnsi="Times New Roman" w:eastAsia="Times New Roman" w:cs="Times New Roman"/>
+        </w:rPr>
+        <w:t>,</w:t>
+      </w:r>
+      <w:r>
+        <w:rPr>
+          <w:rFonts w:ascii="Times New Roman" w:hAnsi="Times New Roman" w:eastAsia="Times New Roman" w:cs="Times New Roman"/>
+        </w:rPr>
+        <w:t xml:space="preserve"> </w:t>
+      </w:r>
+      <w:r>
+        <w:rPr>
+          <w:rFonts w:hint="eastAsia" w:ascii="Times New Roman" w:hAnsi="Times New Roman" w:eastAsia="FangSong" w:cs="Times New Roman"/>
+        </w:rPr>
+        <w:t>如果生成明亮的镜</w:t>
+      </w:r>
+      <w:r>
+        <w:rPr>
+          <w:rFonts w:hint="eastAsia" w:ascii="Times New Roman" w:hAnsi="Times New Roman" w:eastAsia="Times New Roman" w:cs="Times New Roman"/>
+        </w:rPr>
+        <w:t>,</w:t>
+      </w:r>
+      <w:r>
+        <w:rPr>
+          <w:rFonts w:ascii="Times New Roman" w:hAnsi="Times New Roman" w:eastAsia="Times New Roman" w:cs="Times New Roman"/>
+        </w:rPr>
+        <w:t xml:space="preserve"> </w:t>
+      </w:r>
+      <w:r>
+        <w:rPr>
+          <w:rFonts w:hint="eastAsia" w:ascii="Times New Roman" w:hAnsi="Times New Roman" w:eastAsia="FangSong" w:cs="Times New Roman"/>
+        </w:rPr>
+        <w:t>那么不幸吃了这道菜的人恐怕就要死翘翘了</w:t>
+      </w:r>
+      <w:r>
+        <w:rPr>
+          <w:rFonts w:hint="eastAsia" w:ascii="Times New Roman" w:hAnsi="Times New Roman" w:eastAsia="Times New Roman" w:cs="Times New Roman"/>
+        </w:rPr>
+        <w:t>。</w:t>
+      </w:r>
+      <w:r>
+        <w:rPr>
+          <w:rFonts w:hint="eastAsia" w:ascii="Times New Roman" w:hAnsi="Times New Roman" w:eastAsia="FangSong" w:cs="Times New Roman"/>
+        </w:rPr>
+        <w:t>之后负责任的实验员们还要用</w:t>
+      </w:r>
+      <w:r>
+        <w:rPr>
+          <w:rFonts w:ascii="Times New Roman" w:hAnsi="Times New Roman" w:eastAsia="Times New Roman" w:cs="Times New Roman"/>
+        </w:rPr>
+        <w:t xml:space="preserve"> NaClO </w:t>
+      </w:r>
+      <w:r>
+        <w:rPr>
+          <w:rFonts w:hint="eastAsia" w:ascii="Times New Roman" w:hAnsi="Times New Roman" w:eastAsia="FangSong" w:cs="Times New Roman"/>
+        </w:rPr>
+        <w:t>溶液将玻璃管中的镜洗去</w:t>
+      </w:r>
+      <w:r>
+        <w:rPr>
+          <w:rFonts w:hint="eastAsia" w:ascii="Times New Roman" w:hAnsi="Times New Roman" w:eastAsia="Times New Roman" w:cs="Times New Roman"/>
+        </w:rPr>
+        <w:t>。</w:t>
+      </w:r>
+    </w:p>
+    <w:p>
+      <w:pPr>
+        <w:pStyle w:val="Compact"/>
+        <w:numPr>
+          <w:ilvl w:val="0"/>
+          <w:numId w:val="1011"/>
+        </w:numPr>
+      </w:pPr>
+      <w:r>
+        <w:rPr>
+          <w:rFonts w:hint="eastAsia" w:ascii="Times New Roman" w:hAnsi="Times New Roman" w:eastAsia="FangSong" w:cs="Times New Roman"/>
+        </w:rPr>
+        <w:t>写出以上检验中的三个方程式</w:t>
+      </w:r>
+      <w:r>
+        <w:rPr>
+          <w:rFonts w:hint="eastAsia" w:ascii="Times New Roman" w:hAnsi="Times New Roman" w:eastAsia="Times New Roman" w:cs="Times New Roman"/>
+        </w:rPr>
+        <w:t>。</w:t>
+      </w:r>
+    </w:p>
+    <w:p>
+      <w:pPr>
+        <w:pStyle w:val="FirstParagraph"/>
+      </w:pPr>
+      <w:r>
+        <w:rPr>
+          <w:rFonts w:hint="eastAsia" w:ascii="Times New Roman" w:hAnsi="Times New Roman" w:eastAsia="FangSong" w:cs="Times New Roman"/>
+        </w:rPr>
+        <w:t>经查</w:t>
+      </w:r>
+      <w:r>
+        <w:rPr>
+          <w:rFonts w:hint="eastAsia" w:ascii="Times New Roman" w:hAnsi="Times New Roman" w:eastAsia="Times New Roman" w:cs="Times New Roman"/>
+        </w:rPr>
+        <w:t>，</w:t>
+      </w:r>
+      <w:r>
+        <w:rPr>
+          <w:rFonts w:hint="eastAsia" w:ascii="Times New Roman" w:hAnsi="Times New Roman" w:eastAsia="FangSong" w:cs="Times New Roman"/>
+        </w:rPr>
+        <w:t>下毒者是某君家的一位厨师</w:t>
+      </w:r>
+      <w:r>
+        <w:rPr>
+          <w:rFonts w:hint="eastAsia" w:ascii="Times New Roman" w:hAnsi="Times New Roman" w:eastAsia="Times New Roman" w:cs="Times New Roman"/>
+        </w:rPr>
+        <w:t>。</w:t>
+      </w:r>
+      <w:r>
+        <w:rPr>
+          <w:rFonts w:hint="eastAsia" w:ascii="Times New Roman" w:hAnsi="Times New Roman" w:eastAsia="FangSong" w:cs="Times New Roman"/>
+        </w:rPr>
+        <w:t>凶手所用的毒物是该元素常见氧化物的混合物</w:t>
+      </w:r>
+      <w:r>
+        <w:rPr>
+          <w:rFonts w:hint="eastAsia" w:ascii="Times New Roman" w:hAnsi="Times New Roman" w:eastAsia="Times New Roman" w:cs="Times New Roman"/>
+        </w:rPr>
+        <w:t>。</w:t>
+      </w:r>
+      <w:r>
+        <w:rPr>
+          <w:rFonts w:hint="eastAsia" w:ascii="Times New Roman" w:hAnsi="Times New Roman" w:eastAsia="FangSong" w:cs="Times New Roman"/>
+        </w:rPr>
+        <w:t>有好事实验员准备分析其中两种氧化物的质量分数</w:t>
+      </w:r>
+      <w:r>
+        <w:rPr>
+          <w:rFonts w:hint="eastAsia" w:ascii="Times New Roman" w:hAnsi="Times New Roman" w:eastAsia="Times New Roman" w:cs="Times New Roman"/>
+        </w:rPr>
+        <w:t>。</w:t>
+      </w:r>
+      <w:r>
+        <w:rPr>
+          <w:rFonts w:hint="eastAsia" w:ascii="Times New Roman" w:hAnsi="Times New Roman" w:eastAsia="FangSong" w:cs="Times New Roman"/>
+        </w:rPr>
+        <w:t>他精确地取了</w:t>
+      </w:r>
+      <w:r>
+        <w:rPr>
+          <w:rFonts w:hint="eastAsia" w:ascii="Times New Roman" w:hAnsi="Times New Roman" w:eastAsia="Times New Roman" w:cs="Times New Roman"/>
+        </w:rPr>
+        <w:t>0.1500g</w:t>
+      </w:r>
+      <w:r>
+        <w:rPr>
+          <w:rFonts w:hint="eastAsia" w:ascii="Times New Roman" w:hAnsi="Times New Roman" w:eastAsia="FangSong" w:cs="Times New Roman"/>
+        </w:rPr>
+        <w:t>样品</w:t>
+      </w:r>
+      <w:r>
+        <w:rPr>
+          <w:rFonts w:hint="eastAsia" w:ascii="Times New Roman" w:hAnsi="Times New Roman" w:eastAsia="Times New Roman" w:cs="Times New Roman"/>
+        </w:rPr>
+        <w:t>，</w:t>
+      </w:r>
+      <w:r>
+        <w:rPr>
+          <w:rFonts w:hint="eastAsia" w:ascii="Times New Roman" w:hAnsi="Times New Roman" w:eastAsia="FangSong" w:cs="Times New Roman"/>
+        </w:rPr>
+        <w:t>用适量</w:t>
+      </w:r>
+      <w:r>
+        <w:rPr>
+          <w:rFonts w:ascii="Times New Roman" w:hAnsi="Times New Roman" w:eastAsia="Times New Roman" w:cs="Times New Roman"/>
+        </w:rPr>
+        <w:t xml:space="preserve"> </w:t>
+      </w:r>
+      <m:oMath>
+        <m:oMathPr>
+          <m:ctrlPr>
+            <w:rPr>
+              <w:sz w:val="28"/>
+              <w:szCs w:val="28"/>
+            </w:rPr>
+          </m:ctrlPr>
+        </m:oMathPr>
+        <m:r>
           <m:t>N</m:t>
         </m:r>
         <m:r>
@@ -9903,7 +11666,7 @@
         <w:pStyle w:val="Compact"/>
         <w:numPr>
           <w:ilvl w:val="0"/>
-          <w:numId w:val="1009"/>
+          <w:numId w:val="1012"/>
         </w:numPr>
       </w:pPr>
       <w:r>
@@ -10073,7 +11836,7 @@
       <w:pPr>
         <w:numPr>
           <w:ilvl w:val="0"/>
-          <w:numId w:val="1010"/>
+          <w:numId w:val="1013"/>
         </w:numPr>
       </w:pPr>
       <w:r>
@@ -10157,7 +11920,7 @@
       <w:pPr>
         <w:numPr>
           <w:ilvl w:val="0"/>
-          <w:numId w:val="1010"/>
+          <w:numId w:val="1013"/>
         </w:numPr>
       </w:pPr>
       <w:r>
@@ -11018,7 +12781,7 @@
       <w:pPr>
         <w:numPr>
           <w:ilvl w:val="0"/>
-          <w:numId w:val="1011"/>
+          <w:numId w:val="1014"/>
         </w:numPr>
       </w:pPr>
       <w:r>
@@ -11068,7 +12831,7 @@
       <w:pPr>
         <w:numPr>
           <w:ilvl w:val="0"/>
-          <w:numId w:val="1011"/>
+          <w:numId w:val="1014"/>
         </w:numPr>
       </w:pPr>
       <w:r>
@@ -11160,7 +12923,7 @@
       <w:pPr>
         <w:numPr>
           <w:ilvl w:val="0"/>
-          <w:numId w:val="1011"/>
+          <w:numId w:val="1014"/>
         </w:numPr>
       </w:pPr>
       <w:r>
@@ -11192,7 +12955,7 @@
       <w:pPr>
         <w:numPr>
           <w:ilvl w:val="0"/>
-          <w:numId w:val="1011"/>
+          <w:numId w:val="1014"/>
         </w:numPr>
       </w:pPr>
       <w:r>
@@ -11218,7 +12981,7 @@
       <w:pPr>
         <w:numPr>
           <w:ilvl w:val="0"/>
-          <w:numId w:val="1011"/>
+          <w:numId w:val="1014"/>
         </w:numPr>
       </w:pPr>
       <w:r>
@@ -11264,7 +13027,7 @@
         <w:pStyle w:val="Compact"/>
         <w:numPr>
           <w:ilvl w:val="0"/>
-          <w:numId w:val="1012"/>
+          <w:numId w:val="1015"/>
         </w:numPr>
       </w:pPr>
       <w:r>
@@ -11291,7 +13054,7 @@
         <w:pStyle w:val="Compact"/>
         <w:numPr>
           <w:ilvl w:val="0"/>
-          <w:numId w:val="1012"/>
+          <w:numId w:val="1015"/>
         </w:numPr>
       </w:pPr>
       <w:r>
@@ -11514,7 +13277,7 @@
       <w:pPr>
         <w:numPr>
           <w:ilvl w:val="0"/>
-          <w:numId w:val="1013"/>
+          <w:numId w:val="1016"/>
         </w:numPr>
       </w:pPr>
       <m:oMath>
@@ -11817,7 +13580,7 @@
       <w:pPr>
         <w:numPr>
           <w:ilvl w:val="0"/>
-          <w:numId w:val="1013"/>
+          <w:numId w:val="1016"/>
         </w:numPr>
       </w:pPr>
       <m:oMath>
@@ -16010,7 +17773,7 @@
       <w:pPr>
         <w:numPr>
           <w:ilvl w:val="0"/>
-          <w:numId w:val="1014"/>
+          <w:numId w:val="1017"/>
         </w:numPr>
         <w:spacing w:before="120"/>
       </w:pPr>
@@ -16031,7 +17794,7 @@
       <w:pPr>
         <w:numPr>
           <w:ilvl w:val="0"/>
-          <w:numId w:val="1014"/>
+          <w:numId w:val="1017"/>
         </w:numPr>
       </w:pPr>
       <w:r>
@@ -16081,7 +17844,7 @@
       <w:pPr>
         <w:numPr>
           <w:ilvl w:val="0"/>
-          <w:numId w:val="1014"/>
+          <w:numId w:val="1017"/>
         </w:numPr>
       </w:pPr>
       <w:r>
@@ -16212,7 +17975,7 @@
       <w:pPr>
         <w:numPr>
           <w:ilvl w:val="0"/>
-          <w:numId w:val="1015"/>
+          <w:numId w:val="1018"/>
         </w:numPr>
       </w:pPr>
       <w:r>
@@ -16256,7 +18019,7 @@
       <w:pPr>
         <w:numPr>
           <w:ilvl w:val="0"/>
-          <w:numId w:val="1015"/>
+          <w:numId w:val="1018"/>
         </w:numPr>
       </w:pPr>
       <w:r>
@@ -17021,7 +18784,7 @@
       <w:pPr>
         <w:numPr>
           <w:ilvl w:val="0"/>
-          <w:numId w:val="1016"/>
+          <w:numId w:val="1019"/>
         </w:numPr>
       </w:pPr>
       <w:r>
@@ -17053,7 +18816,7 @@
       <w:pPr>
         <w:numPr>
           <w:ilvl w:val="0"/>
-          <w:numId w:val="1016"/>
+          <w:numId w:val="1019"/>
         </w:numPr>
       </w:pPr>
       <w:r>
@@ -17170,7 +18933,7 @@
       <w:pPr>
         <w:numPr>
           <w:ilvl w:val="0"/>
-          <w:numId w:val="1016"/>
+          <w:numId w:val="1019"/>
         </w:numPr>
       </w:pPr>
       <w:r>
@@ -17489,7 +19252,7 @@
       <w:pPr>
         <w:numPr>
           <w:ilvl w:val="0"/>
-          <w:numId w:val="1016"/>
+          <w:numId w:val="1019"/>
         </w:numPr>
       </w:pPr>
       <w:r>
@@ -18877,6 +20640,91 @@
       </w:pPr>
     </w:lvl>
   </w:abstractNum>
+  <w:abstractNum w:abstractNumId="99431">
+    <w:nsid w:val="00A99431"/>
+    <w:multiLevelType w:val="multilevel"/>
+    <w:lvl w:ilvl="0">
+      <w:start w:val="1"/>
+      <w:numFmt w:val="decimal"/>
+      <w:lvlText w:val="(%1)"/>
+      <w:lvlJc w:val="left"/>
+      <w:pPr>
+        <w:ind w:left="720" w:hanging="360"/>
+      </w:pPr>
+    </w:lvl>
+    <w:lvl w:ilvl="1">
+      <w:start w:val="1"/>
+      <w:numFmt w:val="decimal"/>
+      <w:lvlText w:val="(%2)"/>
+      <w:lvlJc w:val="left"/>
+      <w:pPr>
+        <w:ind w:left="1440" w:hanging="360"/>
+      </w:pPr>
+    </w:lvl>
+    <w:lvl w:ilvl="2">
+      <w:start w:val="1"/>
+      <w:numFmt w:val="decimal"/>
+      <w:lvlText w:val="(%3)"/>
+      <w:lvlJc w:val="left"/>
+      <w:pPr>
+        <w:ind w:left="2160" w:hanging="360"/>
+      </w:pPr>
+    </w:lvl>
+    <w:lvl w:ilvl="3">
+      <w:start w:val="1"/>
+      <w:numFmt w:val="decimal"/>
+      <w:lvlText w:val="(%4)"/>
+      <w:lvlJc w:val="left"/>
+      <w:pPr>
+        <w:ind w:left="2880" w:hanging="360"/>
+      </w:pPr>
+    </w:lvl>
+    <w:lvl w:ilvl="4">
+      <w:start w:val="1"/>
+      <w:numFmt w:val="decimal"/>
+      <w:lvlText w:val="(%5)"/>
+      <w:lvlJc w:val="left"/>
+      <w:pPr>
+        <w:ind w:left="3600" w:hanging="360"/>
+      </w:pPr>
+    </w:lvl>
+    <w:lvl w:ilvl="5">
+      <w:start w:val="1"/>
+      <w:numFmt w:val="decimal"/>
+      <w:lvlText w:val="(%6)"/>
+      <w:lvlJc w:val="left"/>
+      <w:pPr>
+        <w:ind w:left="4320" w:hanging="360"/>
+      </w:pPr>
+    </w:lvl>
+    <w:lvl w:ilvl="6">
+      <w:start w:val="1"/>
+      <w:numFmt w:val="decimal"/>
+      <w:lvlText w:val="(%7)"/>
+      <w:lvlJc w:val="left"/>
+      <w:pPr>
+        <w:ind w:left="5040" w:hanging="360"/>
+      </w:pPr>
+    </w:lvl>
+    <w:lvl w:ilvl="7">
+      <w:start w:val="1"/>
+      <w:numFmt w:val="decimal"/>
+      <w:lvlText w:val="(%8)"/>
+      <w:lvlJc w:val="left"/>
+      <w:pPr>
+        <w:ind w:left="5760" w:hanging="360"/>
+      </w:pPr>
+    </w:lvl>
+    <w:lvl w:ilvl="8">
+      <w:start w:val="1"/>
+      <w:numFmt w:val="decimal"/>
+      <w:lvlText w:val="(%9)"/>
+      <w:lvlJc w:val="left"/>
+      <w:pPr>
+        <w:ind w:left="6480" w:hanging="360"/>
+      </w:pPr>
+    </w:lvl>
+  </w:abstractNum>
   <w:abstractNum w:abstractNumId="99434">
     <w:nsid w:val="00A99434"/>
     <w:multiLevelType w:val="multilevel"/>
@@ -18962,11 +20810,11 @@
       </w:pPr>
     </w:lvl>
   </w:abstractNum>
-  <w:abstractNum w:abstractNumId="99431">
-    <w:nsid w:val="00A99431"/>
+  <w:abstractNum w:abstractNumId="99433">
+    <w:nsid w:val="00A99433"/>
     <w:multiLevelType w:val="multilevel"/>
     <w:lvl w:ilvl="0">
-      <w:start w:val="1"/>
+      <w:start w:val="3"/>
       <w:numFmt w:val="decimal"/>
       <w:lvlText w:val="(%1)"/>
       <w:lvlJc w:val="left"/>
@@ -18975,7 +20823,7 @@
       </w:pPr>
     </w:lvl>
     <w:lvl w:ilvl="1">
-      <w:start w:val="1"/>
+      <w:start w:val="3"/>
       <w:numFmt w:val="decimal"/>
       <w:lvlText w:val="(%2)"/>
       <w:lvlJc w:val="left"/>
@@ -18984,7 +20832,7 @@
       </w:pPr>
     </w:lvl>
     <w:lvl w:ilvl="2">
-      <w:start w:val="1"/>
+      <w:start w:val="3"/>
       <w:numFmt w:val="decimal"/>
       <w:lvlText w:val="(%3)"/>
       <w:lvlJc w:val="left"/>
@@ -18993,7 +20841,7 @@
       </w:pPr>
     </w:lvl>
     <w:lvl w:ilvl="3">
-      <w:start w:val="1"/>
+      <w:start w:val="3"/>
       <w:numFmt w:val="decimal"/>
       <w:lvlText w:val="(%4)"/>
       <w:lvlJc w:val="left"/>
@@ -19002,7 +20850,7 @@
       </w:pPr>
     </w:lvl>
     <w:lvl w:ilvl="4">
-      <w:start w:val="1"/>
+      <w:start w:val="3"/>
       <w:numFmt w:val="decimal"/>
       <w:lvlText w:val="(%5)"/>
       <w:lvlJc w:val="left"/>
@@ -19011,7 +20859,7 @@
       </w:pPr>
     </w:lvl>
     <w:lvl w:ilvl="5">
-      <w:start w:val="1"/>
+      <w:start w:val="3"/>
       <w:numFmt w:val="decimal"/>
       <w:lvlText w:val="(%6)"/>
       <w:lvlJc w:val="left"/>
@@ -19020,7 +20868,7 @@
       </w:pPr>
     </w:lvl>
     <w:lvl w:ilvl="6">
-      <w:start w:val="1"/>
+      <w:start w:val="3"/>
       <w:numFmt w:val="decimal"/>
       <w:lvlText w:val="(%7)"/>
       <w:lvlJc w:val="left"/>
@@ -19029,7 +20877,7 @@
       </w:pPr>
     </w:lvl>
     <w:lvl w:ilvl="7">
-      <w:start w:val="1"/>
+      <w:start w:val="3"/>
       <w:numFmt w:val="decimal"/>
       <w:lvlText w:val="(%8)"/>
       <w:lvlJc w:val="left"/>
@@ -19038,7 +20886,7 @@
       </w:pPr>
     </w:lvl>
     <w:lvl w:ilvl="8">
-      <w:start w:val="1"/>
+      <w:start w:val="3"/>
       <w:numFmt w:val="decimal"/>
       <w:lvlText w:val="(%9)"/>
       <w:lvlJc w:val="left"/>
@@ -19429,33 +21277,33 @@
     </w:lvlOverride>
   </w:num>
   <w:num w:numId="1006">
-    <w:abstractNumId w:val="99434"/>
+    <w:abstractNumId w:val="99431"/>
     <w:lvlOverride w:ilvl="0">
-      <w:startOverride w:val="4"/>
+      <w:startOverride w:val="1"/>
     </w:lvlOverride>
     <w:lvlOverride w:ilvl="1">
-      <w:startOverride w:val="4"/>
+      <w:startOverride w:val="1"/>
     </w:lvlOverride>
     <w:lvlOverride w:ilvl="2">
-      <w:startOverride w:val="4"/>
+      <w:startOverride w:val="1"/>
     </w:lvlOverride>
     <w:lvlOverride w:ilvl="3">
-      <w:startOverride w:val="4"/>
+      <w:startOverride w:val="1"/>
     </w:lvlOverride>
     <w:lvlOverride w:ilvl="4">
-      <w:startOverride w:val="4"/>
+      <w:startOverride w:val="1"/>
     </w:lvlOverride>
     <w:lvlOverride w:ilvl="5">
-      <w:startOverride w:val="4"/>
+      <w:startOverride w:val="1"/>
     </w:lvlOverride>
     <w:lvlOverride w:ilvl="6">
-      <w:startOverride w:val="4"/>
+      <w:startOverride w:val="1"/>
     </w:lvlOverride>
     <w:lvlOverride w:ilvl="7">
-      <w:startOverride w:val="4"/>
+      <w:startOverride w:val="1"/>
     </w:lvlOverride>
     <w:lvlOverride w:ilvl="8">
-      <w:startOverride w:val="4"/>
+      <w:startOverride w:val="1"/>
     </w:lvlOverride>
   </w:num>
   <w:num w:numId="1007">
@@ -19489,6 +21337,96 @@
     </w:lvlOverride>
   </w:num>
   <w:num w:numId="1008">
+    <w:abstractNumId w:val="99434"/>
+    <w:lvlOverride w:ilvl="0">
+      <w:startOverride w:val="4"/>
+    </w:lvlOverride>
+    <w:lvlOverride w:ilvl="1">
+      <w:startOverride w:val="4"/>
+    </w:lvlOverride>
+    <w:lvlOverride w:ilvl="2">
+      <w:startOverride w:val="4"/>
+    </w:lvlOverride>
+    <w:lvlOverride w:ilvl="3">
+      <w:startOverride w:val="4"/>
+    </w:lvlOverride>
+    <w:lvlOverride w:ilvl="4">
+      <w:startOverride w:val="4"/>
+    </w:lvlOverride>
+    <w:lvlOverride w:ilvl="5">
+      <w:startOverride w:val="4"/>
+    </w:lvlOverride>
+    <w:lvlOverride w:ilvl="6">
+      <w:startOverride w:val="4"/>
+    </w:lvlOverride>
+    <w:lvlOverride w:ilvl="7">
+      <w:startOverride w:val="4"/>
+    </w:lvlOverride>
+    <w:lvlOverride w:ilvl="8">
+      <w:startOverride w:val="4"/>
+    </w:lvlOverride>
+  </w:num>
+  <w:num w:numId="1009">
+    <w:abstractNumId w:val="99431"/>
+    <w:lvlOverride w:ilvl="0">
+      <w:startOverride w:val="1"/>
+    </w:lvlOverride>
+    <w:lvlOverride w:ilvl="1">
+      <w:startOverride w:val="1"/>
+    </w:lvlOverride>
+    <w:lvlOverride w:ilvl="2">
+      <w:startOverride w:val="1"/>
+    </w:lvlOverride>
+    <w:lvlOverride w:ilvl="3">
+      <w:startOverride w:val="1"/>
+    </w:lvlOverride>
+    <w:lvlOverride w:ilvl="4">
+      <w:startOverride w:val="1"/>
+    </w:lvlOverride>
+    <w:lvlOverride w:ilvl="5">
+      <w:startOverride w:val="1"/>
+    </w:lvlOverride>
+    <w:lvlOverride w:ilvl="6">
+      <w:startOverride w:val="1"/>
+    </w:lvlOverride>
+    <w:lvlOverride w:ilvl="7">
+      <w:startOverride w:val="1"/>
+    </w:lvlOverride>
+    <w:lvlOverride w:ilvl="8">
+      <w:startOverride w:val="1"/>
+    </w:lvlOverride>
+  </w:num>
+  <w:num w:numId="1010">
+    <w:abstractNumId w:val="99433"/>
+    <w:lvlOverride w:ilvl="0">
+      <w:startOverride w:val="3"/>
+    </w:lvlOverride>
+    <w:lvlOverride w:ilvl="1">
+      <w:startOverride w:val="3"/>
+    </w:lvlOverride>
+    <w:lvlOverride w:ilvl="2">
+      <w:startOverride w:val="3"/>
+    </w:lvlOverride>
+    <w:lvlOverride w:ilvl="3">
+      <w:startOverride w:val="3"/>
+    </w:lvlOverride>
+    <w:lvlOverride w:ilvl="4">
+      <w:startOverride w:val="3"/>
+    </w:lvlOverride>
+    <w:lvlOverride w:ilvl="5">
+      <w:startOverride w:val="3"/>
+    </w:lvlOverride>
+    <w:lvlOverride w:ilvl="6">
+      <w:startOverride w:val="3"/>
+    </w:lvlOverride>
+    <w:lvlOverride w:ilvl="7">
+      <w:startOverride w:val="3"/>
+    </w:lvlOverride>
+    <w:lvlOverride w:ilvl="8">
+      <w:startOverride w:val="3"/>
+    </w:lvlOverride>
+  </w:num>
+  <w:num w:numId="1011">
     <w:abstractNumId w:val="99411"/>
     <w:lvlOverride w:ilvl="0">
       <w:startOverride w:val="1"/>
@@ -19518,7 +21456,7 @@
       <w:startOverride w:val="1"/>
     </w:lvlOverride>
   </w:num>
-  <w:num w:numId="1009">
+  <w:num w:numId="1012">
     <w:abstractNumId w:val="99412"/>
     <w:lvlOverride w:ilvl="0">
       <w:startOverride w:val="2"/>
@@ -19548,7 +21486,7 @@
       <w:startOverride w:val="2"/>
     </w:lvlOverride>
   </w:num>
-  <w:num w:numId="1010">
+  <w:num w:numId="1013">
     <w:abstractNumId w:val="99413"/>
     <w:lvlOverride w:ilvl="0">
       <w:startOverride w:val="3"/>
@@ -19578,7 +21516,7 @@
       <w:startOverride w:val="3"/>
     </w:lvlOverride>
   </w:num>
-  <w:num w:numId="1011">
+  <w:num w:numId="1014">
     <w:abstractNumId w:val="99431"/>
     <w:lvlOverride w:ilvl="0">
       <w:startOverride w:val="1"/>
@@ -19608,10 +21546,10 @@
       <w:startOverride w:val="1"/>
     </w:lvlOverride>
   </w:num>
-  <w:num w:numId="1012">
+  <w:num w:numId="1015">
     <w:abstractNumId w:val="991"/>
   </w:num>
-  <w:num w:numId="1013">
+  <w:num w:numId="1016">
     <w:abstractNumId w:val="99431"/>
     <w:lvlOverride w:ilvl="0">
       <w:startOverride w:val="1"/>
@@ -19641,7 +21579,7 @@
       <w:startOverride w:val="1"/>
     </w:lvlOverride>
   </w:num>
-  <w:num w:numId="1014">
+  <w:num w:numId="1017">
     <w:abstractNumId w:val="99411"/>
     <w:lvlOverride w:ilvl="0">
       <w:startOverride w:val="1"/>
@@ -19671,7 +21609,7 @@
       <w:startOverride w:val="1"/>
     </w:lvlOverride>
   </w:num>
-  <w:num w:numId="1015">
+  <w:num w:numId="1018">
     <w:abstractNumId w:val="99431"/>
     <w:lvlOverride w:ilvl="0">
       <w:startOverride w:val="1"/>
@@ -19701,7 +21639,7 @@
       <w:startOverride w:val="1"/>
     </w:lvlOverride>
   </w:num>
-  <w:num w:numId="1016">
+  <w:num w:numId="1019">
     <w:abstractNumId w:val="99431"/>
     <w:lvlOverride w:ilvl="0">
       <w:startOverride w:val="1"/>

--- a/00-首页/题组Word/第一轮·综合套卷/第一轮综合卷12-学生版.docx
+++ b/00-首页/题组Word/第一轮·综合套卷/第一轮综合卷12-学生版.docx
@@ -281,53 +281,6 @@
           </m:sup>
         </m:sSubSup>
       </m:oMath>
-    </w:p>
-    <w:p>
-      <w:pPr>
-        <w:pStyle w:val="FirstParagraph"/>
-      </w:pPr>
-      <w:r>
-        <w:rPr>
-          <w:rFonts w:ascii="Times New Roman" w:hAnsi="Times New Roman" w:eastAsia="Times New Roman" w:cs="Times New Roman"/>
-        </w:rPr>
-        <w:t xml:space="preserve">used_in:</w:t>
-      </w:r>
-      <w:r>
-        <w:rPr>
-          <w:rFonts w:ascii="Times New Roman" w:hAnsi="Times New Roman" w:eastAsia="Times New Roman" w:cs="Times New Roman"/>
-        </w:rPr>
-        <w:t xml:space="preserve"> </w:t>
-      </w:r>
-      <w:r>
-        <w:rPr>
-          <w:rFonts w:hint="eastAsia" w:ascii="Times New Roman" w:hAnsi="Times New Roman" w:eastAsia="Times New Roman" w:cs="Times New Roman"/>
-        </w:rPr>
-        <w:t>“</w:t>
-      </w:r>
-      <w:r>
-        <w:rPr>
-          <w:rFonts w:hint="eastAsia" w:ascii="Times New Roman" w:hAnsi="Times New Roman" w:eastAsia="FangSong" w:cs="Times New Roman"/>
-        </w:rPr>
-        <w:t>第二轮习题集</w:t>
-      </w:r>
-      <w:r>
-        <w:rPr>
-          <w:rFonts w:hint="eastAsia" w:ascii="Times New Roman" w:hAnsi="Times New Roman" w:eastAsia="Times New Roman" w:cs="Times New Roman"/>
-        </w:rPr>
-        <w:t>-</w:t>
-      </w:r>
-      <w:r>
-        <w:rPr>
-          <w:rFonts w:hint="eastAsia" w:ascii="Times New Roman" w:hAnsi="Times New Roman" w:eastAsia="FangSong" w:cs="Times New Roman"/>
-        </w:rPr>
-        <w:t>结构化学一</w:t>
-      </w:r>
-      <w:r>
-        <w:rPr>
-          <w:rFonts w:hint="eastAsia" w:ascii="Times New Roman" w:hAnsi="Times New Roman" w:eastAsia="Times New Roman" w:cs="Times New Roman"/>
-        </w:rPr>
-        <w:t>”</w:t>
-      </w:r>
       <w:r>
         <w:rPr>
           <w:rFonts w:ascii="Times New Roman" w:hAnsi="Times New Roman" w:eastAsia="Times New Roman" w:cs="Times New Roman"/>
@@ -377,7 +330,7 @@
     </w:p>
     <w:p>
       <w:pPr>
-        <w:pStyle w:val="BodyText"/>
+        <w:pStyle w:val="FirstParagraph"/>
       </w:pPr>
       <w:r>
         <w:rPr>

--- a/00-首页/题组Word/第一轮·综合套卷/第一轮综合卷12-学生版.docx
+++ b/00-首页/题组Word/第一轮·综合套卷/第一轮综合卷12-学生版.docx
@@ -4898,30 +4898,6 @@
       </w:pPr>
       <w:r>
         <w:rPr>
-          <w:rFonts w:hint="eastAsia" w:ascii="Times New Roman" w:hAnsi="Times New Roman" w:eastAsia="Times New Roman" w:cs="Times New Roman"/>
-        </w:rPr>
-        <w:t>【</w:t>
-      </w:r>
-      <w:r>
-        <w:rPr>
-          <w:rFonts w:hint="eastAsia" w:ascii="Times New Roman" w:hAnsi="Times New Roman" w:eastAsia="FangSong" w:cs="Times New Roman"/>
-        </w:rPr>
-        <w:t>例</w:t>
-      </w:r>
-      <w:r>
-        <w:rPr>
-          <w:rFonts w:ascii="Times New Roman" w:hAnsi="Times New Roman" w:eastAsia="Times New Roman" w:cs="Times New Roman"/>
-        </w:rPr>
-        <w:t xml:space="preserve"> </w:t>
-      </w:r>
-      <w:r>
-        <w:rPr>
-          <w:rFonts w:hint="eastAsia" w:ascii="Times New Roman" w:hAnsi="Times New Roman" w:eastAsia="Times New Roman" w:cs="Times New Roman"/>
-        </w:rPr>
-        <w:t>16】</w:t>
-      </w:r>
-      <w:r>
-        <w:rPr>
           <w:rFonts w:hint="eastAsia" w:ascii="Times New Roman" w:hAnsi="Times New Roman" w:eastAsia="FangSong" w:cs="Times New Roman"/>
         </w:rPr>
         <w:t>制备三草酸合铁</w:t>
@@ -7057,30 +7033,6 @@
       </w:pPr>
       <w:r>
         <w:rPr>
-          <w:rFonts w:hint="eastAsia" w:ascii="Times New Roman" w:hAnsi="Times New Roman" w:eastAsia="Times New Roman" w:cs="Times New Roman"/>
-        </w:rPr>
-        <w:t>【</w:t>
-      </w:r>
-      <w:r>
-        <w:rPr>
-          <w:rFonts w:hint="eastAsia" w:ascii="Times New Roman" w:hAnsi="Times New Roman" w:eastAsia="FangSong" w:cs="Times New Roman"/>
-        </w:rPr>
-        <w:t>例</w:t>
-      </w:r>
-      <w:r>
-        <w:rPr>
-          <w:rFonts w:ascii="Times New Roman" w:hAnsi="Times New Roman" w:eastAsia="Times New Roman" w:cs="Times New Roman"/>
-        </w:rPr>
-        <w:t xml:space="preserve"> </w:t>
-      </w:r>
-      <w:r>
-        <w:rPr>
-          <w:rFonts w:hint="eastAsia" w:ascii="Times New Roman" w:hAnsi="Times New Roman" w:eastAsia="Times New Roman" w:cs="Times New Roman"/>
-        </w:rPr>
-        <w:t>17】</w:t>
-      </w:r>
-      <w:r>
-        <w:rPr>
           <w:rFonts w:hint="eastAsia" w:ascii="Times New Roman" w:hAnsi="Times New Roman" w:eastAsia="FangSong" w:cs="Times New Roman"/>
         </w:rPr>
         <w:t>六配位</w:t>
@@ -7615,33 +7567,9 @@
       </w:pPr>
       <w:r>
         <w:rPr>
-          <w:rFonts w:hint="eastAsia" w:ascii="Times New Roman" w:hAnsi="Times New Roman" w:eastAsia="Times New Roman" w:cs="Times New Roman"/>
-        </w:rPr>
-        <w:t>【</w:t>
-      </w:r>
-      <w:r>
-        <w:rPr>
-          <w:rFonts w:hint="eastAsia" w:ascii="Times New Roman" w:hAnsi="Times New Roman" w:eastAsia="FangSong" w:cs="Times New Roman"/>
-        </w:rPr>
-        <w:t>例</w:t>
-      </w:r>
-      <w:r>
-        <w:rPr>
-          <w:rFonts w:ascii="Times New Roman" w:hAnsi="Times New Roman" w:eastAsia="Times New Roman" w:cs="Times New Roman"/>
-        </w:rPr>
-        <w:t xml:space="preserve"> </w:t>
-      </w:r>
-      <w:r>
-        <w:rPr>
-          <w:rFonts w:hint="eastAsia" w:ascii="Times New Roman" w:hAnsi="Times New Roman" w:eastAsia="Times New Roman" w:cs="Times New Roman"/>
-        </w:rPr>
-        <w:t>18】</w:t>
-      </w:r>
-      <w:r>
-        <w:rPr>
-          <w:rFonts w:hint="eastAsia" w:ascii="Times New Roman" w:hAnsi="Times New Roman" w:eastAsia="FangSong" w:cs="Times New Roman"/>
-        </w:rPr>
-        <w:t>化合物</w:t>
+          <w:rFonts w:hint="eastAsia" w:ascii="Times New Roman" w:hAnsi="Times New Roman" w:eastAsia="FangSong" w:cs="Times New Roman"/>
+        </w:rPr>
+        <w:t xml:space="preserve">化合物</w:t>
       </w:r>
       <w:r>
         <w:rPr>
@@ -8371,25 +8299,7 @@
         <w:rPr>
           <w:rFonts w:hint="eastAsia" w:ascii="Times New Roman" w:hAnsi="Times New Roman" w:eastAsia="Times New Roman" w:cs="Times New Roman"/>
         </w:rPr>
-        <w:t>【</w:t>
-      </w:r>
-      <w:r>
-        <w:rPr>
-          <w:rFonts w:hint="eastAsia" w:ascii="Times New Roman" w:hAnsi="Times New Roman" w:eastAsia="FangSong" w:cs="Times New Roman"/>
-        </w:rPr>
-        <w:t>例</w:t>
-      </w:r>
-      <w:r>
-        <w:rPr>
-          <w:rFonts w:ascii="Times New Roman" w:hAnsi="Times New Roman" w:eastAsia="Times New Roman" w:cs="Times New Roman"/>
-        </w:rPr>
-        <w:t xml:space="preserve"> </w:t>
-      </w:r>
-      <w:r>
-        <w:rPr>
-          <w:rFonts w:hint="eastAsia" w:ascii="Times New Roman" w:hAnsi="Times New Roman" w:eastAsia="Times New Roman" w:cs="Times New Roman"/>
-        </w:rPr>
-        <w:t xml:space="preserve">19】（1)</w:t>
+        <w:t xml:space="preserve">（1)</w:t>
       </w:r>
       <w:r>
         <w:rPr>
@@ -12309,67 +12219,6 @@
     </w:p>
     <w:p>
       <w:pPr>
-        <w:pStyle w:val="BodyText"/>
-      </w:pPr>
-      <w:r>
-        <w:rPr>
-          <w:rFonts w:hint="eastAsia" w:ascii="Times New Roman" w:hAnsi="Times New Roman" w:eastAsia="FangSong" w:cs="Times New Roman"/>
-          <w:b/>
-          <w:bCs/>
-        </w:rPr>
-        <w:t xml:space="preserve">来源</w:t>
-      </w:r>
-      <w:r>
-        <w:rPr>
-          <w:rFonts w:hint="eastAsia" w:ascii="Times New Roman" w:hAnsi="Times New Roman" w:eastAsia="Times New Roman" w:cs="Times New Roman"/>
-        </w:rPr>
-        <w:t>：</w:t>
-      </w:r>
-      <w:r>
-        <w:rPr>
-          <w:rFonts w:hint="eastAsia" w:ascii="Times New Roman" w:hAnsi="Times New Roman" w:eastAsia="FangSong" w:cs="Times New Roman"/>
-        </w:rPr>
-        <w:t>化学竞赛初赛讲义</w:t>
-      </w:r>
-      <w:r>
-        <w:rPr>
-          <w:rFonts w:ascii="Times New Roman" w:hAnsi="Times New Roman" w:eastAsia="Times New Roman" w:cs="Times New Roman"/>
-        </w:rPr>
-        <w:t xml:space="preserve"> </w:t>
-      </w:r>
-      <w:r>
-        <w:rPr>
-          <w:rFonts w:hint="eastAsia" w:ascii="Times New Roman" w:hAnsi="Times New Roman" w:eastAsia="FangSong" w:cs="Times New Roman"/>
-        </w:rPr>
-        <w:t>第</w:t>
-      </w:r>
-      <w:r>
-        <w:rPr>
-          <w:rFonts w:hint="eastAsia" w:ascii="Times New Roman" w:hAnsi="Times New Roman" w:eastAsia="Times New Roman" w:cs="Times New Roman"/>
-        </w:rPr>
-        <w:t>1</w:t>
-      </w:r>
-      <w:r>
-        <w:rPr>
-          <w:rFonts w:hint="eastAsia" w:ascii="Times New Roman" w:hAnsi="Times New Roman" w:eastAsia="FangSong" w:cs="Times New Roman"/>
-        </w:rPr>
-        <w:t>讲</w:t>
-      </w:r>
-      <w:r>
-        <w:rPr>
-          <w:rFonts w:ascii="Times New Roman" w:hAnsi="Times New Roman" w:eastAsia="Times New Roman" w:cs="Times New Roman"/>
-        </w:rPr>
-        <w:t xml:space="preserve"> §1.6 </w:t>
-      </w:r>
-      <w:r>
-        <w:rPr>
-          <w:rFonts w:hint="eastAsia" w:ascii="Times New Roman" w:hAnsi="Times New Roman" w:eastAsia="FangSong" w:cs="Times New Roman"/>
-        </w:rPr>
-        <w:t xml:space="preserve">习题</w:t>
-      </w:r>
-    </w:p>
-    <w:p>
-      <w:pPr>
         <w:spacing w:before="160" w:after="80"/>
       </w:pPr>
       <w:r>
@@ -12570,67 +12419,6 @@
     </w:p>
     <w:p>
       <w:pPr>
-        <w:pStyle w:val="BodyText"/>
-      </w:pPr>
-      <w:r>
-        <w:rPr>
-          <w:rFonts w:hint="eastAsia" w:ascii="Times New Roman" w:hAnsi="Times New Roman" w:eastAsia="FangSong" w:cs="Times New Roman"/>
-          <w:b/>
-          <w:bCs/>
-        </w:rPr>
-        <w:t xml:space="preserve">来源</w:t>
-      </w:r>
-      <w:r>
-        <w:rPr>
-          <w:rFonts w:hint="eastAsia" w:ascii="Times New Roman" w:hAnsi="Times New Roman" w:eastAsia="Times New Roman" w:cs="Times New Roman"/>
-        </w:rPr>
-        <w:t>：</w:t>
-      </w:r>
-      <w:r>
-        <w:rPr>
-          <w:rFonts w:hint="eastAsia" w:ascii="Times New Roman" w:hAnsi="Times New Roman" w:eastAsia="FangSong" w:cs="Times New Roman"/>
-        </w:rPr>
-        <w:t>化学竞赛初赛讲义</w:t>
-      </w:r>
-      <w:r>
-        <w:rPr>
-          <w:rFonts w:ascii="Times New Roman" w:hAnsi="Times New Roman" w:eastAsia="Times New Roman" w:cs="Times New Roman"/>
-        </w:rPr>
-        <w:t xml:space="preserve"> </w:t>
-      </w:r>
-      <w:r>
-        <w:rPr>
-          <w:rFonts w:hint="eastAsia" w:ascii="Times New Roman" w:hAnsi="Times New Roman" w:eastAsia="FangSong" w:cs="Times New Roman"/>
-        </w:rPr>
-        <w:t>第</w:t>
-      </w:r>
-      <w:r>
-        <w:rPr>
-          <w:rFonts w:hint="eastAsia" w:ascii="Times New Roman" w:hAnsi="Times New Roman" w:eastAsia="Times New Roman" w:cs="Times New Roman"/>
-        </w:rPr>
-        <w:t>1</w:t>
-      </w:r>
-      <w:r>
-        <w:rPr>
-          <w:rFonts w:hint="eastAsia" w:ascii="Times New Roman" w:hAnsi="Times New Roman" w:eastAsia="FangSong" w:cs="Times New Roman"/>
-        </w:rPr>
-        <w:t>讲</w:t>
-      </w:r>
-      <w:r>
-        <w:rPr>
-          <w:rFonts w:ascii="Times New Roman" w:hAnsi="Times New Roman" w:eastAsia="Times New Roman" w:cs="Times New Roman"/>
-        </w:rPr>
-        <w:t xml:space="preserve"> §1.6 </w:t>
-      </w:r>
-      <w:r>
-        <w:rPr>
-          <w:rFonts w:hint="eastAsia" w:ascii="Times New Roman" w:hAnsi="Times New Roman" w:eastAsia="FangSong" w:cs="Times New Roman"/>
-        </w:rPr>
-        <w:t xml:space="preserve">习题</w:t>
-      </w:r>
-    </w:p>
-    <w:p>
-      <w:pPr>
         <w:spacing w:before="160" w:after="80"/>
       </w:pPr>
       <w:r>
@@ -13177,30 +12965,6 @@
       <w:pPr>
         <w:pStyle w:val="FirstParagraph"/>
       </w:pPr>
-      <w:r>
-        <w:rPr>
-          <w:rFonts w:hint="eastAsia" w:ascii="Times New Roman" w:hAnsi="Times New Roman" w:eastAsia="Times New Roman" w:cs="Times New Roman"/>
-        </w:rPr>
-        <w:t>【</w:t>
-      </w:r>
-      <w:r>
-        <w:rPr>
-          <w:rFonts w:hint="eastAsia" w:ascii="Times New Roman" w:hAnsi="Times New Roman" w:eastAsia="FangSong" w:cs="Times New Roman"/>
-        </w:rPr>
-        <w:t>例</w:t>
-      </w:r>
-      <w:r>
-        <w:rPr>
-          <w:rFonts w:ascii="Times New Roman" w:hAnsi="Times New Roman" w:eastAsia="Times New Roman" w:cs="Times New Roman"/>
-        </w:rPr>
-        <w:t xml:space="preserve"> </w:t>
-      </w:r>
-      <w:r>
-        <w:rPr>
-          <w:rFonts w:hint="eastAsia" w:ascii="Times New Roman" w:hAnsi="Times New Roman" w:eastAsia="Times New Roman" w:cs="Times New Roman"/>
-        </w:rPr>
-        <w:t>2】</w:t>
-      </w:r>
       <w:r>
         <w:rPr>
           <w:rFonts w:hint="eastAsia" w:ascii="Times New Roman" w:hAnsi="Times New Roman" w:eastAsia="FangSong" w:cs="Times New Roman"/>
@@ -19307,19 +19071,7 @@
         <w:rPr>
           <w:rFonts w:hint="eastAsia" w:ascii="Times New Roman" w:hAnsi="Times New Roman" w:eastAsia="Times New Roman" w:cs="Times New Roman"/>
         </w:rPr>
-        <w:t>【</w:t>
-      </w:r>
-      <w:r>
-        <w:rPr>
-          <w:rFonts w:hint="eastAsia" w:ascii="Times New Roman" w:hAnsi="Times New Roman" w:eastAsia="FangSong" w:cs="Times New Roman"/>
-        </w:rPr>
-        <w:t>例</w:t>
-      </w:r>
-      <w:r>
-        <w:rPr>
-          <w:rFonts w:hint="eastAsia" w:ascii="Times New Roman" w:hAnsi="Times New Roman" w:eastAsia="Times New Roman" w:cs="Times New Roman"/>
-        </w:rPr>
-        <w:t>2】（2004</w:t>
+        <w:t xml:space="preserve">（2004</w:t>
       </w:r>
       <w:r>
         <w:rPr>

--- a/00-首页/题组Word/第一轮·综合套卷/第一轮综合卷12-学生版.docx
+++ b/00-首页/题组Word/第一轮·综合套卷/第一轮综合卷12-学生版.docx
@@ -2,7 +2,7 @@
 <file path=word/document.xml><?xml version="1.0" encoding="utf-8"?>
 <w:document xmlns:w="http://schemas.openxmlformats.org/wordprocessingml/2006/main" xmlns:m="http://schemas.openxmlformats.org/officeDocument/2006/math" xmlns:r="http://schemas.openxmlformats.org/officeDocument/2006/relationships" xmlns:o="urn:schemas-microsoft-com:office:office" xmlns:v="urn:schemas-microsoft-com:vml" xmlns:w10="urn:schemas-microsoft-com:office:word" xmlns:a="http://schemas.openxmlformats.org/drawingml/2006/main" xmlns:pic="http://schemas.openxmlformats.org/drawingml/2006/picture" xmlns:wp="http://schemas.openxmlformats.org/drawingml/2006/wordprocessingDrawing">
   <w:body>
-    <w:bookmarkStart w:id="48" w:name="第一轮综合练习-第12卷"/>
+    <w:bookmarkStart w:id="49" w:name="第一轮综合练习-第12卷"/>
     <w:p>
       <w:pPr>
         <w:pStyle w:val="Heading1"/>
@@ -50,7 +50,7 @@
         </w:pict>
       </w:r>
     </w:p>
-    <w:bookmarkStart w:id="47" w:name="题目"/>
+    <w:bookmarkStart w:id="48" w:name="题目"/>
     <w:p>
       <w:pPr>
         <w:pStyle w:val="Heading2"/>
@@ -281,37 +281,37 @@
           </m:sup>
         </m:sSubSup>
       </m:oMath>
-      <w:r>
-        <w:rPr>
-          <w:rFonts w:ascii="Times New Roman" w:hAnsi="Times New Roman" w:eastAsia="Times New Roman" w:cs="Times New Roman"/>
-        </w:rPr>
-        <w:t xml:space="preserve"> </w:t>
-      </w:r>
-      <w:r>
-        <w:rPr>
-          <w:rFonts w:ascii="Times New Roman" w:hAnsi="Times New Roman" w:eastAsia="Times New Roman" w:cs="Times New Roman"/>
-          <w:b/>
-          <w:bCs/>
-          <w:i/>
-          <w:iCs/>
-        </w:rPr>
-        <w:t xml:space="preserve"> </w:t>
-      </w:r>
-      <w:r>
-        <w:rPr>
-          <w:rFonts w:ascii="Times New Roman" w:hAnsi="Times New Roman" w:eastAsia="Times New Roman" w:cs="Times New Roman"/>
-        </w:rPr>
-        <w:t xml:space="preserve"> </w:t>
-      </w:r>
-      <w:r>
-        <w:rPr>
-          <w:rFonts w:ascii="Times New Roman" w:hAnsi="Times New Roman" w:eastAsia="Times New Roman" w:cs="Times New Roman"/>
-        </w:rPr>
-        <w:t xml:space="preserve">### </w:t>
-      </w:r>
-      <w:r>
-        <w:rPr>
-          <w:rFonts w:hint="eastAsia" w:ascii="Times New Roman" w:hAnsi="Times New Roman" w:eastAsia="FangSong" w:cs="Times New Roman"/>
+    </w:p>
+    <w:p>
+      <w:pPr>
+        <w:spacing w:before="160" w:after="80"/>
+      </w:pPr>
+      <w:r>
+        <w:pict>
+          <v:rect style="width:0;height:1.5pt" o:hralign="center" o:hrstd="t" o:hr="t"/>
+        </w:pict>
+      </w:r>
+    </w:p>
+    <w:p>
+      <w:pPr>
+        <w:spacing w:before="160" w:after="80"/>
+      </w:pPr>
+      <w:r>
+        <w:pict>
+          <v:rect style="width:0;height:1.5pt" o:hralign="center" o:hrstd="t" o:hr="t"/>
+        </w:pict>
+      </w:r>
+    </w:p>
+    <w:bookmarkEnd w:id="9"/>
+    <w:bookmarkStart w:id="10" w:name="第2题"/>
+    <w:p>
+      <w:pPr>
+        <w:pStyle w:val="Heading3"/>
+        <w:spacing w:before="280" w:after="120"/>
+      </w:pPr>
+      <w:r>
+        <w:rPr>
+          <w:rFonts w:hint="eastAsia" w:ascii="Times New Roman" w:hAnsi="Times New Roman" w:eastAsia="SimHei" w:cs="Times New Roman"/>
         </w:rPr>
         <w:t>第</w:t>
       </w:r>
@@ -323,7 +323,7 @@
       </w:r>
       <w:r>
         <w:rPr>
-          <w:rFonts w:hint="eastAsia" w:ascii="Times New Roman" w:hAnsi="Times New Roman" w:eastAsia="FangSong" w:cs="Times New Roman"/>
+          <w:rFonts w:hint="eastAsia" w:ascii="Times New Roman" w:hAnsi="Times New Roman" w:eastAsia="SimHei" w:cs="Times New Roman"/>
         </w:rPr>
         <w:t>题</w:t>
       </w:r>
@@ -1056,8 +1056,8 @@
         </w:pict>
       </w:r>
     </w:p>
-    <w:bookmarkEnd w:id="9"/>
-    <w:bookmarkStart w:id="10" w:name="第3题"/>
+    <w:bookmarkEnd w:id="10"/>
+    <w:bookmarkStart w:id="11" w:name="第3题"/>
     <w:p>
       <w:pPr>
         <w:pStyle w:val="Heading3"/>
@@ -1171,8 +1171,8 @@
         </w:pict>
       </w:r>
     </w:p>
-    <w:bookmarkEnd w:id="10"/>
-    <w:bookmarkStart w:id="11" w:name="第4题"/>
+    <w:bookmarkEnd w:id="11"/>
+    <w:bookmarkStart w:id="12" w:name="第4题"/>
     <w:p>
       <w:pPr>
         <w:pStyle w:val="Heading3"/>
@@ -1648,8 +1648,8 @@
         </w:pict>
       </w:r>
     </w:p>
-    <w:bookmarkEnd w:id="11"/>
-    <w:bookmarkStart w:id="12" w:name="第5题"/>
+    <w:bookmarkEnd w:id="12"/>
+    <w:bookmarkStart w:id="13" w:name="第5题"/>
     <w:p>
       <w:pPr>
         <w:pStyle w:val="Heading3"/>
@@ -1883,8 +1883,8 @@
         </w:pict>
       </w:r>
     </w:p>
-    <w:bookmarkEnd w:id="12"/>
-    <w:bookmarkStart w:id="13" w:name="第6题"/>
+    <w:bookmarkEnd w:id="13"/>
+    <w:bookmarkStart w:id="14" w:name="第6题"/>
     <w:p>
       <w:pPr>
         <w:pStyle w:val="Heading3"/>
@@ -2510,8 +2510,8 @@
         </w:pict>
       </w:r>
     </w:p>
-    <w:bookmarkEnd w:id="13"/>
-    <w:bookmarkStart w:id="17" w:name="第7题"/>
+    <w:bookmarkEnd w:id="14"/>
+    <w:bookmarkStart w:id="18" w:name="第7题"/>
     <w:p>
       <w:pPr>
         <w:pStyle w:val="Heading3"/>
@@ -2832,18 +2832,18 @@
           <wp:inline>
             <wp:extent cx="3240000" cy="3150452"/>
             <wp:effectExtent b="0" l="0" r="0" t="0"/>
-            <wp:docPr descr="" title="" id="15" name="Picture"/>
+            <wp:docPr descr="" title="" id="16" name="Picture"/>
             <a:graphic>
               <a:graphicData uri="http://schemas.openxmlformats.org/drawingml/2006/picture">
                 <pic:pic>
                   <pic:nvPicPr>
-                    <pic:cNvPr descr="8ada850f2d741bea93797f845c8e44aa53151f234d8d6450e39c41b1b655ed6e.jpg" id="16" name="Picture"/>
+                    <pic:cNvPr descr="8ada850f2d741bea93797f845c8e44aa53151f234d8d6450e39c41b1b655ed6e.jpg" id="17" name="Picture"/>
                     <pic:cNvPicPr>
                       <a:picLocks noChangeArrowheads="1" noChangeAspect="1"/>
                     </pic:cNvPicPr>
                   </pic:nvPicPr>
                   <pic:blipFill>
-                    <a:blip r:embed="rId14"/>
+                    <a:blip r:embed="rId15"/>
                     <a:stretch>
                       <a:fillRect/>
                     </a:stretch>
@@ -2880,8 +2880,8 @@
         </w:pict>
       </w:r>
     </w:p>
-    <w:bookmarkEnd w:id="17"/>
-    <w:bookmarkStart w:id="18" w:name="第8题"/>
+    <w:bookmarkEnd w:id="18"/>
+    <w:bookmarkStart w:id="19" w:name="第8题"/>
     <w:p>
       <w:pPr>
         <w:pStyle w:val="Heading3"/>
@@ -3041,8 +3041,8 @@
         </w:pict>
       </w:r>
     </w:p>
-    <w:bookmarkEnd w:id="18"/>
-    <w:bookmarkStart w:id="19" w:name="第9题"/>
+    <w:bookmarkEnd w:id="19"/>
+    <w:bookmarkStart w:id="20" w:name="第9题"/>
     <w:p>
       <w:pPr>
         <w:pStyle w:val="Heading3"/>
@@ -3231,8 +3231,8 @@
         </w:pict>
       </w:r>
     </w:p>
-    <w:bookmarkEnd w:id="19"/>
-    <w:bookmarkStart w:id="20" w:name="第10题"/>
+    <w:bookmarkEnd w:id="20"/>
+    <w:bookmarkStart w:id="21" w:name="第10题"/>
     <w:p>
       <w:pPr>
         <w:pStyle w:val="Heading3"/>
@@ -3464,8 +3464,8 @@
         </w:pict>
       </w:r>
     </w:p>
-    <w:bookmarkEnd w:id="20"/>
-    <w:bookmarkStart w:id="21" w:name="第11题"/>
+    <w:bookmarkEnd w:id="21"/>
+    <w:bookmarkStart w:id="22" w:name="第11题"/>
     <w:p>
       <w:pPr>
         <w:pStyle w:val="Heading3"/>
@@ -4182,8 +4182,8 @@
         </w:pict>
       </w:r>
     </w:p>
-    <w:bookmarkEnd w:id="21"/>
-    <w:bookmarkStart w:id="22" w:name="第12题"/>
+    <w:bookmarkEnd w:id="22"/>
+    <w:bookmarkStart w:id="23" w:name="第12题"/>
     <w:p>
       <w:pPr>
         <w:pStyle w:val="Heading3"/>
@@ -4866,8 +4866,8 @@
         </w:pict>
       </w:r>
     </w:p>
-    <w:bookmarkEnd w:id="22"/>
-    <w:bookmarkStart w:id="23" w:name="第13题"/>
+    <w:bookmarkEnd w:id="23"/>
+    <w:bookmarkStart w:id="24" w:name="第13题"/>
     <w:p>
       <w:pPr>
         <w:pStyle w:val="Heading3"/>
@@ -7001,8 +7001,8 @@
         </w:pict>
       </w:r>
     </w:p>
-    <w:bookmarkEnd w:id="23"/>
-    <w:bookmarkStart w:id="24" w:name="第14题"/>
+    <w:bookmarkEnd w:id="24"/>
+    <w:bookmarkStart w:id="25" w:name="第14题"/>
     <w:p>
       <w:pPr>
         <w:pStyle w:val="Heading3"/>
@@ -7535,8 +7535,8 @@
         </w:pict>
       </w:r>
     </w:p>
-    <w:bookmarkEnd w:id="24"/>
-    <w:bookmarkStart w:id="25" w:name="第15题"/>
+    <w:bookmarkEnd w:id="25"/>
+    <w:bookmarkStart w:id="26" w:name="第15题"/>
     <w:p>
       <w:pPr>
         <w:pStyle w:val="Heading3"/>
@@ -8265,8 +8265,8 @@
         </w:pict>
       </w:r>
     </w:p>
-    <w:bookmarkEnd w:id="25"/>
-    <w:bookmarkStart w:id="26" w:name="第16题"/>
+    <w:bookmarkEnd w:id="26"/>
+    <w:bookmarkStart w:id="27" w:name="第16题"/>
     <w:p>
       <w:pPr>
         <w:pStyle w:val="Heading3"/>
@@ -10043,8 +10043,8 @@
         </w:pict>
       </w:r>
     </w:p>
-    <w:bookmarkEnd w:id="26"/>
-    <w:bookmarkStart w:id="27" w:name="第17题"/>
+    <w:bookmarkEnd w:id="27"/>
+    <w:bookmarkStart w:id="28" w:name="第17题"/>
     <w:p>
       <w:pPr>
         <w:pStyle w:val="Heading3"/>
@@ -10866,8 +10866,8 @@
         </w:pict>
       </w:r>
     </w:p>
-    <w:bookmarkEnd w:id="27"/>
-    <w:bookmarkStart w:id="28" w:name="第18题"/>
+    <w:bookmarkEnd w:id="28"/>
+    <w:bookmarkStart w:id="29" w:name="第18题"/>
     <w:p>
       <w:pPr>
         <w:pStyle w:val="Heading3"/>
@@ -11831,8 +11831,8 @@
         </w:pict>
       </w:r>
     </w:p>
-    <w:bookmarkEnd w:id="28"/>
-    <w:bookmarkStart w:id="29" w:name="第19题"/>
+    <w:bookmarkEnd w:id="29"/>
+    <w:bookmarkStart w:id="30" w:name="第19题"/>
     <w:p>
       <w:pPr>
         <w:pStyle w:val="Heading3"/>
@@ -12227,8 +12227,8 @@
         </w:pict>
       </w:r>
     </w:p>
-    <w:bookmarkEnd w:id="29"/>
-    <w:bookmarkStart w:id="30" w:name="第20题"/>
+    <w:bookmarkEnd w:id="30"/>
+    <w:bookmarkStart w:id="31" w:name="第20题"/>
     <w:p>
       <w:pPr>
         <w:pStyle w:val="Heading3"/>
@@ -12427,8 +12427,8 @@
         </w:pict>
       </w:r>
     </w:p>
-    <w:bookmarkEnd w:id="30"/>
-    <w:bookmarkStart w:id="31" w:name="第21题"/>
+    <w:bookmarkEnd w:id="31"/>
+    <w:bookmarkStart w:id="32" w:name="第21题"/>
     <w:p>
       <w:pPr>
         <w:pStyle w:val="Heading3"/>
@@ -12935,8 +12935,8 @@
         </w:pict>
       </w:r>
     </w:p>
-    <w:bookmarkEnd w:id="31"/>
-    <w:bookmarkStart w:id="32" w:name="第22题"/>
+    <w:bookmarkEnd w:id="32"/>
+    <w:bookmarkStart w:id="33" w:name="第22题"/>
     <w:p>
       <w:pPr>
         <w:pStyle w:val="Heading3"/>
@@ -13447,8 +13447,8 @@
         </w:pict>
       </w:r>
     </w:p>
-    <w:bookmarkEnd w:id="32"/>
-    <w:bookmarkStart w:id="36" w:name="第23题"/>
+    <w:bookmarkEnd w:id="33"/>
+    <w:bookmarkStart w:id="37" w:name="第23题"/>
     <w:p>
       <w:pPr>
         <w:pStyle w:val="Heading3"/>
@@ -14774,18 +14774,18 @@
           <wp:inline>
             <wp:extent cx="3600000" cy="2247305"/>
             <wp:effectExtent b="0" l="0" r="0" t="0"/>
-            <wp:docPr descr="" title="" id="34" name="Picture"/>
+            <wp:docPr descr="" title="" id="35" name="Picture"/>
             <a:graphic>
               <a:graphicData uri="http://schemas.openxmlformats.org/drawingml/2006/picture">
                 <pic:pic>
                   <pic:nvPicPr>
-                    <pic:cNvPr descr="37d633c831e4bffa02931728cb627ad409987ea7bd23006cdab18d43d7ce970c.jpg" id="35" name="Picture"/>
+                    <pic:cNvPr descr="37d633c831e4bffa02931728cb627ad409987ea7bd23006cdab18d43d7ce970c.jpg" id="36" name="Picture"/>
                     <pic:cNvPicPr>
                       <a:picLocks noChangeArrowheads="1" noChangeAspect="1"/>
                     </pic:cNvPicPr>
                   </pic:nvPicPr>
                   <pic:blipFill>
-                    <a:blip r:embed="rId33"/>
+                    <a:blip r:embed="rId34"/>
                     <a:stretch>
                       <a:fillRect/>
                     </a:stretch>
@@ -15064,8 +15064,8 @@
         </w:pict>
       </w:r>
     </w:p>
-    <w:bookmarkEnd w:id="36"/>
-    <w:bookmarkStart w:id="37" w:name="第24题"/>
+    <w:bookmarkEnd w:id="37"/>
+    <w:bookmarkStart w:id="38" w:name="第24题"/>
     <w:p>
       <w:pPr>
         <w:pStyle w:val="Heading3"/>
@@ -15566,8 +15566,8 @@
         </w:pict>
       </w:r>
     </w:p>
-    <w:bookmarkEnd w:id="37"/>
-    <w:bookmarkStart w:id="38" w:name="第25题"/>
+    <w:bookmarkEnd w:id="38"/>
+    <w:bookmarkStart w:id="39" w:name="第25题"/>
     <w:p>
       <w:pPr>
         <w:pStyle w:val="Heading3"/>
@@ -16147,8 +16147,8 @@
         </w:pict>
       </w:r>
     </w:p>
-    <w:bookmarkEnd w:id="38"/>
-    <w:bookmarkStart w:id="42" w:name="第26题"/>
+    <w:bookmarkEnd w:id="39"/>
+    <w:bookmarkStart w:id="43" w:name="第26题"/>
     <w:p>
       <w:pPr>
         <w:pStyle w:val="Heading3"/>
@@ -16938,18 +16938,18 @@
           <wp:inline>
             <wp:extent cx="1800000" cy="1263157"/>
             <wp:effectExtent b="0" l="0" r="0" t="0"/>
-            <wp:docPr descr="" title="" id="40" name="Picture"/>
+            <wp:docPr descr="" title="" id="41" name="Picture"/>
             <a:graphic>
               <a:graphicData uri="http://schemas.openxmlformats.org/drawingml/2006/picture">
                 <pic:pic>
                   <pic:nvPicPr>
-                    <pic:cNvPr descr="ecde0f8b18d09da0ec54be19d3e043874a17d26b9baf3db026f55d3cd97115bb.jpg" id="41" name="Picture"/>
+                    <pic:cNvPr descr="ecde0f8b18d09da0ec54be19d3e043874a17d26b9baf3db026f55d3cd97115bb.jpg" id="42" name="Picture"/>
                     <pic:cNvPicPr>
                       <a:picLocks noChangeArrowheads="1" noChangeAspect="1"/>
                     </pic:cNvPicPr>
                   </pic:nvPicPr>
                   <pic:blipFill>
-                    <a:blip r:embed="rId39"/>
+                    <a:blip r:embed="rId40"/>
                     <a:stretch>
                       <a:fillRect/>
                     </a:stretch>
@@ -16986,8 +16986,8 @@
         </w:pict>
       </w:r>
     </w:p>
-    <w:bookmarkEnd w:id="42"/>
-    <w:bookmarkStart w:id="43" w:name="第27题"/>
+    <w:bookmarkEnd w:id="43"/>
+    <w:bookmarkStart w:id="44" w:name="第27题"/>
     <w:p>
       <w:pPr>
         <w:pStyle w:val="Heading3"/>
@@ -17627,8 +17627,8 @@
         </w:pict>
       </w:r>
     </w:p>
-    <w:bookmarkEnd w:id="43"/>
-    <w:bookmarkStart w:id="44" w:name="第28题"/>
+    <w:bookmarkEnd w:id="44"/>
+    <w:bookmarkStart w:id="45" w:name="第28题"/>
     <w:p>
       <w:pPr>
         <w:pStyle w:val="Heading3"/>
@@ -18091,8 +18091,8 @@
         </w:pict>
       </w:r>
     </w:p>
-    <w:bookmarkEnd w:id="44"/>
-    <w:bookmarkStart w:id="45" w:name="第29题"/>
+    <w:bookmarkEnd w:id="45"/>
+    <w:bookmarkStart w:id="46" w:name="第29题"/>
     <w:p>
       <w:pPr>
         <w:pStyle w:val="Heading3"/>
@@ -19037,8 +19037,8 @@
         </w:pict>
       </w:r>
     </w:p>
-    <w:bookmarkEnd w:id="45"/>
-    <w:bookmarkStart w:id="46" w:name="第30题"/>
+    <w:bookmarkEnd w:id="46"/>
+    <w:bookmarkStart w:id="47" w:name="第30题"/>
     <w:p>
       <w:pPr>
         <w:pStyle w:val="Heading3"/>
@@ -19751,9 +19751,9 @@
         </w:pict>
       </w:r>
     </w:p>
-    <w:bookmarkEnd w:id="46"/>
     <w:bookmarkEnd w:id="47"/>
     <w:bookmarkEnd w:id="48"/>
+    <w:bookmarkEnd w:id="49"/>
     <w:sectPr>
       <w:footerReference w:type="default" r:id="rId9"/>
       <w:footnotePr>
